--- a/Report/officedown.docx
+++ b/Report/officedown.docx
@@ -1,6 +1,6 @@
 
 <file path=word/document.xml><?xml version="1.0" encoding="utf-8"?>
-<w:document xmlns:wpc="http://schemas.microsoft.com/office/word/2010/wordprocessingCanvas" xmlns:cx="http://schemas.microsoft.com/office/drawing/2014/chartex" xmlns:cx1="http://schemas.microsoft.com/office/drawing/2015/9/8/chartex" xmlns:cx2="http://schemas.microsoft.com/office/drawing/2015/10/21/chartex" xmlns:cx3="http://schemas.microsoft.com/office/drawing/2016/5/9/chartex" xmlns:cx4="http://schemas.microsoft.com/office/drawing/2016/5/10/chartex" xmlns:cx5="http://schemas.microsoft.com/office/drawing/2016/5/11/chartex" xmlns:cx6="http://schemas.microsoft.com/office/drawing/2016/5/12/chartex" xmlns:cx7="http://schemas.microsoft.com/office/drawing/2016/5/13/chartex" xmlns:cx8="http://schemas.microsoft.com/office/drawing/2016/5/14/chartex" xmlns:mc="http://schemas.openxmlformats.org/markup-compatibility/2006" xmlns:aink="http://schemas.microsoft.com/office/drawing/2016/ink" xmlns:am3d="http://schemas.microsoft.com/office/drawing/2017/model3d" xmlns:o="urn:schemas-microsoft-com:office:office" xmlns:oel="http://schemas.microsoft.com/office/2019/extlst" xmlns:r="http://schemas.openxmlformats.org/officeDocument/2006/relationships" xmlns:m="http://schemas.openxmlformats.org/officeDocument/2006/math" xmlns:v="urn:schemas-microsoft-com:vml" xmlns:wp14="http://schemas.microsoft.com/office/word/2010/wordprocessingDrawing" xmlns:wp="http://schemas.openxmlformats.org/drawingml/2006/wordprocessingDrawing" xmlns:w10="urn:schemas-microsoft-com:office:word" xmlns:w="http://schemas.openxmlformats.org/wordprocessingml/2006/main" xmlns:w14="http://schemas.microsoft.com/office/word/2010/wordml" xmlns:w15="http://schemas.microsoft.com/office/word/2012/wordml" xmlns:w16cex="http://schemas.microsoft.com/office/word/2018/wordml/cex" xmlns:w16cid="http://schemas.microsoft.com/office/word/2016/wordml/cid" xmlns:w16="http://schemas.microsoft.com/office/word/2018/wordml" xmlns:w16sdtdh="http://schemas.microsoft.com/office/word/2020/wordml/sdtdatahash" xmlns:w16se="http://schemas.microsoft.com/office/word/2015/wordml/symex" xmlns:wpg="http://schemas.microsoft.com/office/word/2010/wordprocessingGroup" xmlns:wpi="http://schemas.microsoft.com/office/word/2010/wordprocessingInk" xmlns:wne="http://schemas.microsoft.com/office/word/2006/wordml" xmlns:wps="http://schemas.microsoft.com/office/word/2010/wordprocessingShape" mc:Ignorable="w14 w15 w16se w16cid w16 w16cex w16sdtdh wp14">
+<w:document xmlns:wpc="http://schemas.microsoft.com/office/word/2010/wordprocessingCanvas" xmlns:cx="http://schemas.microsoft.com/office/drawing/2014/chartex" xmlns:cx1="http://schemas.microsoft.com/office/drawing/2015/9/8/chartex" xmlns:cx2="http://schemas.microsoft.com/office/drawing/2015/10/21/chartex" xmlns:cx3="http://schemas.microsoft.com/office/drawing/2016/5/9/chartex" xmlns:cx4="http://schemas.microsoft.com/office/drawing/2016/5/10/chartex" xmlns:cx5="http://schemas.microsoft.com/office/drawing/2016/5/11/chartex" xmlns:cx6="http://schemas.microsoft.com/office/drawing/2016/5/12/chartex" xmlns:cx7="http://schemas.microsoft.com/office/drawing/2016/5/13/chartex" xmlns:cx8="http://schemas.microsoft.com/office/drawing/2016/5/14/chartex" xmlns:mc="http://schemas.openxmlformats.org/markup-compatibility/2006" xmlns:aink="http://schemas.microsoft.com/office/drawing/2016/ink" xmlns:am3d="http://schemas.microsoft.com/office/drawing/2017/model3d" xmlns:o="urn:schemas-microsoft-com:office:office" xmlns:oel="http://schemas.microsoft.com/office/2019/extlst" xmlns:r="http://schemas.openxmlformats.org/officeDocument/2006/relationships" xmlns:m="http://schemas.openxmlformats.org/officeDocument/2006/math" xmlns:v="urn:schemas-microsoft-com:vml" xmlns:wp14="http://schemas.microsoft.com/office/word/2010/wordprocessingDrawing" xmlns:wp="http://schemas.openxmlformats.org/drawingml/2006/wordprocessingDrawing" xmlns:w10="urn:schemas-microsoft-com:office:word" xmlns:w="http://schemas.openxmlformats.org/wordprocessingml/2006/main" xmlns:w14="http://schemas.microsoft.com/office/word/2010/wordml" xmlns:w15="http://schemas.microsoft.com/office/word/2012/wordml" xmlns:w16cex="http://schemas.microsoft.com/office/word/2018/wordml/cex" xmlns:w16cid="http://schemas.microsoft.com/office/word/2016/wordml/cid" xmlns:w16="http://schemas.microsoft.com/office/word/2018/wordml" xmlns:w16du="http://schemas.microsoft.com/office/word/2023/wordml/word16du" xmlns:w16sdtdh="http://schemas.microsoft.com/office/word/2020/wordml/sdtdatahash" xmlns:w16sdtfl="http://schemas.microsoft.com/office/word/2024/wordml/sdtformatlock" xmlns:w16se="http://schemas.microsoft.com/office/word/2015/wordml/symex" xmlns:wpg="http://schemas.microsoft.com/office/word/2010/wordprocessingGroup" xmlns:wpi="http://schemas.microsoft.com/office/word/2010/wordprocessingInk" xmlns:wne="http://schemas.microsoft.com/office/word/2006/wordml" xmlns:wps="http://schemas.microsoft.com/office/word/2010/wordprocessingShape" mc:Ignorable="w14 w15 w16se w16cid w16 w16cex w16sdtdh w16sdtfl w16du wp14">
   <w:body>
     <w:p>
       <w:pPr>
@@ -84,21 +84,7 @@
           <w:rFonts w:ascii="Times New Roman" w:hAnsi="Times New Roman" w:cs="Times New Roman"/>
         </w:rPr>
         <w:lastRenderedPageBreak/>
-        <w:t xml:space="preserve">This document presents </w:t>
-      </w:r>
-      <w:proofErr w:type="gramStart"/>
-      <w:r>
-        <w:rPr>
-          <w:rFonts w:ascii="Times New Roman" w:hAnsi="Times New Roman" w:cs="Times New Roman"/>
-        </w:rPr>
-        <w:t>most of</w:t>
-      </w:r>
-      <w:proofErr w:type="gramEnd"/>
-      <w:r>
-        <w:rPr>
-          <w:rFonts w:ascii="Times New Roman" w:hAnsi="Times New Roman" w:cs="Times New Roman"/>
-        </w:rPr>
-        <w:t xml:space="preserve"> the features of the package </w:t>
+        <w:t xml:space="preserve">This document presents most of the features of the package </w:t>
       </w:r>
       <w:proofErr w:type="spellStart"/>
       <w:r>
@@ -127,15 +113,15 @@
           <w:rFonts w:ascii="Times New Roman" w:hAnsi="Times New Roman" w:cs="Times New Roman"/>
         </w:rPr>
       </w:pPr>
-      <w:bookmarkStart w:id="0" w:name="table-of-content"/>
-      <w:bookmarkStart w:id="1" w:name="_Toc155468930"/>
+      <w:bookmarkStart w:id="0" w:name="_Toc155468930"/>
+      <w:bookmarkStart w:id="1" w:name="table-of-content"/>
       <w:r>
         <w:rPr>
           <w:rFonts w:ascii="Times New Roman" w:hAnsi="Times New Roman" w:cs="Times New Roman"/>
         </w:rPr>
         <w:t>Table of content</w:t>
       </w:r>
-      <w:bookmarkEnd w:id="1"/>
+      <w:bookmarkEnd w:id="0"/>
     </w:p>
     <w:p>
       <w:pPr>
@@ -1756,16 +1742,16 @@
           <w:rFonts w:ascii="Times New Roman" w:hAnsi="Times New Roman" w:cs="Times New Roman"/>
         </w:rPr>
       </w:pPr>
-      <w:bookmarkStart w:id="2" w:name="list-of-figures"/>
-      <w:bookmarkStart w:id="3" w:name="_Toc155468931"/>
-      <w:bookmarkEnd w:id="0"/>
+      <w:bookmarkStart w:id="2" w:name="_Toc155468931"/>
+      <w:bookmarkStart w:id="3" w:name="list-of-figures"/>
+      <w:bookmarkEnd w:id="1"/>
       <w:r>
         <w:rPr>
           <w:rFonts w:ascii="Times New Roman" w:hAnsi="Times New Roman" w:cs="Times New Roman"/>
         </w:rPr>
         <w:t>List of figures</w:t>
       </w:r>
-      <w:bookmarkEnd w:id="3"/>
+      <w:bookmarkEnd w:id="2"/>
     </w:p>
     <w:p>
       <w:pPr>
@@ -1977,16 +1963,16 @@
           <w:rFonts w:ascii="Times New Roman" w:hAnsi="Times New Roman" w:cs="Times New Roman"/>
         </w:rPr>
       </w:pPr>
-      <w:bookmarkStart w:id="4" w:name="list-of-tables"/>
-      <w:bookmarkStart w:id="5" w:name="_Toc155468932"/>
-      <w:bookmarkEnd w:id="2"/>
+      <w:bookmarkStart w:id="4" w:name="_Toc155468932"/>
+      <w:bookmarkStart w:id="5" w:name="list-of-tables"/>
+      <w:bookmarkEnd w:id="3"/>
       <w:r>
         <w:rPr>
           <w:rFonts w:ascii="Times New Roman" w:hAnsi="Times New Roman" w:cs="Times New Roman"/>
         </w:rPr>
         <w:t>List of tables</w:t>
       </w:r>
-      <w:bookmarkEnd w:id="5"/>
+      <w:bookmarkEnd w:id="4"/>
     </w:p>
     <w:p>
       <w:pPr>
@@ -2312,9 +2298,9 @@
           <w:rFonts w:ascii="Times New Roman" w:hAnsi="Times New Roman" w:cs="Times New Roman"/>
         </w:rPr>
       </w:pPr>
-      <w:bookmarkStart w:id="6" w:name="sections"/>
-      <w:bookmarkStart w:id="7" w:name="_Toc155468933"/>
-      <w:bookmarkEnd w:id="4"/>
+      <w:bookmarkStart w:id="6" w:name="_Toc155468933"/>
+      <w:bookmarkStart w:id="7" w:name="sections"/>
+      <w:bookmarkEnd w:id="5"/>
       <w:r>
         <w:rPr>
           <w:rFonts w:ascii="Times New Roman" w:hAnsi="Times New Roman" w:cs="Times New Roman"/>
@@ -2322,7 +2308,7 @@
         <w:lastRenderedPageBreak/>
         <w:t>Sections</w:t>
       </w:r>
-      <w:bookmarkEnd w:id="7"/>
+      <w:bookmarkEnd w:id="6"/>
     </w:p>
     <w:p>
       <w:pPr>
@@ -2331,15 +2317,15 @@
           <w:rFonts w:ascii="Times New Roman" w:hAnsi="Times New Roman" w:cs="Times New Roman"/>
         </w:rPr>
       </w:pPr>
-      <w:bookmarkStart w:id="8" w:name="a-two-columns-section"/>
-      <w:bookmarkStart w:id="9" w:name="_Toc155468934"/>
+      <w:bookmarkStart w:id="8" w:name="_Toc155468934"/>
+      <w:bookmarkStart w:id="9" w:name="a-two-columns-section"/>
       <w:r>
         <w:rPr>
           <w:rFonts w:ascii="Times New Roman" w:hAnsi="Times New Roman" w:cs="Times New Roman"/>
         </w:rPr>
         <w:t>A two columns section</w:t>
       </w:r>
-      <w:bookmarkEnd w:id="9"/>
+      <w:bookmarkEnd w:id="8"/>
     </w:p>
     <w:p>
       <w:pPr>
@@ -2462,6 +2448,90 @@
         <w:rPr>
           <w:rFonts w:ascii="Times New Roman" w:hAnsi="Times New Roman" w:cs="Times New Roman"/>
         </w:rPr>
+        <w:t xml:space="preserve">, quis </w:t>
+      </w:r>
+      <w:proofErr w:type="spellStart"/>
+      <w:r>
+        <w:rPr>
+          <w:rFonts w:ascii="Times New Roman" w:hAnsi="Times New Roman" w:cs="Times New Roman"/>
+        </w:rPr>
+        <w:t>aliquam</w:t>
+      </w:r>
+      <w:proofErr w:type="spellEnd"/>
+      <w:r>
+        <w:rPr>
+          <w:rFonts w:ascii="Times New Roman" w:hAnsi="Times New Roman" w:cs="Times New Roman"/>
+        </w:rPr>
+        <w:t xml:space="preserve"> dui. In at cursus ante. Vestibulum non </w:t>
+      </w:r>
+      <w:proofErr w:type="spellStart"/>
+      <w:r>
+        <w:rPr>
+          <w:rFonts w:ascii="Times New Roman" w:hAnsi="Times New Roman" w:cs="Times New Roman"/>
+        </w:rPr>
+        <w:t>sagittis</w:t>
+      </w:r>
+      <w:proofErr w:type="spellEnd"/>
+      <w:r>
+        <w:rPr>
+          <w:rFonts w:ascii="Times New Roman" w:hAnsi="Times New Roman" w:cs="Times New Roman"/>
+        </w:rPr>
+        <w:t xml:space="preserve"> </w:t>
+      </w:r>
+      <w:proofErr w:type="spellStart"/>
+      <w:r>
+        <w:rPr>
+          <w:rFonts w:ascii="Times New Roman" w:hAnsi="Times New Roman" w:cs="Times New Roman"/>
+        </w:rPr>
+        <w:t>lacus</w:t>
+      </w:r>
+      <w:proofErr w:type="spellEnd"/>
+      <w:r>
+        <w:rPr>
+          <w:rFonts w:ascii="Times New Roman" w:hAnsi="Times New Roman" w:cs="Times New Roman"/>
+        </w:rPr>
+        <w:t xml:space="preserve">. Duis vitae </w:t>
+      </w:r>
+      <w:proofErr w:type="spellStart"/>
+      <w:r>
+        <w:rPr>
+          <w:rFonts w:ascii="Times New Roman" w:hAnsi="Times New Roman" w:cs="Times New Roman"/>
+        </w:rPr>
+        <w:t>iaculis</w:t>
+      </w:r>
+      <w:proofErr w:type="spellEnd"/>
+      <w:r>
+        <w:rPr>
+          <w:rFonts w:ascii="Times New Roman" w:hAnsi="Times New Roman" w:cs="Times New Roman"/>
+        </w:rPr>
+        <w:t xml:space="preserve"> dui. </w:t>
+      </w:r>
+      <w:proofErr w:type="spellStart"/>
+      <w:r>
+        <w:rPr>
+          <w:rFonts w:ascii="Times New Roman" w:hAnsi="Times New Roman" w:cs="Times New Roman"/>
+        </w:rPr>
+        <w:t>Vivamus</w:t>
+      </w:r>
+      <w:proofErr w:type="spellEnd"/>
+      <w:r>
+        <w:rPr>
+          <w:rFonts w:ascii="Times New Roman" w:hAnsi="Times New Roman" w:cs="Times New Roman"/>
+        </w:rPr>
+        <w:t xml:space="preserve"> </w:t>
+      </w:r>
+      <w:proofErr w:type="spellStart"/>
+      <w:r>
+        <w:rPr>
+          <w:rFonts w:ascii="Times New Roman" w:hAnsi="Times New Roman" w:cs="Times New Roman"/>
+        </w:rPr>
+        <w:t>tempor</w:t>
+      </w:r>
+      <w:proofErr w:type="spellEnd"/>
+      <w:r>
+        <w:rPr>
+          <w:rFonts w:ascii="Times New Roman" w:hAnsi="Times New Roman" w:cs="Times New Roman"/>
+        </w:rPr>
         <w:t xml:space="preserve">, </w:t>
       </w:r>
       <w:proofErr w:type="spellStart"/>
@@ -2469,104 +2539,6 @@
         <w:rPr>
           <w:rFonts w:ascii="Times New Roman" w:hAnsi="Times New Roman" w:cs="Times New Roman"/>
         </w:rPr>
-        <w:t>quis</w:t>
-      </w:r>
-      <w:proofErr w:type="spellEnd"/>
-      <w:r>
-        <w:rPr>
-          <w:rFonts w:ascii="Times New Roman" w:hAnsi="Times New Roman" w:cs="Times New Roman"/>
-        </w:rPr>
-        <w:t xml:space="preserve"> </w:t>
-      </w:r>
-      <w:proofErr w:type="spellStart"/>
-      <w:r>
-        <w:rPr>
-          <w:rFonts w:ascii="Times New Roman" w:hAnsi="Times New Roman" w:cs="Times New Roman"/>
-        </w:rPr>
-        <w:t>aliquam</w:t>
-      </w:r>
-      <w:proofErr w:type="spellEnd"/>
-      <w:r>
-        <w:rPr>
-          <w:rFonts w:ascii="Times New Roman" w:hAnsi="Times New Roman" w:cs="Times New Roman"/>
-        </w:rPr>
-        <w:t xml:space="preserve"> dui. In at cursus ante. Vestibulum non </w:t>
-      </w:r>
-      <w:proofErr w:type="spellStart"/>
-      <w:r>
-        <w:rPr>
-          <w:rFonts w:ascii="Times New Roman" w:hAnsi="Times New Roman" w:cs="Times New Roman"/>
-        </w:rPr>
-        <w:t>sagittis</w:t>
-      </w:r>
-      <w:proofErr w:type="spellEnd"/>
-      <w:r>
-        <w:rPr>
-          <w:rFonts w:ascii="Times New Roman" w:hAnsi="Times New Roman" w:cs="Times New Roman"/>
-        </w:rPr>
-        <w:t xml:space="preserve"> </w:t>
-      </w:r>
-      <w:proofErr w:type="spellStart"/>
-      <w:r>
-        <w:rPr>
-          <w:rFonts w:ascii="Times New Roman" w:hAnsi="Times New Roman" w:cs="Times New Roman"/>
-        </w:rPr>
-        <w:t>lacus</w:t>
-      </w:r>
-      <w:proofErr w:type="spellEnd"/>
-      <w:r>
-        <w:rPr>
-          <w:rFonts w:ascii="Times New Roman" w:hAnsi="Times New Roman" w:cs="Times New Roman"/>
-        </w:rPr>
-        <w:t xml:space="preserve">. Duis vitae </w:t>
-      </w:r>
-      <w:proofErr w:type="spellStart"/>
-      <w:r>
-        <w:rPr>
-          <w:rFonts w:ascii="Times New Roman" w:hAnsi="Times New Roman" w:cs="Times New Roman"/>
-        </w:rPr>
-        <w:t>iaculis</w:t>
-      </w:r>
-      <w:proofErr w:type="spellEnd"/>
-      <w:r>
-        <w:rPr>
-          <w:rFonts w:ascii="Times New Roman" w:hAnsi="Times New Roman" w:cs="Times New Roman"/>
-        </w:rPr>
-        <w:t xml:space="preserve"> dui. </w:t>
-      </w:r>
-      <w:proofErr w:type="spellStart"/>
-      <w:r>
-        <w:rPr>
-          <w:rFonts w:ascii="Times New Roman" w:hAnsi="Times New Roman" w:cs="Times New Roman"/>
-        </w:rPr>
-        <w:t>Vivamus</w:t>
-      </w:r>
-      <w:proofErr w:type="spellEnd"/>
-      <w:r>
-        <w:rPr>
-          <w:rFonts w:ascii="Times New Roman" w:hAnsi="Times New Roman" w:cs="Times New Roman"/>
-        </w:rPr>
-        <w:t xml:space="preserve"> </w:t>
-      </w:r>
-      <w:proofErr w:type="spellStart"/>
-      <w:r>
-        <w:rPr>
-          <w:rFonts w:ascii="Times New Roman" w:hAnsi="Times New Roman" w:cs="Times New Roman"/>
-        </w:rPr>
-        <w:t>tempor</w:t>
-      </w:r>
-      <w:proofErr w:type="spellEnd"/>
-      <w:r>
-        <w:rPr>
-          <w:rFonts w:ascii="Times New Roman" w:hAnsi="Times New Roman" w:cs="Times New Roman"/>
-        </w:rPr>
-        <w:t xml:space="preserve">, </w:t>
-      </w:r>
-      <w:proofErr w:type="spellStart"/>
-      <w:r>
-        <w:rPr>
-          <w:rFonts w:ascii="Times New Roman" w:hAnsi="Times New Roman" w:cs="Times New Roman"/>
-        </w:rPr>
         <w:t>nibh</w:t>
       </w:r>
       <w:proofErr w:type="spellEnd"/>
@@ -2700,21 +2672,7 @@
         <w:rPr>
           <w:rFonts w:ascii="Times New Roman" w:hAnsi="Times New Roman" w:cs="Times New Roman"/>
         </w:rPr>
-        <w:t xml:space="preserve"> diam </w:t>
-      </w:r>
-      <w:proofErr w:type="spellStart"/>
-      <w:r>
-        <w:rPr>
-          <w:rFonts w:ascii="Times New Roman" w:hAnsi="Times New Roman" w:cs="Times New Roman"/>
-        </w:rPr>
-        <w:t>nec</w:t>
-      </w:r>
-      <w:proofErr w:type="spellEnd"/>
-      <w:r>
-        <w:rPr>
-          <w:rFonts w:ascii="Times New Roman" w:hAnsi="Times New Roman" w:cs="Times New Roman"/>
-        </w:rPr>
-        <w:t xml:space="preserve"> </w:t>
+        <w:t xml:space="preserve"> diam nec </w:t>
       </w:r>
       <w:proofErr w:type="spellStart"/>
       <w:r>
@@ -2924,21 +2882,7 @@
         <w:rPr>
           <w:rFonts w:ascii="Times New Roman" w:hAnsi="Times New Roman" w:cs="Times New Roman"/>
         </w:rPr>
-        <w:t xml:space="preserve"> </w:t>
-      </w:r>
-      <w:proofErr w:type="spellStart"/>
-      <w:r>
-        <w:rPr>
-          <w:rFonts w:ascii="Times New Roman" w:hAnsi="Times New Roman" w:cs="Times New Roman"/>
-        </w:rPr>
-        <w:t>quis</w:t>
-      </w:r>
-      <w:proofErr w:type="spellEnd"/>
-      <w:r>
-        <w:rPr>
-          <w:rFonts w:ascii="Times New Roman" w:hAnsi="Times New Roman" w:cs="Times New Roman"/>
-        </w:rPr>
-        <w:t xml:space="preserve">, vestibulum </w:t>
+        <w:t xml:space="preserve"> quis, vestibulum </w:t>
       </w:r>
       <w:proofErr w:type="spellStart"/>
       <w:r>
@@ -3204,21 +3148,7 @@
         <w:rPr>
           <w:rFonts w:ascii="Times New Roman" w:hAnsi="Times New Roman" w:cs="Times New Roman"/>
         </w:rPr>
-        <w:t xml:space="preserve">, </w:t>
-      </w:r>
-      <w:proofErr w:type="spellStart"/>
-      <w:r>
-        <w:rPr>
-          <w:rFonts w:ascii="Times New Roman" w:hAnsi="Times New Roman" w:cs="Times New Roman"/>
-        </w:rPr>
-        <w:t>nec</w:t>
-      </w:r>
-      <w:proofErr w:type="spellEnd"/>
-      <w:r>
-        <w:rPr>
-          <w:rFonts w:ascii="Times New Roman" w:hAnsi="Times New Roman" w:cs="Times New Roman"/>
-        </w:rPr>
-        <w:t xml:space="preserve"> </w:t>
+        <w:t xml:space="preserve">, nec </w:t>
       </w:r>
       <w:proofErr w:type="spellStart"/>
       <w:r>
@@ -3358,6 +3288,90 @@
         <w:rPr>
           <w:rFonts w:ascii="Times New Roman" w:hAnsi="Times New Roman" w:cs="Times New Roman"/>
         </w:rPr>
+        <w:t xml:space="preserve">, quis </w:t>
+      </w:r>
+      <w:proofErr w:type="spellStart"/>
+      <w:r>
+        <w:rPr>
+          <w:rFonts w:ascii="Times New Roman" w:hAnsi="Times New Roman" w:cs="Times New Roman"/>
+        </w:rPr>
+        <w:t>aliquam</w:t>
+      </w:r>
+      <w:proofErr w:type="spellEnd"/>
+      <w:r>
+        <w:rPr>
+          <w:rFonts w:ascii="Times New Roman" w:hAnsi="Times New Roman" w:cs="Times New Roman"/>
+        </w:rPr>
+        <w:t xml:space="preserve"> dui. In at cursus ante. Vestibulum non </w:t>
+      </w:r>
+      <w:proofErr w:type="spellStart"/>
+      <w:r>
+        <w:rPr>
+          <w:rFonts w:ascii="Times New Roman" w:hAnsi="Times New Roman" w:cs="Times New Roman"/>
+        </w:rPr>
+        <w:t>sagittis</w:t>
+      </w:r>
+      <w:proofErr w:type="spellEnd"/>
+      <w:r>
+        <w:rPr>
+          <w:rFonts w:ascii="Times New Roman" w:hAnsi="Times New Roman" w:cs="Times New Roman"/>
+        </w:rPr>
+        <w:t xml:space="preserve"> </w:t>
+      </w:r>
+      <w:proofErr w:type="spellStart"/>
+      <w:r>
+        <w:rPr>
+          <w:rFonts w:ascii="Times New Roman" w:hAnsi="Times New Roman" w:cs="Times New Roman"/>
+        </w:rPr>
+        <w:t>lacus</w:t>
+      </w:r>
+      <w:proofErr w:type="spellEnd"/>
+      <w:r>
+        <w:rPr>
+          <w:rFonts w:ascii="Times New Roman" w:hAnsi="Times New Roman" w:cs="Times New Roman"/>
+        </w:rPr>
+        <w:t xml:space="preserve">. Duis vitae </w:t>
+      </w:r>
+      <w:proofErr w:type="spellStart"/>
+      <w:r>
+        <w:rPr>
+          <w:rFonts w:ascii="Times New Roman" w:hAnsi="Times New Roman" w:cs="Times New Roman"/>
+        </w:rPr>
+        <w:t>iaculis</w:t>
+      </w:r>
+      <w:proofErr w:type="spellEnd"/>
+      <w:r>
+        <w:rPr>
+          <w:rFonts w:ascii="Times New Roman" w:hAnsi="Times New Roman" w:cs="Times New Roman"/>
+        </w:rPr>
+        <w:t xml:space="preserve"> dui. </w:t>
+      </w:r>
+      <w:proofErr w:type="spellStart"/>
+      <w:r>
+        <w:rPr>
+          <w:rFonts w:ascii="Times New Roman" w:hAnsi="Times New Roman" w:cs="Times New Roman"/>
+        </w:rPr>
+        <w:t>Vivamus</w:t>
+      </w:r>
+      <w:proofErr w:type="spellEnd"/>
+      <w:r>
+        <w:rPr>
+          <w:rFonts w:ascii="Times New Roman" w:hAnsi="Times New Roman" w:cs="Times New Roman"/>
+        </w:rPr>
+        <w:t xml:space="preserve"> </w:t>
+      </w:r>
+      <w:proofErr w:type="spellStart"/>
+      <w:r>
+        <w:rPr>
+          <w:rFonts w:ascii="Times New Roman" w:hAnsi="Times New Roman" w:cs="Times New Roman"/>
+        </w:rPr>
+        <w:t>tempor</w:t>
+      </w:r>
+      <w:proofErr w:type="spellEnd"/>
+      <w:r>
+        <w:rPr>
+          <w:rFonts w:ascii="Times New Roman" w:hAnsi="Times New Roman" w:cs="Times New Roman"/>
+        </w:rPr>
         <w:t xml:space="preserve">, </w:t>
       </w:r>
       <w:proofErr w:type="spellStart"/>
@@ -3365,56 +3379,294 @@
         <w:rPr>
           <w:rFonts w:ascii="Times New Roman" w:hAnsi="Times New Roman" w:cs="Times New Roman"/>
         </w:rPr>
-        <w:t>quis</w:t>
-      </w:r>
-      <w:proofErr w:type="spellEnd"/>
-      <w:r>
-        <w:rPr>
-          <w:rFonts w:ascii="Times New Roman" w:hAnsi="Times New Roman" w:cs="Times New Roman"/>
-        </w:rPr>
-        <w:t xml:space="preserve"> </w:t>
-      </w:r>
-      <w:proofErr w:type="spellStart"/>
-      <w:r>
-        <w:rPr>
-          <w:rFonts w:ascii="Times New Roman" w:hAnsi="Times New Roman" w:cs="Times New Roman"/>
-        </w:rPr>
-        <w:t>aliquam</w:t>
-      </w:r>
-      <w:proofErr w:type="spellEnd"/>
-      <w:r>
-        <w:rPr>
-          <w:rFonts w:ascii="Times New Roman" w:hAnsi="Times New Roman" w:cs="Times New Roman"/>
-        </w:rPr>
-        <w:t xml:space="preserve"> dui. In at cursus ante. Vestibulum non </w:t>
-      </w:r>
-      <w:proofErr w:type="spellStart"/>
-      <w:r>
-        <w:rPr>
-          <w:rFonts w:ascii="Times New Roman" w:hAnsi="Times New Roman" w:cs="Times New Roman"/>
-        </w:rPr>
-        <w:t>sagittis</w:t>
-      </w:r>
-      <w:proofErr w:type="spellEnd"/>
-      <w:r>
-        <w:rPr>
-          <w:rFonts w:ascii="Times New Roman" w:hAnsi="Times New Roman" w:cs="Times New Roman"/>
-        </w:rPr>
-        <w:t xml:space="preserve"> </w:t>
-      </w:r>
-      <w:proofErr w:type="spellStart"/>
-      <w:r>
-        <w:rPr>
-          <w:rFonts w:ascii="Times New Roman" w:hAnsi="Times New Roman" w:cs="Times New Roman"/>
-        </w:rPr>
-        <w:t>lacus</w:t>
-      </w:r>
-      <w:proofErr w:type="spellEnd"/>
-      <w:r>
-        <w:rPr>
-          <w:rFonts w:ascii="Times New Roman" w:hAnsi="Times New Roman" w:cs="Times New Roman"/>
-        </w:rPr>
-        <w:t xml:space="preserve">. Duis vitae </w:t>
+        <w:t>nibh</w:t>
+      </w:r>
+      <w:proofErr w:type="spellEnd"/>
+      <w:r>
+        <w:rPr>
+          <w:rFonts w:ascii="Times New Roman" w:hAnsi="Times New Roman" w:cs="Times New Roman"/>
+        </w:rPr>
+        <w:t xml:space="preserve"> </w:t>
+      </w:r>
+      <w:proofErr w:type="spellStart"/>
+      <w:r>
+        <w:rPr>
+          <w:rFonts w:ascii="Times New Roman" w:hAnsi="Times New Roman" w:cs="Times New Roman"/>
+        </w:rPr>
+        <w:t>ut</w:t>
+      </w:r>
+      <w:proofErr w:type="spellEnd"/>
+      <w:r>
+        <w:rPr>
+          <w:rFonts w:ascii="Times New Roman" w:hAnsi="Times New Roman" w:cs="Times New Roman"/>
+        </w:rPr>
+        <w:t xml:space="preserve"> </w:t>
+      </w:r>
+      <w:proofErr w:type="spellStart"/>
+      <w:r>
+        <w:rPr>
+          <w:rFonts w:ascii="Times New Roman" w:hAnsi="Times New Roman" w:cs="Times New Roman"/>
+        </w:rPr>
+        <w:t>pretium</w:t>
+      </w:r>
+      <w:proofErr w:type="spellEnd"/>
+      <w:r>
+        <w:rPr>
+          <w:rFonts w:ascii="Times New Roman" w:hAnsi="Times New Roman" w:cs="Times New Roman"/>
+        </w:rPr>
+        <w:t xml:space="preserve"> tempus, </w:t>
+      </w:r>
+      <w:proofErr w:type="spellStart"/>
+      <w:r>
+        <w:rPr>
+          <w:rFonts w:ascii="Times New Roman" w:hAnsi="Times New Roman" w:cs="Times New Roman"/>
+        </w:rPr>
+        <w:t>enim</w:t>
+      </w:r>
+      <w:proofErr w:type="spellEnd"/>
+      <w:r>
+        <w:rPr>
+          <w:rFonts w:ascii="Times New Roman" w:hAnsi="Times New Roman" w:cs="Times New Roman"/>
+        </w:rPr>
+        <w:t xml:space="preserve"> lorem </w:t>
+      </w:r>
+      <w:proofErr w:type="spellStart"/>
+      <w:r>
+        <w:rPr>
+          <w:rFonts w:ascii="Times New Roman" w:hAnsi="Times New Roman" w:cs="Times New Roman"/>
+        </w:rPr>
+        <w:t>dignissim</w:t>
+      </w:r>
+      <w:proofErr w:type="spellEnd"/>
+      <w:r>
+        <w:rPr>
+          <w:rFonts w:ascii="Times New Roman" w:hAnsi="Times New Roman" w:cs="Times New Roman"/>
+        </w:rPr>
+        <w:t xml:space="preserve"> </w:t>
+      </w:r>
+      <w:proofErr w:type="spellStart"/>
+      <w:r>
+        <w:rPr>
+          <w:rFonts w:ascii="Times New Roman" w:hAnsi="Times New Roman" w:cs="Times New Roman"/>
+        </w:rPr>
+        <w:t>quam</w:t>
+      </w:r>
+      <w:proofErr w:type="spellEnd"/>
+      <w:r>
+        <w:rPr>
+          <w:rFonts w:ascii="Times New Roman" w:hAnsi="Times New Roman" w:cs="Times New Roman"/>
+        </w:rPr>
+        <w:t xml:space="preserve">, at </w:t>
+      </w:r>
+      <w:proofErr w:type="spellStart"/>
+      <w:r>
+        <w:rPr>
+          <w:rFonts w:ascii="Times New Roman" w:hAnsi="Times New Roman" w:cs="Times New Roman"/>
+        </w:rPr>
+        <w:t>euismod</w:t>
+      </w:r>
+      <w:proofErr w:type="spellEnd"/>
+      <w:r>
+        <w:rPr>
+          <w:rFonts w:ascii="Times New Roman" w:hAnsi="Times New Roman" w:cs="Times New Roman"/>
+        </w:rPr>
+        <w:t xml:space="preserve"> </w:t>
+      </w:r>
+      <w:proofErr w:type="spellStart"/>
+      <w:r>
+        <w:rPr>
+          <w:rFonts w:ascii="Times New Roman" w:hAnsi="Times New Roman" w:cs="Times New Roman"/>
+        </w:rPr>
+        <w:t>massa</w:t>
+      </w:r>
+      <w:proofErr w:type="spellEnd"/>
+      <w:r>
+        <w:rPr>
+          <w:rFonts w:ascii="Times New Roman" w:hAnsi="Times New Roman" w:cs="Times New Roman"/>
+        </w:rPr>
+        <w:t xml:space="preserve"> magna at magna. Sed </w:t>
+      </w:r>
+      <w:proofErr w:type="spellStart"/>
+      <w:r>
+        <w:rPr>
+          <w:rFonts w:ascii="Times New Roman" w:hAnsi="Times New Roman" w:cs="Times New Roman"/>
+        </w:rPr>
+        <w:t>facilisis</w:t>
+      </w:r>
+      <w:proofErr w:type="spellEnd"/>
+      <w:r>
+        <w:rPr>
+          <w:rFonts w:ascii="Times New Roman" w:hAnsi="Times New Roman" w:cs="Times New Roman"/>
+        </w:rPr>
+        <w:t xml:space="preserve"> </w:t>
+      </w:r>
+      <w:proofErr w:type="spellStart"/>
+      <w:r>
+        <w:rPr>
+          <w:rFonts w:ascii="Times New Roman" w:hAnsi="Times New Roman" w:cs="Times New Roman"/>
+        </w:rPr>
+        <w:t>dapibus</w:t>
+      </w:r>
+      <w:proofErr w:type="spellEnd"/>
+      <w:r>
+        <w:rPr>
+          <w:rFonts w:ascii="Times New Roman" w:hAnsi="Times New Roman" w:cs="Times New Roman"/>
+        </w:rPr>
+        <w:t xml:space="preserve"> diam nec </w:t>
+      </w:r>
+      <w:proofErr w:type="spellStart"/>
+      <w:r>
+        <w:rPr>
+          <w:rFonts w:ascii="Times New Roman" w:hAnsi="Times New Roman" w:cs="Times New Roman"/>
+        </w:rPr>
+        <w:t>volutpat</w:t>
+      </w:r>
+      <w:proofErr w:type="spellEnd"/>
+      <w:r>
+        <w:rPr>
+          <w:rFonts w:ascii="Times New Roman" w:hAnsi="Times New Roman" w:cs="Times New Roman"/>
+        </w:rPr>
+        <w:t xml:space="preserve">. Maecenas </w:t>
+      </w:r>
+      <w:proofErr w:type="spellStart"/>
+      <w:r>
+        <w:rPr>
+          <w:rFonts w:ascii="Times New Roman" w:hAnsi="Times New Roman" w:cs="Times New Roman"/>
+        </w:rPr>
+        <w:t>facilisis</w:t>
+      </w:r>
+      <w:proofErr w:type="spellEnd"/>
+      <w:r>
+        <w:rPr>
+          <w:rFonts w:ascii="Times New Roman" w:hAnsi="Times New Roman" w:cs="Times New Roman"/>
+        </w:rPr>
+        <w:t xml:space="preserve"> </w:t>
+      </w:r>
+      <w:proofErr w:type="spellStart"/>
+      <w:r>
+        <w:rPr>
+          <w:rFonts w:ascii="Times New Roman" w:hAnsi="Times New Roman" w:cs="Times New Roman"/>
+        </w:rPr>
+        <w:t>dapibus</w:t>
+      </w:r>
+      <w:proofErr w:type="spellEnd"/>
+      <w:r>
+        <w:rPr>
+          <w:rFonts w:ascii="Times New Roman" w:hAnsi="Times New Roman" w:cs="Times New Roman"/>
+        </w:rPr>
+        <w:t xml:space="preserve"> </w:t>
+      </w:r>
+      <w:proofErr w:type="spellStart"/>
+      <w:r>
+        <w:rPr>
+          <w:rFonts w:ascii="Times New Roman" w:hAnsi="Times New Roman" w:cs="Times New Roman"/>
+        </w:rPr>
+        <w:t>egestas</w:t>
+      </w:r>
+      <w:proofErr w:type="spellEnd"/>
+      <w:r>
+        <w:rPr>
+          <w:rFonts w:ascii="Times New Roman" w:hAnsi="Times New Roman" w:cs="Times New Roman"/>
+        </w:rPr>
+        <w:t xml:space="preserve">. </w:t>
+      </w:r>
+      <w:proofErr w:type="spellStart"/>
+      <w:r>
+        <w:rPr>
+          <w:rFonts w:ascii="Times New Roman" w:hAnsi="Times New Roman" w:cs="Times New Roman"/>
+        </w:rPr>
+        <w:t>Curabitur</w:t>
+      </w:r>
+      <w:proofErr w:type="spellEnd"/>
+      <w:r>
+        <w:rPr>
+          <w:rFonts w:ascii="Times New Roman" w:hAnsi="Times New Roman" w:cs="Times New Roman"/>
+        </w:rPr>
+        <w:t xml:space="preserve"> </w:t>
+      </w:r>
+      <w:proofErr w:type="spellStart"/>
+      <w:r>
+        <w:rPr>
+          <w:rFonts w:ascii="Times New Roman" w:hAnsi="Times New Roman" w:cs="Times New Roman"/>
+        </w:rPr>
+        <w:t>dignissim</w:t>
+      </w:r>
+      <w:proofErr w:type="spellEnd"/>
+      <w:r>
+        <w:rPr>
+          <w:rFonts w:ascii="Times New Roman" w:hAnsi="Times New Roman" w:cs="Times New Roman"/>
+        </w:rPr>
+        <w:t xml:space="preserve"> pharetra pulvinar. Nunc </w:t>
+      </w:r>
+      <w:proofErr w:type="spellStart"/>
+      <w:r>
+        <w:rPr>
+          <w:rFonts w:ascii="Times New Roman" w:hAnsi="Times New Roman" w:cs="Times New Roman"/>
+        </w:rPr>
+        <w:t>bibendum</w:t>
+      </w:r>
+      <w:proofErr w:type="spellEnd"/>
+      <w:r>
+        <w:rPr>
+          <w:rFonts w:ascii="Times New Roman" w:hAnsi="Times New Roman" w:cs="Times New Roman"/>
+        </w:rPr>
+        <w:t xml:space="preserve"> </w:t>
+      </w:r>
+      <w:proofErr w:type="spellStart"/>
+      <w:r>
+        <w:rPr>
+          <w:rFonts w:ascii="Times New Roman" w:hAnsi="Times New Roman" w:cs="Times New Roman"/>
+        </w:rPr>
+        <w:t>elit</w:t>
+      </w:r>
+      <w:proofErr w:type="spellEnd"/>
+      <w:r>
+        <w:rPr>
+          <w:rFonts w:ascii="Times New Roman" w:hAnsi="Times New Roman" w:cs="Times New Roman"/>
+        </w:rPr>
+        <w:t xml:space="preserve"> sed cursus </w:t>
+      </w:r>
+      <w:proofErr w:type="spellStart"/>
+      <w:r>
+        <w:rPr>
+          <w:rFonts w:ascii="Times New Roman" w:hAnsi="Times New Roman" w:cs="Times New Roman"/>
+        </w:rPr>
+        <w:t>congue</w:t>
+      </w:r>
+      <w:proofErr w:type="spellEnd"/>
+      <w:r>
+        <w:rPr>
+          <w:rFonts w:ascii="Times New Roman" w:hAnsi="Times New Roman" w:cs="Times New Roman"/>
+        </w:rPr>
+        <w:t xml:space="preserve">. </w:t>
+      </w:r>
+      <w:proofErr w:type="spellStart"/>
+      <w:r>
+        <w:rPr>
+          <w:rFonts w:ascii="Times New Roman" w:hAnsi="Times New Roman" w:cs="Times New Roman"/>
+        </w:rPr>
+        <w:t>Curabitur</w:t>
+      </w:r>
+      <w:proofErr w:type="spellEnd"/>
+      <w:r>
+        <w:rPr>
+          <w:rFonts w:ascii="Times New Roman" w:hAnsi="Times New Roman" w:cs="Times New Roman"/>
+        </w:rPr>
+        <w:t xml:space="preserve"> ligula </w:t>
+      </w:r>
+      <w:proofErr w:type="spellStart"/>
+      <w:r>
+        <w:rPr>
+          <w:rFonts w:ascii="Times New Roman" w:hAnsi="Times New Roman" w:cs="Times New Roman"/>
+        </w:rPr>
+        <w:t>quam</w:t>
+      </w:r>
+      <w:proofErr w:type="spellEnd"/>
+      <w:r>
+        <w:rPr>
+          <w:rFonts w:ascii="Times New Roman" w:hAnsi="Times New Roman" w:cs="Times New Roman"/>
+        </w:rPr>
+        <w:t xml:space="preserve">, </w:t>
       </w:r>
       <w:proofErr w:type="spellStart"/>
       <w:r>
@@ -3428,42 +3680,252 @@
         <w:rPr>
           <w:rFonts w:ascii="Times New Roman" w:hAnsi="Times New Roman" w:cs="Times New Roman"/>
         </w:rPr>
-        <w:t xml:space="preserve"> dui. </w:t>
-      </w:r>
-      <w:proofErr w:type="spellStart"/>
-      <w:r>
-        <w:rPr>
-          <w:rFonts w:ascii="Times New Roman" w:hAnsi="Times New Roman" w:cs="Times New Roman"/>
-        </w:rPr>
-        <w:t>Vivamus</w:t>
-      </w:r>
-      <w:proofErr w:type="spellEnd"/>
-      <w:r>
-        <w:rPr>
-          <w:rFonts w:ascii="Times New Roman" w:hAnsi="Times New Roman" w:cs="Times New Roman"/>
-        </w:rPr>
-        <w:t xml:space="preserve"> </w:t>
-      </w:r>
-      <w:proofErr w:type="spellStart"/>
-      <w:r>
-        <w:rPr>
-          <w:rFonts w:ascii="Times New Roman" w:hAnsi="Times New Roman" w:cs="Times New Roman"/>
-        </w:rPr>
-        <w:t>tempor</w:t>
-      </w:r>
-      <w:proofErr w:type="spellEnd"/>
-      <w:r>
-        <w:rPr>
-          <w:rFonts w:ascii="Times New Roman" w:hAnsi="Times New Roman" w:cs="Times New Roman"/>
-        </w:rPr>
-        <w:t xml:space="preserve">, </w:t>
-      </w:r>
-      <w:proofErr w:type="spellStart"/>
-      <w:r>
-        <w:rPr>
-          <w:rFonts w:ascii="Times New Roman" w:hAnsi="Times New Roman" w:cs="Times New Roman"/>
-        </w:rPr>
-        <w:t>nibh</w:t>
+        <w:t xml:space="preserve"> </w:t>
+      </w:r>
+      <w:proofErr w:type="spellStart"/>
+      <w:r>
+        <w:rPr>
+          <w:rFonts w:ascii="Times New Roman" w:hAnsi="Times New Roman" w:cs="Times New Roman"/>
+        </w:rPr>
+        <w:t>faucibus</w:t>
+      </w:r>
+      <w:proofErr w:type="spellEnd"/>
+      <w:r>
+        <w:rPr>
+          <w:rFonts w:ascii="Times New Roman" w:hAnsi="Times New Roman" w:cs="Times New Roman"/>
+        </w:rPr>
+        <w:t xml:space="preserve"> </w:t>
+      </w:r>
+      <w:proofErr w:type="spellStart"/>
+      <w:r>
+        <w:rPr>
+          <w:rFonts w:ascii="Times New Roman" w:hAnsi="Times New Roman" w:cs="Times New Roman"/>
+        </w:rPr>
+        <w:t>orci</w:t>
+      </w:r>
+      <w:proofErr w:type="spellEnd"/>
+      <w:r>
+        <w:rPr>
+          <w:rFonts w:ascii="Times New Roman" w:hAnsi="Times New Roman" w:cs="Times New Roman"/>
+        </w:rPr>
+        <w:t xml:space="preserve"> quis, vestibulum </w:t>
+      </w:r>
+      <w:proofErr w:type="spellStart"/>
+      <w:r>
+        <w:rPr>
+          <w:rFonts w:ascii="Times New Roman" w:hAnsi="Times New Roman" w:cs="Times New Roman"/>
+        </w:rPr>
+        <w:t>lobortis</w:t>
+      </w:r>
+      <w:proofErr w:type="spellEnd"/>
+      <w:r>
+        <w:rPr>
+          <w:rFonts w:ascii="Times New Roman" w:hAnsi="Times New Roman" w:cs="Times New Roman"/>
+        </w:rPr>
+        <w:t xml:space="preserve"> </w:t>
+      </w:r>
+      <w:proofErr w:type="spellStart"/>
+      <w:r>
+        <w:rPr>
+          <w:rFonts w:ascii="Times New Roman" w:hAnsi="Times New Roman" w:cs="Times New Roman"/>
+        </w:rPr>
+        <w:t>lectus</w:t>
+      </w:r>
+      <w:proofErr w:type="spellEnd"/>
+      <w:r>
+        <w:rPr>
+          <w:rFonts w:ascii="Times New Roman" w:hAnsi="Times New Roman" w:cs="Times New Roman"/>
+        </w:rPr>
+        <w:t xml:space="preserve">. </w:t>
+      </w:r>
+      <w:proofErr w:type="spellStart"/>
+      <w:r>
+        <w:rPr>
+          <w:rFonts w:ascii="Times New Roman" w:hAnsi="Times New Roman" w:cs="Times New Roman"/>
+        </w:rPr>
+        <w:t>Suspendisse</w:t>
+      </w:r>
+      <w:proofErr w:type="spellEnd"/>
+      <w:r>
+        <w:rPr>
+          <w:rFonts w:ascii="Times New Roman" w:hAnsi="Times New Roman" w:cs="Times New Roman"/>
+        </w:rPr>
+        <w:t xml:space="preserve"> </w:t>
+      </w:r>
+      <w:proofErr w:type="spellStart"/>
+      <w:r>
+        <w:rPr>
+          <w:rFonts w:ascii="Times New Roman" w:hAnsi="Times New Roman" w:cs="Times New Roman"/>
+        </w:rPr>
+        <w:t>fringilla</w:t>
+      </w:r>
+      <w:proofErr w:type="spellEnd"/>
+      <w:r>
+        <w:rPr>
+          <w:rFonts w:ascii="Times New Roman" w:hAnsi="Times New Roman" w:cs="Times New Roman"/>
+        </w:rPr>
+        <w:t xml:space="preserve"> </w:t>
+      </w:r>
+      <w:proofErr w:type="spellStart"/>
+      <w:r>
+        <w:rPr>
+          <w:rFonts w:ascii="Times New Roman" w:hAnsi="Times New Roman" w:cs="Times New Roman"/>
+        </w:rPr>
+        <w:t>nisl</w:t>
+      </w:r>
+      <w:proofErr w:type="spellEnd"/>
+      <w:r>
+        <w:rPr>
+          <w:rFonts w:ascii="Times New Roman" w:hAnsi="Times New Roman" w:cs="Times New Roman"/>
+        </w:rPr>
+        <w:t xml:space="preserve"> pulvinar, </w:t>
+      </w:r>
+      <w:proofErr w:type="spellStart"/>
+      <w:r>
+        <w:rPr>
+          <w:rFonts w:ascii="Times New Roman" w:hAnsi="Times New Roman" w:cs="Times New Roman"/>
+        </w:rPr>
+        <w:t>laoreet</w:t>
+      </w:r>
+      <w:proofErr w:type="spellEnd"/>
+      <w:r>
+        <w:rPr>
+          <w:rFonts w:ascii="Times New Roman" w:hAnsi="Times New Roman" w:cs="Times New Roman"/>
+        </w:rPr>
+        <w:t xml:space="preserve"> </w:t>
+      </w:r>
+      <w:proofErr w:type="spellStart"/>
+      <w:r>
+        <w:rPr>
+          <w:rFonts w:ascii="Times New Roman" w:hAnsi="Times New Roman" w:cs="Times New Roman"/>
+        </w:rPr>
+        <w:t>tellus</w:t>
+      </w:r>
+      <w:proofErr w:type="spellEnd"/>
+      <w:r>
+        <w:rPr>
+          <w:rFonts w:ascii="Times New Roman" w:hAnsi="Times New Roman" w:cs="Times New Roman"/>
+        </w:rPr>
+        <w:t xml:space="preserve"> sed, </w:t>
+      </w:r>
+      <w:proofErr w:type="spellStart"/>
+      <w:r>
+        <w:rPr>
+          <w:rFonts w:ascii="Times New Roman" w:hAnsi="Times New Roman" w:cs="Times New Roman"/>
+        </w:rPr>
+        <w:t>sollicitudin</w:t>
+      </w:r>
+      <w:proofErr w:type="spellEnd"/>
+      <w:r>
+        <w:rPr>
+          <w:rFonts w:ascii="Times New Roman" w:hAnsi="Times New Roman" w:cs="Times New Roman"/>
+        </w:rPr>
+        <w:t xml:space="preserve"> </w:t>
+      </w:r>
+      <w:proofErr w:type="spellStart"/>
+      <w:r>
+        <w:rPr>
+          <w:rFonts w:ascii="Times New Roman" w:hAnsi="Times New Roman" w:cs="Times New Roman"/>
+        </w:rPr>
+        <w:t>tortor</w:t>
+      </w:r>
+      <w:proofErr w:type="spellEnd"/>
+      <w:r>
+        <w:rPr>
+          <w:rFonts w:ascii="Times New Roman" w:hAnsi="Times New Roman" w:cs="Times New Roman"/>
+        </w:rPr>
+        <w:t xml:space="preserve">. Donec </w:t>
+      </w:r>
+      <w:proofErr w:type="spellStart"/>
+      <w:r>
+        <w:rPr>
+          <w:rFonts w:ascii="Times New Roman" w:hAnsi="Times New Roman" w:cs="Times New Roman"/>
+        </w:rPr>
+        <w:t>consequat</w:t>
+      </w:r>
+      <w:proofErr w:type="spellEnd"/>
+      <w:r>
+        <w:rPr>
+          <w:rFonts w:ascii="Times New Roman" w:hAnsi="Times New Roman" w:cs="Times New Roman"/>
+        </w:rPr>
+        <w:t xml:space="preserve"> </w:t>
+      </w:r>
+      <w:proofErr w:type="spellStart"/>
+      <w:r>
+        <w:rPr>
+          <w:rFonts w:ascii="Times New Roman" w:hAnsi="Times New Roman" w:cs="Times New Roman"/>
+        </w:rPr>
+        <w:t>congue</w:t>
+      </w:r>
+      <w:proofErr w:type="spellEnd"/>
+      <w:r>
+        <w:rPr>
+          <w:rFonts w:ascii="Times New Roman" w:hAnsi="Times New Roman" w:cs="Times New Roman"/>
+        </w:rPr>
+        <w:t xml:space="preserve"> </w:t>
+      </w:r>
+      <w:proofErr w:type="spellStart"/>
+      <w:r>
+        <w:rPr>
+          <w:rFonts w:ascii="Times New Roman" w:hAnsi="Times New Roman" w:cs="Times New Roman"/>
+        </w:rPr>
+        <w:t>erat</w:t>
+      </w:r>
+      <w:proofErr w:type="spellEnd"/>
+      <w:r>
+        <w:rPr>
+          <w:rFonts w:ascii="Times New Roman" w:hAnsi="Times New Roman" w:cs="Times New Roman"/>
+        </w:rPr>
+        <w:t xml:space="preserve"> in </w:t>
+      </w:r>
+      <w:proofErr w:type="spellStart"/>
+      <w:r>
+        <w:rPr>
+          <w:rFonts w:ascii="Times New Roman" w:hAnsi="Times New Roman" w:cs="Times New Roman"/>
+        </w:rPr>
+        <w:t>iaculis</w:t>
+      </w:r>
+      <w:proofErr w:type="spellEnd"/>
+      <w:r>
+        <w:rPr>
+          <w:rFonts w:ascii="Times New Roman" w:hAnsi="Times New Roman" w:cs="Times New Roman"/>
+        </w:rPr>
+        <w:t xml:space="preserve">. </w:t>
+      </w:r>
+      <w:proofErr w:type="spellStart"/>
+      <w:r>
+        <w:rPr>
+          <w:rFonts w:ascii="Times New Roman" w:hAnsi="Times New Roman" w:cs="Times New Roman"/>
+        </w:rPr>
+        <w:t>Curabitur</w:t>
+      </w:r>
+      <w:proofErr w:type="spellEnd"/>
+      <w:r>
+        <w:rPr>
+          <w:rFonts w:ascii="Times New Roman" w:hAnsi="Times New Roman" w:cs="Times New Roman"/>
+        </w:rPr>
+        <w:t xml:space="preserve"> </w:t>
+      </w:r>
+      <w:proofErr w:type="spellStart"/>
+      <w:r>
+        <w:rPr>
+          <w:rFonts w:ascii="Times New Roman" w:hAnsi="Times New Roman" w:cs="Times New Roman"/>
+        </w:rPr>
+        <w:t>luctus</w:t>
+      </w:r>
+      <w:proofErr w:type="spellEnd"/>
+      <w:r>
+        <w:rPr>
+          <w:rFonts w:ascii="Times New Roman" w:hAnsi="Times New Roman" w:cs="Times New Roman"/>
+        </w:rPr>
+        <w:t xml:space="preserve"> </w:t>
+      </w:r>
+      <w:proofErr w:type="spellStart"/>
+      <w:r>
+        <w:rPr>
+          <w:rFonts w:ascii="Times New Roman" w:hAnsi="Times New Roman" w:cs="Times New Roman"/>
+        </w:rPr>
+        <w:t>tellus</w:t>
       </w:r>
       <w:proofErr w:type="spellEnd"/>
       <w:r>
@@ -3491,280 +3953,14 @@
         <w:rPr>
           <w:rFonts w:ascii="Times New Roman" w:hAnsi="Times New Roman" w:cs="Times New Roman"/>
         </w:rPr>
-        <w:t>pretium</w:t>
-      </w:r>
-      <w:proofErr w:type="spellEnd"/>
-      <w:r>
-        <w:rPr>
-          <w:rFonts w:ascii="Times New Roman" w:hAnsi="Times New Roman" w:cs="Times New Roman"/>
-        </w:rPr>
-        <w:t xml:space="preserve"> tempus, </w:t>
-      </w:r>
-      <w:proofErr w:type="spellStart"/>
-      <w:r>
-        <w:rPr>
-          <w:rFonts w:ascii="Times New Roman" w:hAnsi="Times New Roman" w:cs="Times New Roman"/>
-        </w:rPr>
-        <w:t>enim</w:t>
-      </w:r>
-      <w:proofErr w:type="spellEnd"/>
-      <w:r>
-        <w:rPr>
-          <w:rFonts w:ascii="Times New Roman" w:hAnsi="Times New Roman" w:cs="Times New Roman"/>
-        </w:rPr>
-        <w:t xml:space="preserve"> lorem </w:t>
-      </w:r>
-      <w:proofErr w:type="spellStart"/>
-      <w:r>
-        <w:rPr>
-          <w:rFonts w:ascii="Times New Roman" w:hAnsi="Times New Roman" w:cs="Times New Roman"/>
-        </w:rPr>
-        <w:t>dignissim</w:t>
-      </w:r>
-      <w:proofErr w:type="spellEnd"/>
-      <w:r>
-        <w:rPr>
-          <w:rFonts w:ascii="Times New Roman" w:hAnsi="Times New Roman" w:cs="Times New Roman"/>
-        </w:rPr>
-        <w:t xml:space="preserve"> </w:t>
-      </w:r>
-      <w:proofErr w:type="spellStart"/>
-      <w:r>
-        <w:rPr>
-          <w:rFonts w:ascii="Times New Roman" w:hAnsi="Times New Roman" w:cs="Times New Roman"/>
-        </w:rPr>
-        <w:t>quam</w:t>
-      </w:r>
-      <w:proofErr w:type="spellEnd"/>
-      <w:r>
-        <w:rPr>
-          <w:rFonts w:ascii="Times New Roman" w:hAnsi="Times New Roman" w:cs="Times New Roman"/>
-        </w:rPr>
-        <w:t xml:space="preserve">, at </w:t>
-      </w:r>
-      <w:proofErr w:type="spellStart"/>
-      <w:r>
-        <w:rPr>
-          <w:rFonts w:ascii="Times New Roman" w:hAnsi="Times New Roman" w:cs="Times New Roman"/>
-        </w:rPr>
-        <w:t>euismod</w:t>
-      </w:r>
-      <w:proofErr w:type="spellEnd"/>
-      <w:r>
-        <w:rPr>
-          <w:rFonts w:ascii="Times New Roman" w:hAnsi="Times New Roman" w:cs="Times New Roman"/>
-        </w:rPr>
-        <w:t xml:space="preserve"> </w:t>
-      </w:r>
-      <w:proofErr w:type="spellStart"/>
-      <w:r>
-        <w:rPr>
-          <w:rFonts w:ascii="Times New Roman" w:hAnsi="Times New Roman" w:cs="Times New Roman"/>
-        </w:rPr>
-        <w:t>massa</w:t>
-      </w:r>
-      <w:proofErr w:type="spellEnd"/>
-      <w:r>
-        <w:rPr>
-          <w:rFonts w:ascii="Times New Roman" w:hAnsi="Times New Roman" w:cs="Times New Roman"/>
-        </w:rPr>
-        <w:t xml:space="preserve"> magna at magna. Sed </w:t>
-      </w:r>
-      <w:proofErr w:type="spellStart"/>
-      <w:r>
-        <w:rPr>
-          <w:rFonts w:ascii="Times New Roman" w:hAnsi="Times New Roman" w:cs="Times New Roman"/>
-        </w:rPr>
-        <w:t>facilisis</w:t>
-      </w:r>
-      <w:proofErr w:type="spellEnd"/>
-      <w:r>
-        <w:rPr>
-          <w:rFonts w:ascii="Times New Roman" w:hAnsi="Times New Roman" w:cs="Times New Roman"/>
-        </w:rPr>
-        <w:t xml:space="preserve"> </w:t>
-      </w:r>
-      <w:proofErr w:type="spellStart"/>
-      <w:r>
-        <w:rPr>
-          <w:rFonts w:ascii="Times New Roman" w:hAnsi="Times New Roman" w:cs="Times New Roman"/>
-        </w:rPr>
-        <w:t>dapibus</w:t>
-      </w:r>
-      <w:proofErr w:type="spellEnd"/>
-      <w:r>
-        <w:rPr>
-          <w:rFonts w:ascii="Times New Roman" w:hAnsi="Times New Roman" w:cs="Times New Roman"/>
-        </w:rPr>
-        <w:t xml:space="preserve"> diam </w:t>
-      </w:r>
-      <w:proofErr w:type="spellStart"/>
-      <w:r>
-        <w:rPr>
-          <w:rFonts w:ascii="Times New Roman" w:hAnsi="Times New Roman" w:cs="Times New Roman"/>
-        </w:rPr>
-        <w:t>nec</w:t>
-      </w:r>
-      <w:proofErr w:type="spellEnd"/>
-      <w:r>
-        <w:rPr>
-          <w:rFonts w:ascii="Times New Roman" w:hAnsi="Times New Roman" w:cs="Times New Roman"/>
-        </w:rPr>
-        <w:t xml:space="preserve"> </w:t>
-      </w:r>
-      <w:proofErr w:type="spellStart"/>
-      <w:r>
-        <w:rPr>
-          <w:rFonts w:ascii="Times New Roman" w:hAnsi="Times New Roman" w:cs="Times New Roman"/>
-        </w:rPr>
-        <w:t>volutpat</w:t>
-      </w:r>
-      <w:proofErr w:type="spellEnd"/>
-      <w:r>
-        <w:rPr>
-          <w:rFonts w:ascii="Times New Roman" w:hAnsi="Times New Roman" w:cs="Times New Roman"/>
-        </w:rPr>
-        <w:t xml:space="preserve">. Maecenas </w:t>
-      </w:r>
-      <w:proofErr w:type="spellStart"/>
-      <w:r>
-        <w:rPr>
-          <w:rFonts w:ascii="Times New Roman" w:hAnsi="Times New Roman" w:cs="Times New Roman"/>
-        </w:rPr>
-        <w:t>facilisis</w:t>
-      </w:r>
-      <w:proofErr w:type="spellEnd"/>
-      <w:r>
-        <w:rPr>
-          <w:rFonts w:ascii="Times New Roman" w:hAnsi="Times New Roman" w:cs="Times New Roman"/>
-        </w:rPr>
-        <w:t xml:space="preserve"> </w:t>
-      </w:r>
-      <w:proofErr w:type="spellStart"/>
-      <w:r>
-        <w:rPr>
-          <w:rFonts w:ascii="Times New Roman" w:hAnsi="Times New Roman" w:cs="Times New Roman"/>
-        </w:rPr>
-        <w:t>dapibus</w:t>
-      </w:r>
-      <w:proofErr w:type="spellEnd"/>
-      <w:r>
-        <w:rPr>
-          <w:rFonts w:ascii="Times New Roman" w:hAnsi="Times New Roman" w:cs="Times New Roman"/>
-        </w:rPr>
-        <w:t xml:space="preserve"> </w:t>
-      </w:r>
-      <w:proofErr w:type="spellStart"/>
-      <w:r>
-        <w:rPr>
-          <w:rFonts w:ascii="Times New Roman" w:hAnsi="Times New Roman" w:cs="Times New Roman"/>
-        </w:rPr>
-        <w:t>egestas</w:t>
-      </w:r>
-      <w:proofErr w:type="spellEnd"/>
-      <w:r>
-        <w:rPr>
-          <w:rFonts w:ascii="Times New Roman" w:hAnsi="Times New Roman" w:cs="Times New Roman"/>
-        </w:rPr>
-        <w:t xml:space="preserve">. </w:t>
-      </w:r>
-      <w:proofErr w:type="spellStart"/>
-      <w:r>
-        <w:rPr>
-          <w:rFonts w:ascii="Times New Roman" w:hAnsi="Times New Roman" w:cs="Times New Roman"/>
-        </w:rPr>
-        <w:t>Curabitur</w:t>
-      </w:r>
-      <w:proofErr w:type="spellEnd"/>
-      <w:r>
-        <w:rPr>
-          <w:rFonts w:ascii="Times New Roman" w:hAnsi="Times New Roman" w:cs="Times New Roman"/>
-        </w:rPr>
-        <w:t xml:space="preserve"> </w:t>
-      </w:r>
-      <w:proofErr w:type="spellStart"/>
-      <w:r>
-        <w:rPr>
-          <w:rFonts w:ascii="Times New Roman" w:hAnsi="Times New Roman" w:cs="Times New Roman"/>
-        </w:rPr>
-        <w:t>dignissim</w:t>
-      </w:r>
-      <w:proofErr w:type="spellEnd"/>
-      <w:r>
-        <w:rPr>
-          <w:rFonts w:ascii="Times New Roman" w:hAnsi="Times New Roman" w:cs="Times New Roman"/>
-        </w:rPr>
-        <w:t xml:space="preserve"> pharetra pulvinar. Nunc </w:t>
-      </w:r>
-      <w:proofErr w:type="spellStart"/>
-      <w:r>
-        <w:rPr>
-          <w:rFonts w:ascii="Times New Roman" w:hAnsi="Times New Roman" w:cs="Times New Roman"/>
-        </w:rPr>
-        <w:t>bibendum</w:t>
-      </w:r>
-      <w:proofErr w:type="spellEnd"/>
-      <w:r>
-        <w:rPr>
-          <w:rFonts w:ascii="Times New Roman" w:hAnsi="Times New Roman" w:cs="Times New Roman"/>
-        </w:rPr>
-        <w:t xml:space="preserve"> </w:t>
-      </w:r>
-      <w:proofErr w:type="spellStart"/>
-      <w:r>
-        <w:rPr>
-          <w:rFonts w:ascii="Times New Roman" w:hAnsi="Times New Roman" w:cs="Times New Roman"/>
-        </w:rPr>
-        <w:t>elit</w:t>
-      </w:r>
-      <w:proofErr w:type="spellEnd"/>
-      <w:r>
-        <w:rPr>
-          <w:rFonts w:ascii="Times New Roman" w:hAnsi="Times New Roman" w:cs="Times New Roman"/>
-        </w:rPr>
-        <w:t xml:space="preserve"> sed cursus </w:t>
-      </w:r>
-      <w:proofErr w:type="spellStart"/>
-      <w:r>
-        <w:rPr>
-          <w:rFonts w:ascii="Times New Roman" w:hAnsi="Times New Roman" w:cs="Times New Roman"/>
-        </w:rPr>
-        <w:t>congue</w:t>
-      </w:r>
-      <w:proofErr w:type="spellEnd"/>
-      <w:r>
-        <w:rPr>
-          <w:rFonts w:ascii="Times New Roman" w:hAnsi="Times New Roman" w:cs="Times New Roman"/>
-        </w:rPr>
-        <w:t xml:space="preserve">. </w:t>
-      </w:r>
-      <w:proofErr w:type="spellStart"/>
-      <w:r>
-        <w:rPr>
-          <w:rFonts w:ascii="Times New Roman" w:hAnsi="Times New Roman" w:cs="Times New Roman"/>
-        </w:rPr>
-        <w:t>Curabitur</w:t>
-      </w:r>
-      <w:proofErr w:type="spellEnd"/>
-      <w:r>
-        <w:rPr>
-          <w:rFonts w:ascii="Times New Roman" w:hAnsi="Times New Roman" w:cs="Times New Roman"/>
-        </w:rPr>
-        <w:t xml:space="preserve"> ligula </w:t>
-      </w:r>
-      <w:proofErr w:type="spellStart"/>
-      <w:r>
-        <w:rPr>
-          <w:rFonts w:ascii="Times New Roman" w:hAnsi="Times New Roman" w:cs="Times New Roman"/>
-        </w:rPr>
-        <w:t>quam</w:t>
-      </w:r>
-      <w:proofErr w:type="spellEnd"/>
-      <w:r>
-        <w:rPr>
-          <w:rFonts w:ascii="Times New Roman" w:hAnsi="Times New Roman" w:cs="Times New Roman"/>
-        </w:rPr>
-        <w:t xml:space="preserve">, </w:t>
+        <w:t>turpis</w:t>
+      </w:r>
+      <w:proofErr w:type="spellEnd"/>
+      <w:r>
+        <w:rPr>
+          <w:rFonts w:ascii="Times New Roman" w:hAnsi="Times New Roman" w:cs="Times New Roman"/>
+        </w:rPr>
+        <w:t xml:space="preserve"> </w:t>
       </w:r>
       <w:proofErr w:type="spellStart"/>
       <w:r>
@@ -3778,329 +3974,7 @@
         <w:rPr>
           <w:rFonts w:ascii="Times New Roman" w:hAnsi="Times New Roman" w:cs="Times New Roman"/>
         </w:rPr>
-        <w:t xml:space="preserve"> </w:t>
-      </w:r>
-      <w:proofErr w:type="spellStart"/>
-      <w:r>
-        <w:rPr>
-          <w:rFonts w:ascii="Times New Roman" w:hAnsi="Times New Roman" w:cs="Times New Roman"/>
-        </w:rPr>
-        <w:t>faucibus</w:t>
-      </w:r>
-      <w:proofErr w:type="spellEnd"/>
-      <w:r>
-        <w:rPr>
-          <w:rFonts w:ascii="Times New Roman" w:hAnsi="Times New Roman" w:cs="Times New Roman"/>
-        </w:rPr>
-        <w:t xml:space="preserve"> </w:t>
-      </w:r>
-      <w:proofErr w:type="spellStart"/>
-      <w:r>
-        <w:rPr>
-          <w:rFonts w:ascii="Times New Roman" w:hAnsi="Times New Roman" w:cs="Times New Roman"/>
-        </w:rPr>
-        <w:t>orci</w:t>
-      </w:r>
-      <w:proofErr w:type="spellEnd"/>
-      <w:r>
-        <w:rPr>
-          <w:rFonts w:ascii="Times New Roman" w:hAnsi="Times New Roman" w:cs="Times New Roman"/>
-        </w:rPr>
-        <w:t xml:space="preserve"> </w:t>
-      </w:r>
-      <w:proofErr w:type="spellStart"/>
-      <w:r>
-        <w:rPr>
-          <w:rFonts w:ascii="Times New Roman" w:hAnsi="Times New Roman" w:cs="Times New Roman"/>
-        </w:rPr>
-        <w:t>quis</w:t>
-      </w:r>
-      <w:proofErr w:type="spellEnd"/>
-      <w:r>
-        <w:rPr>
-          <w:rFonts w:ascii="Times New Roman" w:hAnsi="Times New Roman" w:cs="Times New Roman"/>
-        </w:rPr>
-        <w:t xml:space="preserve">, vestibulum </w:t>
-      </w:r>
-      <w:proofErr w:type="spellStart"/>
-      <w:r>
-        <w:rPr>
-          <w:rFonts w:ascii="Times New Roman" w:hAnsi="Times New Roman" w:cs="Times New Roman"/>
-        </w:rPr>
-        <w:t>lobortis</w:t>
-      </w:r>
-      <w:proofErr w:type="spellEnd"/>
-      <w:r>
-        <w:rPr>
-          <w:rFonts w:ascii="Times New Roman" w:hAnsi="Times New Roman" w:cs="Times New Roman"/>
-        </w:rPr>
-        <w:t xml:space="preserve"> </w:t>
-      </w:r>
-      <w:proofErr w:type="spellStart"/>
-      <w:r>
-        <w:rPr>
-          <w:rFonts w:ascii="Times New Roman" w:hAnsi="Times New Roman" w:cs="Times New Roman"/>
-        </w:rPr>
-        <w:t>lectus</w:t>
-      </w:r>
-      <w:proofErr w:type="spellEnd"/>
-      <w:r>
-        <w:rPr>
-          <w:rFonts w:ascii="Times New Roman" w:hAnsi="Times New Roman" w:cs="Times New Roman"/>
-        </w:rPr>
-        <w:t xml:space="preserve">. </w:t>
-      </w:r>
-      <w:proofErr w:type="spellStart"/>
-      <w:r>
-        <w:rPr>
-          <w:rFonts w:ascii="Times New Roman" w:hAnsi="Times New Roman" w:cs="Times New Roman"/>
-        </w:rPr>
-        <w:t>Suspendisse</w:t>
-      </w:r>
-      <w:proofErr w:type="spellEnd"/>
-      <w:r>
-        <w:rPr>
-          <w:rFonts w:ascii="Times New Roman" w:hAnsi="Times New Roman" w:cs="Times New Roman"/>
-        </w:rPr>
-        <w:t xml:space="preserve"> </w:t>
-      </w:r>
-      <w:proofErr w:type="spellStart"/>
-      <w:r>
-        <w:rPr>
-          <w:rFonts w:ascii="Times New Roman" w:hAnsi="Times New Roman" w:cs="Times New Roman"/>
-        </w:rPr>
-        <w:t>fringilla</w:t>
-      </w:r>
-      <w:proofErr w:type="spellEnd"/>
-      <w:r>
-        <w:rPr>
-          <w:rFonts w:ascii="Times New Roman" w:hAnsi="Times New Roman" w:cs="Times New Roman"/>
-        </w:rPr>
-        <w:t xml:space="preserve"> </w:t>
-      </w:r>
-      <w:proofErr w:type="spellStart"/>
-      <w:r>
-        <w:rPr>
-          <w:rFonts w:ascii="Times New Roman" w:hAnsi="Times New Roman" w:cs="Times New Roman"/>
-        </w:rPr>
-        <w:t>nisl</w:t>
-      </w:r>
-      <w:proofErr w:type="spellEnd"/>
-      <w:r>
-        <w:rPr>
-          <w:rFonts w:ascii="Times New Roman" w:hAnsi="Times New Roman" w:cs="Times New Roman"/>
-        </w:rPr>
-        <w:t xml:space="preserve"> pulvinar, </w:t>
-      </w:r>
-      <w:proofErr w:type="spellStart"/>
-      <w:r>
-        <w:rPr>
-          <w:rFonts w:ascii="Times New Roman" w:hAnsi="Times New Roman" w:cs="Times New Roman"/>
-        </w:rPr>
-        <w:t>laoreet</w:t>
-      </w:r>
-      <w:proofErr w:type="spellEnd"/>
-      <w:r>
-        <w:rPr>
-          <w:rFonts w:ascii="Times New Roman" w:hAnsi="Times New Roman" w:cs="Times New Roman"/>
-        </w:rPr>
-        <w:t xml:space="preserve"> </w:t>
-      </w:r>
-      <w:proofErr w:type="spellStart"/>
-      <w:r>
-        <w:rPr>
-          <w:rFonts w:ascii="Times New Roman" w:hAnsi="Times New Roman" w:cs="Times New Roman"/>
-        </w:rPr>
-        <w:t>tellus</w:t>
-      </w:r>
-      <w:proofErr w:type="spellEnd"/>
-      <w:r>
-        <w:rPr>
-          <w:rFonts w:ascii="Times New Roman" w:hAnsi="Times New Roman" w:cs="Times New Roman"/>
-        </w:rPr>
-        <w:t xml:space="preserve"> sed, </w:t>
-      </w:r>
-      <w:proofErr w:type="spellStart"/>
-      <w:r>
-        <w:rPr>
-          <w:rFonts w:ascii="Times New Roman" w:hAnsi="Times New Roman" w:cs="Times New Roman"/>
-        </w:rPr>
-        <w:t>sollicitudin</w:t>
-      </w:r>
-      <w:proofErr w:type="spellEnd"/>
-      <w:r>
-        <w:rPr>
-          <w:rFonts w:ascii="Times New Roman" w:hAnsi="Times New Roman" w:cs="Times New Roman"/>
-        </w:rPr>
-        <w:t xml:space="preserve"> </w:t>
-      </w:r>
-      <w:proofErr w:type="spellStart"/>
-      <w:r>
-        <w:rPr>
-          <w:rFonts w:ascii="Times New Roman" w:hAnsi="Times New Roman" w:cs="Times New Roman"/>
-        </w:rPr>
-        <w:t>tortor</w:t>
-      </w:r>
-      <w:proofErr w:type="spellEnd"/>
-      <w:r>
-        <w:rPr>
-          <w:rFonts w:ascii="Times New Roman" w:hAnsi="Times New Roman" w:cs="Times New Roman"/>
-        </w:rPr>
-        <w:t xml:space="preserve">. Donec </w:t>
-      </w:r>
-      <w:proofErr w:type="spellStart"/>
-      <w:r>
-        <w:rPr>
-          <w:rFonts w:ascii="Times New Roman" w:hAnsi="Times New Roman" w:cs="Times New Roman"/>
-        </w:rPr>
-        <w:t>consequat</w:t>
-      </w:r>
-      <w:proofErr w:type="spellEnd"/>
-      <w:r>
-        <w:rPr>
-          <w:rFonts w:ascii="Times New Roman" w:hAnsi="Times New Roman" w:cs="Times New Roman"/>
-        </w:rPr>
-        <w:t xml:space="preserve"> </w:t>
-      </w:r>
-      <w:proofErr w:type="spellStart"/>
-      <w:r>
-        <w:rPr>
-          <w:rFonts w:ascii="Times New Roman" w:hAnsi="Times New Roman" w:cs="Times New Roman"/>
-        </w:rPr>
-        <w:t>congue</w:t>
-      </w:r>
-      <w:proofErr w:type="spellEnd"/>
-      <w:r>
-        <w:rPr>
-          <w:rFonts w:ascii="Times New Roman" w:hAnsi="Times New Roman" w:cs="Times New Roman"/>
-        </w:rPr>
-        <w:t xml:space="preserve"> </w:t>
-      </w:r>
-      <w:proofErr w:type="spellStart"/>
-      <w:r>
-        <w:rPr>
-          <w:rFonts w:ascii="Times New Roman" w:hAnsi="Times New Roman" w:cs="Times New Roman"/>
-        </w:rPr>
-        <w:t>erat</w:t>
-      </w:r>
-      <w:proofErr w:type="spellEnd"/>
-      <w:r>
-        <w:rPr>
-          <w:rFonts w:ascii="Times New Roman" w:hAnsi="Times New Roman" w:cs="Times New Roman"/>
-        </w:rPr>
-        <w:t xml:space="preserve"> in </w:t>
-      </w:r>
-      <w:proofErr w:type="spellStart"/>
-      <w:r>
-        <w:rPr>
-          <w:rFonts w:ascii="Times New Roman" w:hAnsi="Times New Roman" w:cs="Times New Roman"/>
-        </w:rPr>
-        <w:t>iaculis</w:t>
-      </w:r>
-      <w:proofErr w:type="spellEnd"/>
-      <w:r>
-        <w:rPr>
-          <w:rFonts w:ascii="Times New Roman" w:hAnsi="Times New Roman" w:cs="Times New Roman"/>
-        </w:rPr>
-        <w:t xml:space="preserve">. </w:t>
-      </w:r>
-      <w:proofErr w:type="spellStart"/>
-      <w:r>
-        <w:rPr>
-          <w:rFonts w:ascii="Times New Roman" w:hAnsi="Times New Roman" w:cs="Times New Roman"/>
-        </w:rPr>
-        <w:t>Curabitur</w:t>
-      </w:r>
-      <w:proofErr w:type="spellEnd"/>
-      <w:r>
-        <w:rPr>
-          <w:rFonts w:ascii="Times New Roman" w:hAnsi="Times New Roman" w:cs="Times New Roman"/>
-        </w:rPr>
-        <w:t xml:space="preserve"> </w:t>
-      </w:r>
-      <w:proofErr w:type="spellStart"/>
-      <w:r>
-        <w:rPr>
-          <w:rFonts w:ascii="Times New Roman" w:hAnsi="Times New Roman" w:cs="Times New Roman"/>
-        </w:rPr>
-        <w:t>luctus</w:t>
-      </w:r>
-      <w:proofErr w:type="spellEnd"/>
-      <w:r>
-        <w:rPr>
-          <w:rFonts w:ascii="Times New Roman" w:hAnsi="Times New Roman" w:cs="Times New Roman"/>
-        </w:rPr>
-        <w:t xml:space="preserve"> </w:t>
-      </w:r>
-      <w:proofErr w:type="spellStart"/>
-      <w:r>
-        <w:rPr>
-          <w:rFonts w:ascii="Times New Roman" w:hAnsi="Times New Roman" w:cs="Times New Roman"/>
-        </w:rPr>
-        <w:t>tellus</w:t>
-      </w:r>
-      <w:proofErr w:type="spellEnd"/>
-      <w:r>
-        <w:rPr>
-          <w:rFonts w:ascii="Times New Roman" w:hAnsi="Times New Roman" w:cs="Times New Roman"/>
-        </w:rPr>
-        <w:t xml:space="preserve"> </w:t>
-      </w:r>
-      <w:proofErr w:type="spellStart"/>
-      <w:r>
-        <w:rPr>
-          <w:rFonts w:ascii="Times New Roman" w:hAnsi="Times New Roman" w:cs="Times New Roman"/>
-        </w:rPr>
-        <w:t>ut</w:t>
-      </w:r>
-      <w:proofErr w:type="spellEnd"/>
-      <w:r>
-        <w:rPr>
-          <w:rFonts w:ascii="Times New Roman" w:hAnsi="Times New Roman" w:cs="Times New Roman"/>
-        </w:rPr>
-        <w:t xml:space="preserve"> </w:t>
-      </w:r>
-      <w:proofErr w:type="spellStart"/>
-      <w:r>
-        <w:rPr>
-          <w:rFonts w:ascii="Times New Roman" w:hAnsi="Times New Roman" w:cs="Times New Roman"/>
-        </w:rPr>
-        <w:t>turpis</w:t>
-      </w:r>
-      <w:proofErr w:type="spellEnd"/>
-      <w:r>
-        <w:rPr>
-          <w:rFonts w:ascii="Times New Roman" w:hAnsi="Times New Roman" w:cs="Times New Roman"/>
-        </w:rPr>
-        <w:t xml:space="preserve"> </w:t>
-      </w:r>
-      <w:proofErr w:type="spellStart"/>
-      <w:r>
-        <w:rPr>
-          <w:rFonts w:ascii="Times New Roman" w:hAnsi="Times New Roman" w:cs="Times New Roman"/>
-        </w:rPr>
-        <w:t>iaculis</w:t>
-      </w:r>
-      <w:proofErr w:type="spellEnd"/>
-      <w:r>
-        <w:rPr>
-          <w:rFonts w:ascii="Times New Roman" w:hAnsi="Times New Roman" w:cs="Times New Roman"/>
-        </w:rPr>
-        <w:t xml:space="preserve">, </w:t>
-      </w:r>
-      <w:proofErr w:type="spellStart"/>
-      <w:r>
-        <w:rPr>
-          <w:rFonts w:ascii="Times New Roman" w:hAnsi="Times New Roman" w:cs="Times New Roman"/>
-        </w:rPr>
-        <w:t>nec</w:t>
-      </w:r>
-      <w:proofErr w:type="spellEnd"/>
-      <w:r>
-        <w:rPr>
-          <w:rFonts w:ascii="Times New Roman" w:hAnsi="Times New Roman" w:cs="Times New Roman"/>
-        </w:rPr>
-        <w:t xml:space="preserve"> </w:t>
+        <w:t xml:space="preserve">, nec </w:t>
       </w:r>
       <w:proofErr w:type="spellStart"/>
       <w:r>
@@ -4154,16 +4028,16 @@
           <w:rFonts w:ascii="Times New Roman" w:hAnsi="Times New Roman" w:cs="Times New Roman"/>
         </w:rPr>
       </w:pPr>
-      <w:bookmarkStart w:id="10" w:name="end-of-two-columns-section"/>
-      <w:bookmarkStart w:id="11" w:name="_Toc155468935"/>
-      <w:bookmarkEnd w:id="8"/>
+      <w:bookmarkStart w:id="10" w:name="_Toc155468935"/>
+      <w:bookmarkStart w:id="11" w:name="end-of-two-columns-section"/>
+      <w:bookmarkEnd w:id="9"/>
       <w:r>
         <w:rPr>
           <w:rFonts w:ascii="Times New Roman" w:hAnsi="Times New Roman" w:cs="Times New Roman"/>
         </w:rPr>
         <w:t>End of two columns section</w:t>
       </w:r>
-      <w:bookmarkEnd w:id="11"/>
+      <w:bookmarkEnd w:id="10"/>
     </w:p>
     <w:p>
       <w:pPr>
@@ -4273,21 +4147,7 @@
         <w:rPr>
           <w:rFonts w:ascii="Times New Roman" w:hAnsi="Times New Roman" w:cs="Times New Roman"/>
         </w:rPr>
-        <w:t xml:space="preserve">, </w:t>
-      </w:r>
-      <w:proofErr w:type="spellStart"/>
-      <w:r>
-        <w:rPr>
-          <w:rFonts w:ascii="Times New Roman" w:hAnsi="Times New Roman" w:cs="Times New Roman"/>
-        </w:rPr>
-        <w:t>quis</w:t>
-      </w:r>
-      <w:proofErr w:type="spellEnd"/>
-      <w:r>
-        <w:rPr>
-          <w:rFonts w:ascii="Times New Roman" w:hAnsi="Times New Roman" w:cs="Times New Roman"/>
-        </w:rPr>
-        <w:t xml:space="preserve"> </w:t>
+        <w:t xml:space="preserve">, quis </w:t>
       </w:r>
       <w:proofErr w:type="spellStart"/>
       <w:r>
@@ -4595,6 +4455,90 @@
         <w:rPr>
           <w:rFonts w:ascii="Times New Roman" w:hAnsi="Times New Roman" w:cs="Times New Roman"/>
         </w:rPr>
+        <w:t xml:space="preserve">, quis </w:t>
+      </w:r>
+      <w:proofErr w:type="spellStart"/>
+      <w:r>
+        <w:rPr>
+          <w:rFonts w:ascii="Times New Roman" w:hAnsi="Times New Roman" w:cs="Times New Roman"/>
+        </w:rPr>
+        <w:t>aliquam</w:t>
+      </w:r>
+      <w:proofErr w:type="spellEnd"/>
+      <w:r>
+        <w:rPr>
+          <w:rFonts w:ascii="Times New Roman" w:hAnsi="Times New Roman" w:cs="Times New Roman"/>
+        </w:rPr>
+        <w:t xml:space="preserve"> dui. In at cursus ante. Vestibulum non </w:t>
+      </w:r>
+      <w:proofErr w:type="spellStart"/>
+      <w:r>
+        <w:rPr>
+          <w:rFonts w:ascii="Times New Roman" w:hAnsi="Times New Roman" w:cs="Times New Roman"/>
+        </w:rPr>
+        <w:t>sagittis</w:t>
+      </w:r>
+      <w:proofErr w:type="spellEnd"/>
+      <w:r>
+        <w:rPr>
+          <w:rFonts w:ascii="Times New Roman" w:hAnsi="Times New Roman" w:cs="Times New Roman"/>
+        </w:rPr>
+        <w:t xml:space="preserve"> </w:t>
+      </w:r>
+      <w:proofErr w:type="spellStart"/>
+      <w:r>
+        <w:rPr>
+          <w:rFonts w:ascii="Times New Roman" w:hAnsi="Times New Roman" w:cs="Times New Roman"/>
+        </w:rPr>
+        <w:t>lacus</w:t>
+      </w:r>
+      <w:proofErr w:type="spellEnd"/>
+      <w:r>
+        <w:rPr>
+          <w:rFonts w:ascii="Times New Roman" w:hAnsi="Times New Roman" w:cs="Times New Roman"/>
+        </w:rPr>
+        <w:t xml:space="preserve">. Duis vitae </w:t>
+      </w:r>
+      <w:proofErr w:type="spellStart"/>
+      <w:r>
+        <w:rPr>
+          <w:rFonts w:ascii="Times New Roman" w:hAnsi="Times New Roman" w:cs="Times New Roman"/>
+        </w:rPr>
+        <w:t>iaculis</w:t>
+      </w:r>
+      <w:proofErr w:type="spellEnd"/>
+      <w:r>
+        <w:rPr>
+          <w:rFonts w:ascii="Times New Roman" w:hAnsi="Times New Roman" w:cs="Times New Roman"/>
+        </w:rPr>
+        <w:t xml:space="preserve"> dui. </w:t>
+      </w:r>
+      <w:proofErr w:type="spellStart"/>
+      <w:r>
+        <w:rPr>
+          <w:rFonts w:ascii="Times New Roman" w:hAnsi="Times New Roman" w:cs="Times New Roman"/>
+        </w:rPr>
+        <w:t>Vivamus</w:t>
+      </w:r>
+      <w:proofErr w:type="spellEnd"/>
+      <w:r>
+        <w:rPr>
+          <w:rFonts w:ascii="Times New Roman" w:hAnsi="Times New Roman" w:cs="Times New Roman"/>
+        </w:rPr>
+        <w:t xml:space="preserve"> </w:t>
+      </w:r>
+      <w:proofErr w:type="spellStart"/>
+      <w:r>
+        <w:rPr>
+          <w:rFonts w:ascii="Times New Roman" w:hAnsi="Times New Roman" w:cs="Times New Roman"/>
+        </w:rPr>
+        <w:t>tempor</w:t>
+      </w:r>
+      <w:proofErr w:type="spellEnd"/>
+      <w:r>
+        <w:rPr>
+          <w:rFonts w:ascii="Times New Roman" w:hAnsi="Times New Roman" w:cs="Times New Roman"/>
+        </w:rPr>
         <w:t xml:space="preserve">, </w:t>
       </w:r>
       <w:proofErr w:type="spellStart"/>
@@ -4602,56 +4546,294 @@
         <w:rPr>
           <w:rFonts w:ascii="Times New Roman" w:hAnsi="Times New Roman" w:cs="Times New Roman"/>
         </w:rPr>
-        <w:t>quis</w:t>
-      </w:r>
-      <w:proofErr w:type="spellEnd"/>
-      <w:r>
-        <w:rPr>
-          <w:rFonts w:ascii="Times New Roman" w:hAnsi="Times New Roman" w:cs="Times New Roman"/>
-        </w:rPr>
-        <w:t xml:space="preserve"> </w:t>
-      </w:r>
-      <w:proofErr w:type="spellStart"/>
-      <w:r>
-        <w:rPr>
-          <w:rFonts w:ascii="Times New Roman" w:hAnsi="Times New Roman" w:cs="Times New Roman"/>
-        </w:rPr>
-        <w:t>aliquam</w:t>
-      </w:r>
-      <w:proofErr w:type="spellEnd"/>
-      <w:r>
-        <w:rPr>
-          <w:rFonts w:ascii="Times New Roman" w:hAnsi="Times New Roman" w:cs="Times New Roman"/>
-        </w:rPr>
-        <w:t xml:space="preserve"> dui. In at cursus ante. Vestibulum non </w:t>
-      </w:r>
-      <w:proofErr w:type="spellStart"/>
-      <w:r>
-        <w:rPr>
-          <w:rFonts w:ascii="Times New Roman" w:hAnsi="Times New Roman" w:cs="Times New Roman"/>
-        </w:rPr>
-        <w:t>sagittis</w:t>
-      </w:r>
-      <w:proofErr w:type="spellEnd"/>
-      <w:r>
-        <w:rPr>
-          <w:rFonts w:ascii="Times New Roman" w:hAnsi="Times New Roman" w:cs="Times New Roman"/>
-        </w:rPr>
-        <w:t xml:space="preserve"> </w:t>
-      </w:r>
-      <w:proofErr w:type="spellStart"/>
-      <w:r>
-        <w:rPr>
-          <w:rFonts w:ascii="Times New Roman" w:hAnsi="Times New Roman" w:cs="Times New Roman"/>
-        </w:rPr>
-        <w:t>lacus</w:t>
-      </w:r>
-      <w:proofErr w:type="spellEnd"/>
-      <w:r>
-        <w:rPr>
-          <w:rFonts w:ascii="Times New Roman" w:hAnsi="Times New Roman" w:cs="Times New Roman"/>
-        </w:rPr>
-        <w:t xml:space="preserve">. Duis vitae </w:t>
+        <w:t>nibh</w:t>
+      </w:r>
+      <w:proofErr w:type="spellEnd"/>
+      <w:r>
+        <w:rPr>
+          <w:rFonts w:ascii="Times New Roman" w:hAnsi="Times New Roman" w:cs="Times New Roman"/>
+        </w:rPr>
+        <w:t xml:space="preserve"> </w:t>
+      </w:r>
+      <w:proofErr w:type="spellStart"/>
+      <w:r>
+        <w:rPr>
+          <w:rFonts w:ascii="Times New Roman" w:hAnsi="Times New Roman" w:cs="Times New Roman"/>
+        </w:rPr>
+        <w:t>ut</w:t>
+      </w:r>
+      <w:proofErr w:type="spellEnd"/>
+      <w:r>
+        <w:rPr>
+          <w:rFonts w:ascii="Times New Roman" w:hAnsi="Times New Roman" w:cs="Times New Roman"/>
+        </w:rPr>
+        <w:t xml:space="preserve"> </w:t>
+      </w:r>
+      <w:proofErr w:type="spellStart"/>
+      <w:r>
+        <w:rPr>
+          <w:rFonts w:ascii="Times New Roman" w:hAnsi="Times New Roman" w:cs="Times New Roman"/>
+        </w:rPr>
+        <w:t>pretium</w:t>
+      </w:r>
+      <w:proofErr w:type="spellEnd"/>
+      <w:r>
+        <w:rPr>
+          <w:rFonts w:ascii="Times New Roman" w:hAnsi="Times New Roman" w:cs="Times New Roman"/>
+        </w:rPr>
+        <w:t xml:space="preserve"> tempus, </w:t>
+      </w:r>
+      <w:proofErr w:type="spellStart"/>
+      <w:r>
+        <w:rPr>
+          <w:rFonts w:ascii="Times New Roman" w:hAnsi="Times New Roman" w:cs="Times New Roman"/>
+        </w:rPr>
+        <w:t>enim</w:t>
+      </w:r>
+      <w:proofErr w:type="spellEnd"/>
+      <w:r>
+        <w:rPr>
+          <w:rFonts w:ascii="Times New Roman" w:hAnsi="Times New Roman" w:cs="Times New Roman"/>
+        </w:rPr>
+        <w:t xml:space="preserve"> lorem </w:t>
+      </w:r>
+      <w:proofErr w:type="spellStart"/>
+      <w:r>
+        <w:rPr>
+          <w:rFonts w:ascii="Times New Roman" w:hAnsi="Times New Roman" w:cs="Times New Roman"/>
+        </w:rPr>
+        <w:t>dignissim</w:t>
+      </w:r>
+      <w:proofErr w:type="spellEnd"/>
+      <w:r>
+        <w:rPr>
+          <w:rFonts w:ascii="Times New Roman" w:hAnsi="Times New Roman" w:cs="Times New Roman"/>
+        </w:rPr>
+        <w:t xml:space="preserve"> </w:t>
+      </w:r>
+      <w:proofErr w:type="spellStart"/>
+      <w:r>
+        <w:rPr>
+          <w:rFonts w:ascii="Times New Roman" w:hAnsi="Times New Roman" w:cs="Times New Roman"/>
+        </w:rPr>
+        <w:t>quam</w:t>
+      </w:r>
+      <w:proofErr w:type="spellEnd"/>
+      <w:r>
+        <w:rPr>
+          <w:rFonts w:ascii="Times New Roman" w:hAnsi="Times New Roman" w:cs="Times New Roman"/>
+        </w:rPr>
+        <w:t xml:space="preserve">, at </w:t>
+      </w:r>
+      <w:proofErr w:type="spellStart"/>
+      <w:r>
+        <w:rPr>
+          <w:rFonts w:ascii="Times New Roman" w:hAnsi="Times New Roman" w:cs="Times New Roman"/>
+        </w:rPr>
+        <w:t>euismod</w:t>
+      </w:r>
+      <w:proofErr w:type="spellEnd"/>
+      <w:r>
+        <w:rPr>
+          <w:rFonts w:ascii="Times New Roman" w:hAnsi="Times New Roman" w:cs="Times New Roman"/>
+        </w:rPr>
+        <w:t xml:space="preserve"> </w:t>
+      </w:r>
+      <w:proofErr w:type="spellStart"/>
+      <w:r>
+        <w:rPr>
+          <w:rFonts w:ascii="Times New Roman" w:hAnsi="Times New Roman" w:cs="Times New Roman"/>
+        </w:rPr>
+        <w:t>massa</w:t>
+      </w:r>
+      <w:proofErr w:type="spellEnd"/>
+      <w:r>
+        <w:rPr>
+          <w:rFonts w:ascii="Times New Roman" w:hAnsi="Times New Roman" w:cs="Times New Roman"/>
+        </w:rPr>
+        <w:t xml:space="preserve"> magna at magna. Sed </w:t>
+      </w:r>
+      <w:proofErr w:type="spellStart"/>
+      <w:r>
+        <w:rPr>
+          <w:rFonts w:ascii="Times New Roman" w:hAnsi="Times New Roman" w:cs="Times New Roman"/>
+        </w:rPr>
+        <w:t>facilisis</w:t>
+      </w:r>
+      <w:proofErr w:type="spellEnd"/>
+      <w:r>
+        <w:rPr>
+          <w:rFonts w:ascii="Times New Roman" w:hAnsi="Times New Roman" w:cs="Times New Roman"/>
+        </w:rPr>
+        <w:t xml:space="preserve"> </w:t>
+      </w:r>
+      <w:proofErr w:type="spellStart"/>
+      <w:r>
+        <w:rPr>
+          <w:rFonts w:ascii="Times New Roman" w:hAnsi="Times New Roman" w:cs="Times New Roman"/>
+        </w:rPr>
+        <w:t>dapibus</w:t>
+      </w:r>
+      <w:proofErr w:type="spellEnd"/>
+      <w:r>
+        <w:rPr>
+          <w:rFonts w:ascii="Times New Roman" w:hAnsi="Times New Roman" w:cs="Times New Roman"/>
+        </w:rPr>
+        <w:t xml:space="preserve"> diam nec </w:t>
+      </w:r>
+      <w:proofErr w:type="spellStart"/>
+      <w:r>
+        <w:rPr>
+          <w:rFonts w:ascii="Times New Roman" w:hAnsi="Times New Roman" w:cs="Times New Roman"/>
+        </w:rPr>
+        <w:t>volutpat</w:t>
+      </w:r>
+      <w:proofErr w:type="spellEnd"/>
+      <w:r>
+        <w:rPr>
+          <w:rFonts w:ascii="Times New Roman" w:hAnsi="Times New Roman" w:cs="Times New Roman"/>
+        </w:rPr>
+        <w:t xml:space="preserve">. Maecenas </w:t>
+      </w:r>
+      <w:proofErr w:type="spellStart"/>
+      <w:r>
+        <w:rPr>
+          <w:rFonts w:ascii="Times New Roman" w:hAnsi="Times New Roman" w:cs="Times New Roman"/>
+        </w:rPr>
+        <w:t>facilisis</w:t>
+      </w:r>
+      <w:proofErr w:type="spellEnd"/>
+      <w:r>
+        <w:rPr>
+          <w:rFonts w:ascii="Times New Roman" w:hAnsi="Times New Roman" w:cs="Times New Roman"/>
+        </w:rPr>
+        <w:t xml:space="preserve"> </w:t>
+      </w:r>
+      <w:proofErr w:type="spellStart"/>
+      <w:r>
+        <w:rPr>
+          <w:rFonts w:ascii="Times New Roman" w:hAnsi="Times New Roman" w:cs="Times New Roman"/>
+        </w:rPr>
+        <w:t>dapibus</w:t>
+      </w:r>
+      <w:proofErr w:type="spellEnd"/>
+      <w:r>
+        <w:rPr>
+          <w:rFonts w:ascii="Times New Roman" w:hAnsi="Times New Roman" w:cs="Times New Roman"/>
+        </w:rPr>
+        <w:t xml:space="preserve"> </w:t>
+      </w:r>
+      <w:proofErr w:type="spellStart"/>
+      <w:r>
+        <w:rPr>
+          <w:rFonts w:ascii="Times New Roman" w:hAnsi="Times New Roman" w:cs="Times New Roman"/>
+        </w:rPr>
+        <w:t>egestas</w:t>
+      </w:r>
+      <w:proofErr w:type="spellEnd"/>
+      <w:r>
+        <w:rPr>
+          <w:rFonts w:ascii="Times New Roman" w:hAnsi="Times New Roman" w:cs="Times New Roman"/>
+        </w:rPr>
+        <w:t xml:space="preserve">. </w:t>
+      </w:r>
+      <w:proofErr w:type="spellStart"/>
+      <w:r>
+        <w:rPr>
+          <w:rFonts w:ascii="Times New Roman" w:hAnsi="Times New Roman" w:cs="Times New Roman"/>
+        </w:rPr>
+        <w:t>Curabitur</w:t>
+      </w:r>
+      <w:proofErr w:type="spellEnd"/>
+      <w:r>
+        <w:rPr>
+          <w:rFonts w:ascii="Times New Roman" w:hAnsi="Times New Roman" w:cs="Times New Roman"/>
+        </w:rPr>
+        <w:t xml:space="preserve"> </w:t>
+      </w:r>
+      <w:proofErr w:type="spellStart"/>
+      <w:r>
+        <w:rPr>
+          <w:rFonts w:ascii="Times New Roman" w:hAnsi="Times New Roman" w:cs="Times New Roman"/>
+        </w:rPr>
+        <w:t>dignissim</w:t>
+      </w:r>
+      <w:proofErr w:type="spellEnd"/>
+      <w:r>
+        <w:rPr>
+          <w:rFonts w:ascii="Times New Roman" w:hAnsi="Times New Roman" w:cs="Times New Roman"/>
+        </w:rPr>
+        <w:t xml:space="preserve"> pharetra pulvinar. Nunc </w:t>
+      </w:r>
+      <w:proofErr w:type="spellStart"/>
+      <w:r>
+        <w:rPr>
+          <w:rFonts w:ascii="Times New Roman" w:hAnsi="Times New Roman" w:cs="Times New Roman"/>
+        </w:rPr>
+        <w:t>bibendum</w:t>
+      </w:r>
+      <w:proofErr w:type="spellEnd"/>
+      <w:r>
+        <w:rPr>
+          <w:rFonts w:ascii="Times New Roman" w:hAnsi="Times New Roman" w:cs="Times New Roman"/>
+        </w:rPr>
+        <w:t xml:space="preserve"> </w:t>
+      </w:r>
+      <w:proofErr w:type="spellStart"/>
+      <w:r>
+        <w:rPr>
+          <w:rFonts w:ascii="Times New Roman" w:hAnsi="Times New Roman" w:cs="Times New Roman"/>
+        </w:rPr>
+        <w:t>elit</w:t>
+      </w:r>
+      <w:proofErr w:type="spellEnd"/>
+      <w:r>
+        <w:rPr>
+          <w:rFonts w:ascii="Times New Roman" w:hAnsi="Times New Roman" w:cs="Times New Roman"/>
+        </w:rPr>
+        <w:t xml:space="preserve"> sed cursus </w:t>
+      </w:r>
+      <w:proofErr w:type="spellStart"/>
+      <w:r>
+        <w:rPr>
+          <w:rFonts w:ascii="Times New Roman" w:hAnsi="Times New Roman" w:cs="Times New Roman"/>
+        </w:rPr>
+        <w:t>congue</w:t>
+      </w:r>
+      <w:proofErr w:type="spellEnd"/>
+      <w:r>
+        <w:rPr>
+          <w:rFonts w:ascii="Times New Roman" w:hAnsi="Times New Roman" w:cs="Times New Roman"/>
+        </w:rPr>
+        <w:t xml:space="preserve">. </w:t>
+      </w:r>
+      <w:proofErr w:type="spellStart"/>
+      <w:r>
+        <w:rPr>
+          <w:rFonts w:ascii="Times New Roman" w:hAnsi="Times New Roman" w:cs="Times New Roman"/>
+        </w:rPr>
+        <w:t>Curabitur</w:t>
+      </w:r>
+      <w:proofErr w:type="spellEnd"/>
+      <w:r>
+        <w:rPr>
+          <w:rFonts w:ascii="Times New Roman" w:hAnsi="Times New Roman" w:cs="Times New Roman"/>
+        </w:rPr>
+        <w:t xml:space="preserve"> ligula </w:t>
+      </w:r>
+      <w:proofErr w:type="spellStart"/>
+      <w:r>
+        <w:rPr>
+          <w:rFonts w:ascii="Times New Roman" w:hAnsi="Times New Roman" w:cs="Times New Roman"/>
+        </w:rPr>
+        <w:t>quam</w:t>
+      </w:r>
+      <w:proofErr w:type="spellEnd"/>
+      <w:r>
+        <w:rPr>
+          <w:rFonts w:ascii="Times New Roman" w:hAnsi="Times New Roman" w:cs="Times New Roman"/>
+        </w:rPr>
+        <w:t xml:space="preserve">, </w:t>
       </w:r>
       <w:proofErr w:type="spellStart"/>
       <w:r>
@@ -4665,42 +4847,252 @@
         <w:rPr>
           <w:rFonts w:ascii="Times New Roman" w:hAnsi="Times New Roman" w:cs="Times New Roman"/>
         </w:rPr>
-        <w:t xml:space="preserve"> dui. </w:t>
-      </w:r>
-      <w:proofErr w:type="spellStart"/>
-      <w:r>
-        <w:rPr>
-          <w:rFonts w:ascii="Times New Roman" w:hAnsi="Times New Roman" w:cs="Times New Roman"/>
-        </w:rPr>
-        <w:t>Vivamus</w:t>
-      </w:r>
-      <w:proofErr w:type="spellEnd"/>
-      <w:r>
-        <w:rPr>
-          <w:rFonts w:ascii="Times New Roman" w:hAnsi="Times New Roman" w:cs="Times New Roman"/>
-        </w:rPr>
-        <w:t xml:space="preserve"> </w:t>
-      </w:r>
-      <w:proofErr w:type="spellStart"/>
-      <w:r>
-        <w:rPr>
-          <w:rFonts w:ascii="Times New Roman" w:hAnsi="Times New Roman" w:cs="Times New Roman"/>
-        </w:rPr>
-        <w:t>tempor</w:t>
-      </w:r>
-      <w:proofErr w:type="spellEnd"/>
-      <w:r>
-        <w:rPr>
-          <w:rFonts w:ascii="Times New Roman" w:hAnsi="Times New Roman" w:cs="Times New Roman"/>
-        </w:rPr>
-        <w:t xml:space="preserve">, </w:t>
-      </w:r>
-      <w:proofErr w:type="spellStart"/>
-      <w:r>
-        <w:rPr>
-          <w:rFonts w:ascii="Times New Roman" w:hAnsi="Times New Roman" w:cs="Times New Roman"/>
-        </w:rPr>
-        <w:t>nibh</w:t>
+        <w:t xml:space="preserve"> </w:t>
+      </w:r>
+      <w:proofErr w:type="spellStart"/>
+      <w:r>
+        <w:rPr>
+          <w:rFonts w:ascii="Times New Roman" w:hAnsi="Times New Roman" w:cs="Times New Roman"/>
+        </w:rPr>
+        <w:t>faucibus</w:t>
+      </w:r>
+      <w:proofErr w:type="spellEnd"/>
+      <w:r>
+        <w:rPr>
+          <w:rFonts w:ascii="Times New Roman" w:hAnsi="Times New Roman" w:cs="Times New Roman"/>
+        </w:rPr>
+        <w:t xml:space="preserve"> </w:t>
+      </w:r>
+      <w:proofErr w:type="spellStart"/>
+      <w:r>
+        <w:rPr>
+          <w:rFonts w:ascii="Times New Roman" w:hAnsi="Times New Roman" w:cs="Times New Roman"/>
+        </w:rPr>
+        <w:t>orci</w:t>
+      </w:r>
+      <w:proofErr w:type="spellEnd"/>
+      <w:r>
+        <w:rPr>
+          <w:rFonts w:ascii="Times New Roman" w:hAnsi="Times New Roman" w:cs="Times New Roman"/>
+        </w:rPr>
+        <w:t xml:space="preserve"> quis, vestibulum </w:t>
+      </w:r>
+      <w:proofErr w:type="spellStart"/>
+      <w:r>
+        <w:rPr>
+          <w:rFonts w:ascii="Times New Roman" w:hAnsi="Times New Roman" w:cs="Times New Roman"/>
+        </w:rPr>
+        <w:t>lobortis</w:t>
+      </w:r>
+      <w:proofErr w:type="spellEnd"/>
+      <w:r>
+        <w:rPr>
+          <w:rFonts w:ascii="Times New Roman" w:hAnsi="Times New Roman" w:cs="Times New Roman"/>
+        </w:rPr>
+        <w:t xml:space="preserve"> </w:t>
+      </w:r>
+      <w:proofErr w:type="spellStart"/>
+      <w:r>
+        <w:rPr>
+          <w:rFonts w:ascii="Times New Roman" w:hAnsi="Times New Roman" w:cs="Times New Roman"/>
+        </w:rPr>
+        <w:t>lectus</w:t>
+      </w:r>
+      <w:proofErr w:type="spellEnd"/>
+      <w:r>
+        <w:rPr>
+          <w:rFonts w:ascii="Times New Roman" w:hAnsi="Times New Roman" w:cs="Times New Roman"/>
+        </w:rPr>
+        <w:t xml:space="preserve">. </w:t>
+      </w:r>
+      <w:proofErr w:type="spellStart"/>
+      <w:r>
+        <w:rPr>
+          <w:rFonts w:ascii="Times New Roman" w:hAnsi="Times New Roman" w:cs="Times New Roman"/>
+        </w:rPr>
+        <w:t>Suspendisse</w:t>
+      </w:r>
+      <w:proofErr w:type="spellEnd"/>
+      <w:r>
+        <w:rPr>
+          <w:rFonts w:ascii="Times New Roman" w:hAnsi="Times New Roman" w:cs="Times New Roman"/>
+        </w:rPr>
+        <w:t xml:space="preserve"> </w:t>
+      </w:r>
+      <w:proofErr w:type="spellStart"/>
+      <w:r>
+        <w:rPr>
+          <w:rFonts w:ascii="Times New Roman" w:hAnsi="Times New Roman" w:cs="Times New Roman"/>
+        </w:rPr>
+        <w:t>fringilla</w:t>
+      </w:r>
+      <w:proofErr w:type="spellEnd"/>
+      <w:r>
+        <w:rPr>
+          <w:rFonts w:ascii="Times New Roman" w:hAnsi="Times New Roman" w:cs="Times New Roman"/>
+        </w:rPr>
+        <w:t xml:space="preserve"> </w:t>
+      </w:r>
+      <w:proofErr w:type="spellStart"/>
+      <w:r>
+        <w:rPr>
+          <w:rFonts w:ascii="Times New Roman" w:hAnsi="Times New Roman" w:cs="Times New Roman"/>
+        </w:rPr>
+        <w:t>nisl</w:t>
+      </w:r>
+      <w:proofErr w:type="spellEnd"/>
+      <w:r>
+        <w:rPr>
+          <w:rFonts w:ascii="Times New Roman" w:hAnsi="Times New Roman" w:cs="Times New Roman"/>
+        </w:rPr>
+        <w:t xml:space="preserve"> pulvinar, </w:t>
+      </w:r>
+      <w:proofErr w:type="spellStart"/>
+      <w:r>
+        <w:rPr>
+          <w:rFonts w:ascii="Times New Roman" w:hAnsi="Times New Roman" w:cs="Times New Roman"/>
+        </w:rPr>
+        <w:t>laoreet</w:t>
+      </w:r>
+      <w:proofErr w:type="spellEnd"/>
+      <w:r>
+        <w:rPr>
+          <w:rFonts w:ascii="Times New Roman" w:hAnsi="Times New Roman" w:cs="Times New Roman"/>
+        </w:rPr>
+        <w:t xml:space="preserve"> </w:t>
+      </w:r>
+      <w:proofErr w:type="spellStart"/>
+      <w:r>
+        <w:rPr>
+          <w:rFonts w:ascii="Times New Roman" w:hAnsi="Times New Roman" w:cs="Times New Roman"/>
+        </w:rPr>
+        <w:t>tellus</w:t>
+      </w:r>
+      <w:proofErr w:type="spellEnd"/>
+      <w:r>
+        <w:rPr>
+          <w:rFonts w:ascii="Times New Roman" w:hAnsi="Times New Roman" w:cs="Times New Roman"/>
+        </w:rPr>
+        <w:t xml:space="preserve"> sed, </w:t>
+      </w:r>
+      <w:proofErr w:type="spellStart"/>
+      <w:r>
+        <w:rPr>
+          <w:rFonts w:ascii="Times New Roman" w:hAnsi="Times New Roman" w:cs="Times New Roman"/>
+        </w:rPr>
+        <w:t>sollicitudin</w:t>
+      </w:r>
+      <w:proofErr w:type="spellEnd"/>
+      <w:r>
+        <w:rPr>
+          <w:rFonts w:ascii="Times New Roman" w:hAnsi="Times New Roman" w:cs="Times New Roman"/>
+        </w:rPr>
+        <w:t xml:space="preserve"> </w:t>
+      </w:r>
+      <w:proofErr w:type="spellStart"/>
+      <w:r>
+        <w:rPr>
+          <w:rFonts w:ascii="Times New Roman" w:hAnsi="Times New Roman" w:cs="Times New Roman"/>
+        </w:rPr>
+        <w:t>tortor</w:t>
+      </w:r>
+      <w:proofErr w:type="spellEnd"/>
+      <w:r>
+        <w:rPr>
+          <w:rFonts w:ascii="Times New Roman" w:hAnsi="Times New Roman" w:cs="Times New Roman"/>
+        </w:rPr>
+        <w:t xml:space="preserve">. Donec </w:t>
+      </w:r>
+      <w:proofErr w:type="spellStart"/>
+      <w:r>
+        <w:rPr>
+          <w:rFonts w:ascii="Times New Roman" w:hAnsi="Times New Roman" w:cs="Times New Roman"/>
+        </w:rPr>
+        <w:t>consequat</w:t>
+      </w:r>
+      <w:proofErr w:type="spellEnd"/>
+      <w:r>
+        <w:rPr>
+          <w:rFonts w:ascii="Times New Roman" w:hAnsi="Times New Roman" w:cs="Times New Roman"/>
+        </w:rPr>
+        <w:t xml:space="preserve"> </w:t>
+      </w:r>
+      <w:proofErr w:type="spellStart"/>
+      <w:r>
+        <w:rPr>
+          <w:rFonts w:ascii="Times New Roman" w:hAnsi="Times New Roman" w:cs="Times New Roman"/>
+        </w:rPr>
+        <w:t>congue</w:t>
+      </w:r>
+      <w:proofErr w:type="spellEnd"/>
+      <w:r>
+        <w:rPr>
+          <w:rFonts w:ascii="Times New Roman" w:hAnsi="Times New Roman" w:cs="Times New Roman"/>
+        </w:rPr>
+        <w:t xml:space="preserve"> </w:t>
+      </w:r>
+      <w:proofErr w:type="spellStart"/>
+      <w:r>
+        <w:rPr>
+          <w:rFonts w:ascii="Times New Roman" w:hAnsi="Times New Roman" w:cs="Times New Roman"/>
+        </w:rPr>
+        <w:t>erat</w:t>
+      </w:r>
+      <w:proofErr w:type="spellEnd"/>
+      <w:r>
+        <w:rPr>
+          <w:rFonts w:ascii="Times New Roman" w:hAnsi="Times New Roman" w:cs="Times New Roman"/>
+        </w:rPr>
+        <w:t xml:space="preserve"> in </w:t>
+      </w:r>
+      <w:proofErr w:type="spellStart"/>
+      <w:r>
+        <w:rPr>
+          <w:rFonts w:ascii="Times New Roman" w:hAnsi="Times New Roman" w:cs="Times New Roman"/>
+        </w:rPr>
+        <w:t>iaculis</w:t>
+      </w:r>
+      <w:proofErr w:type="spellEnd"/>
+      <w:r>
+        <w:rPr>
+          <w:rFonts w:ascii="Times New Roman" w:hAnsi="Times New Roman" w:cs="Times New Roman"/>
+        </w:rPr>
+        <w:t xml:space="preserve">. </w:t>
+      </w:r>
+      <w:proofErr w:type="spellStart"/>
+      <w:r>
+        <w:rPr>
+          <w:rFonts w:ascii="Times New Roman" w:hAnsi="Times New Roman" w:cs="Times New Roman"/>
+        </w:rPr>
+        <w:t>Curabitur</w:t>
+      </w:r>
+      <w:proofErr w:type="spellEnd"/>
+      <w:r>
+        <w:rPr>
+          <w:rFonts w:ascii="Times New Roman" w:hAnsi="Times New Roman" w:cs="Times New Roman"/>
+        </w:rPr>
+        <w:t xml:space="preserve"> </w:t>
+      </w:r>
+      <w:proofErr w:type="spellStart"/>
+      <w:r>
+        <w:rPr>
+          <w:rFonts w:ascii="Times New Roman" w:hAnsi="Times New Roman" w:cs="Times New Roman"/>
+        </w:rPr>
+        <w:t>luctus</w:t>
+      </w:r>
+      <w:proofErr w:type="spellEnd"/>
+      <w:r>
+        <w:rPr>
+          <w:rFonts w:ascii="Times New Roman" w:hAnsi="Times New Roman" w:cs="Times New Roman"/>
+        </w:rPr>
+        <w:t xml:space="preserve"> </w:t>
+      </w:r>
+      <w:proofErr w:type="spellStart"/>
+      <w:r>
+        <w:rPr>
+          <w:rFonts w:ascii="Times New Roman" w:hAnsi="Times New Roman" w:cs="Times New Roman"/>
+        </w:rPr>
+        <w:t>tellus</w:t>
       </w:r>
       <w:proofErr w:type="spellEnd"/>
       <w:r>
@@ -4728,280 +5120,14 @@
         <w:rPr>
           <w:rFonts w:ascii="Times New Roman" w:hAnsi="Times New Roman" w:cs="Times New Roman"/>
         </w:rPr>
-        <w:t>pretium</w:t>
-      </w:r>
-      <w:proofErr w:type="spellEnd"/>
-      <w:r>
-        <w:rPr>
-          <w:rFonts w:ascii="Times New Roman" w:hAnsi="Times New Roman" w:cs="Times New Roman"/>
-        </w:rPr>
-        <w:t xml:space="preserve"> tempus, </w:t>
-      </w:r>
-      <w:proofErr w:type="spellStart"/>
-      <w:r>
-        <w:rPr>
-          <w:rFonts w:ascii="Times New Roman" w:hAnsi="Times New Roman" w:cs="Times New Roman"/>
-        </w:rPr>
-        <w:t>enim</w:t>
-      </w:r>
-      <w:proofErr w:type="spellEnd"/>
-      <w:r>
-        <w:rPr>
-          <w:rFonts w:ascii="Times New Roman" w:hAnsi="Times New Roman" w:cs="Times New Roman"/>
-        </w:rPr>
-        <w:t xml:space="preserve"> lorem </w:t>
-      </w:r>
-      <w:proofErr w:type="spellStart"/>
-      <w:r>
-        <w:rPr>
-          <w:rFonts w:ascii="Times New Roman" w:hAnsi="Times New Roman" w:cs="Times New Roman"/>
-        </w:rPr>
-        <w:t>dignissim</w:t>
-      </w:r>
-      <w:proofErr w:type="spellEnd"/>
-      <w:r>
-        <w:rPr>
-          <w:rFonts w:ascii="Times New Roman" w:hAnsi="Times New Roman" w:cs="Times New Roman"/>
-        </w:rPr>
-        <w:t xml:space="preserve"> </w:t>
-      </w:r>
-      <w:proofErr w:type="spellStart"/>
-      <w:r>
-        <w:rPr>
-          <w:rFonts w:ascii="Times New Roman" w:hAnsi="Times New Roman" w:cs="Times New Roman"/>
-        </w:rPr>
-        <w:t>quam</w:t>
-      </w:r>
-      <w:proofErr w:type="spellEnd"/>
-      <w:r>
-        <w:rPr>
-          <w:rFonts w:ascii="Times New Roman" w:hAnsi="Times New Roman" w:cs="Times New Roman"/>
-        </w:rPr>
-        <w:t xml:space="preserve">, at </w:t>
-      </w:r>
-      <w:proofErr w:type="spellStart"/>
-      <w:r>
-        <w:rPr>
-          <w:rFonts w:ascii="Times New Roman" w:hAnsi="Times New Roman" w:cs="Times New Roman"/>
-        </w:rPr>
-        <w:t>euismod</w:t>
-      </w:r>
-      <w:proofErr w:type="spellEnd"/>
-      <w:r>
-        <w:rPr>
-          <w:rFonts w:ascii="Times New Roman" w:hAnsi="Times New Roman" w:cs="Times New Roman"/>
-        </w:rPr>
-        <w:t xml:space="preserve"> </w:t>
-      </w:r>
-      <w:proofErr w:type="spellStart"/>
-      <w:r>
-        <w:rPr>
-          <w:rFonts w:ascii="Times New Roman" w:hAnsi="Times New Roman" w:cs="Times New Roman"/>
-        </w:rPr>
-        <w:t>massa</w:t>
-      </w:r>
-      <w:proofErr w:type="spellEnd"/>
-      <w:r>
-        <w:rPr>
-          <w:rFonts w:ascii="Times New Roman" w:hAnsi="Times New Roman" w:cs="Times New Roman"/>
-        </w:rPr>
-        <w:t xml:space="preserve"> magna at magna. Sed </w:t>
-      </w:r>
-      <w:proofErr w:type="spellStart"/>
-      <w:r>
-        <w:rPr>
-          <w:rFonts w:ascii="Times New Roman" w:hAnsi="Times New Roman" w:cs="Times New Roman"/>
-        </w:rPr>
-        <w:t>facilisis</w:t>
-      </w:r>
-      <w:proofErr w:type="spellEnd"/>
-      <w:r>
-        <w:rPr>
-          <w:rFonts w:ascii="Times New Roman" w:hAnsi="Times New Roman" w:cs="Times New Roman"/>
-        </w:rPr>
-        <w:t xml:space="preserve"> </w:t>
-      </w:r>
-      <w:proofErr w:type="spellStart"/>
-      <w:r>
-        <w:rPr>
-          <w:rFonts w:ascii="Times New Roman" w:hAnsi="Times New Roman" w:cs="Times New Roman"/>
-        </w:rPr>
-        <w:t>dapibus</w:t>
-      </w:r>
-      <w:proofErr w:type="spellEnd"/>
-      <w:r>
-        <w:rPr>
-          <w:rFonts w:ascii="Times New Roman" w:hAnsi="Times New Roman" w:cs="Times New Roman"/>
-        </w:rPr>
-        <w:t xml:space="preserve"> diam </w:t>
-      </w:r>
-      <w:proofErr w:type="spellStart"/>
-      <w:r>
-        <w:rPr>
-          <w:rFonts w:ascii="Times New Roman" w:hAnsi="Times New Roman" w:cs="Times New Roman"/>
-        </w:rPr>
-        <w:t>nec</w:t>
-      </w:r>
-      <w:proofErr w:type="spellEnd"/>
-      <w:r>
-        <w:rPr>
-          <w:rFonts w:ascii="Times New Roman" w:hAnsi="Times New Roman" w:cs="Times New Roman"/>
-        </w:rPr>
-        <w:t xml:space="preserve"> </w:t>
-      </w:r>
-      <w:proofErr w:type="spellStart"/>
-      <w:r>
-        <w:rPr>
-          <w:rFonts w:ascii="Times New Roman" w:hAnsi="Times New Roman" w:cs="Times New Roman"/>
-        </w:rPr>
-        <w:t>volutpat</w:t>
-      </w:r>
-      <w:proofErr w:type="spellEnd"/>
-      <w:r>
-        <w:rPr>
-          <w:rFonts w:ascii="Times New Roman" w:hAnsi="Times New Roman" w:cs="Times New Roman"/>
-        </w:rPr>
-        <w:t xml:space="preserve">. Maecenas </w:t>
-      </w:r>
-      <w:proofErr w:type="spellStart"/>
-      <w:r>
-        <w:rPr>
-          <w:rFonts w:ascii="Times New Roman" w:hAnsi="Times New Roman" w:cs="Times New Roman"/>
-        </w:rPr>
-        <w:t>facilisis</w:t>
-      </w:r>
-      <w:proofErr w:type="spellEnd"/>
-      <w:r>
-        <w:rPr>
-          <w:rFonts w:ascii="Times New Roman" w:hAnsi="Times New Roman" w:cs="Times New Roman"/>
-        </w:rPr>
-        <w:t xml:space="preserve"> </w:t>
-      </w:r>
-      <w:proofErr w:type="spellStart"/>
-      <w:r>
-        <w:rPr>
-          <w:rFonts w:ascii="Times New Roman" w:hAnsi="Times New Roman" w:cs="Times New Roman"/>
-        </w:rPr>
-        <w:t>dapibus</w:t>
-      </w:r>
-      <w:proofErr w:type="spellEnd"/>
-      <w:r>
-        <w:rPr>
-          <w:rFonts w:ascii="Times New Roman" w:hAnsi="Times New Roman" w:cs="Times New Roman"/>
-        </w:rPr>
-        <w:t xml:space="preserve"> </w:t>
-      </w:r>
-      <w:proofErr w:type="spellStart"/>
-      <w:r>
-        <w:rPr>
-          <w:rFonts w:ascii="Times New Roman" w:hAnsi="Times New Roman" w:cs="Times New Roman"/>
-        </w:rPr>
-        <w:t>egestas</w:t>
-      </w:r>
-      <w:proofErr w:type="spellEnd"/>
-      <w:r>
-        <w:rPr>
-          <w:rFonts w:ascii="Times New Roman" w:hAnsi="Times New Roman" w:cs="Times New Roman"/>
-        </w:rPr>
-        <w:t xml:space="preserve">. </w:t>
-      </w:r>
-      <w:proofErr w:type="spellStart"/>
-      <w:r>
-        <w:rPr>
-          <w:rFonts w:ascii="Times New Roman" w:hAnsi="Times New Roman" w:cs="Times New Roman"/>
-        </w:rPr>
-        <w:t>Curabitur</w:t>
-      </w:r>
-      <w:proofErr w:type="spellEnd"/>
-      <w:r>
-        <w:rPr>
-          <w:rFonts w:ascii="Times New Roman" w:hAnsi="Times New Roman" w:cs="Times New Roman"/>
-        </w:rPr>
-        <w:t xml:space="preserve"> </w:t>
-      </w:r>
-      <w:proofErr w:type="spellStart"/>
-      <w:r>
-        <w:rPr>
-          <w:rFonts w:ascii="Times New Roman" w:hAnsi="Times New Roman" w:cs="Times New Roman"/>
-        </w:rPr>
-        <w:t>dignissim</w:t>
-      </w:r>
-      <w:proofErr w:type="spellEnd"/>
-      <w:r>
-        <w:rPr>
-          <w:rFonts w:ascii="Times New Roman" w:hAnsi="Times New Roman" w:cs="Times New Roman"/>
-        </w:rPr>
-        <w:t xml:space="preserve"> pharetra pulvinar. Nunc </w:t>
-      </w:r>
-      <w:proofErr w:type="spellStart"/>
-      <w:r>
-        <w:rPr>
-          <w:rFonts w:ascii="Times New Roman" w:hAnsi="Times New Roman" w:cs="Times New Roman"/>
-        </w:rPr>
-        <w:t>bibendum</w:t>
-      </w:r>
-      <w:proofErr w:type="spellEnd"/>
-      <w:r>
-        <w:rPr>
-          <w:rFonts w:ascii="Times New Roman" w:hAnsi="Times New Roman" w:cs="Times New Roman"/>
-        </w:rPr>
-        <w:t xml:space="preserve"> </w:t>
-      </w:r>
-      <w:proofErr w:type="spellStart"/>
-      <w:r>
-        <w:rPr>
-          <w:rFonts w:ascii="Times New Roman" w:hAnsi="Times New Roman" w:cs="Times New Roman"/>
-        </w:rPr>
-        <w:t>elit</w:t>
-      </w:r>
-      <w:proofErr w:type="spellEnd"/>
-      <w:r>
-        <w:rPr>
-          <w:rFonts w:ascii="Times New Roman" w:hAnsi="Times New Roman" w:cs="Times New Roman"/>
-        </w:rPr>
-        <w:t xml:space="preserve"> sed cursus </w:t>
-      </w:r>
-      <w:proofErr w:type="spellStart"/>
-      <w:r>
-        <w:rPr>
-          <w:rFonts w:ascii="Times New Roman" w:hAnsi="Times New Roman" w:cs="Times New Roman"/>
-        </w:rPr>
-        <w:t>congue</w:t>
-      </w:r>
-      <w:proofErr w:type="spellEnd"/>
-      <w:r>
-        <w:rPr>
-          <w:rFonts w:ascii="Times New Roman" w:hAnsi="Times New Roman" w:cs="Times New Roman"/>
-        </w:rPr>
-        <w:t xml:space="preserve">. </w:t>
-      </w:r>
-      <w:proofErr w:type="spellStart"/>
-      <w:r>
-        <w:rPr>
-          <w:rFonts w:ascii="Times New Roman" w:hAnsi="Times New Roman" w:cs="Times New Roman"/>
-        </w:rPr>
-        <w:t>Curabitur</w:t>
-      </w:r>
-      <w:proofErr w:type="spellEnd"/>
-      <w:r>
-        <w:rPr>
-          <w:rFonts w:ascii="Times New Roman" w:hAnsi="Times New Roman" w:cs="Times New Roman"/>
-        </w:rPr>
-        <w:t xml:space="preserve"> ligula </w:t>
-      </w:r>
-      <w:proofErr w:type="spellStart"/>
-      <w:r>
-        <w:rPr>
-          <w:rFonts w:ascii="Times New Roman" w:hAnsi="Times New Roman" w:cs="Times New Roman"/>
-        </w:rPr>
-        <w:t>quam</w:t>
-      </w:r>
-      <w:proofErr w:type="spellEnd"/>
-      <w:r>
-        <w:rPr>
-          <w:rFonts w:ascii="Times New Roman" w:hAnsi="Times New Roman" w:cs="Times New Roman"/>
-        </w:rPr>
-        <w:t xml:space="preserve">, </w:t>
+        <w:t>turpis</w:t>
+      </w:r>
+      <w:proofErr w:type="spellEnd"/>
+      <w:r>
+        <w:rPr>
+          <w:rFonts w:ascii="Times New Roman" w:hAnsi="Times New Roman" w:cs="Times New Roman"/>
+        </w:rPr>
+        <w:t xml:space="preserve"> </w:t>
       </w:r>
       <w:proofErr w:type="spellStart"/>
       <w:r>
@@ -5015,329 +5141,7 @@
         <w:rPr>
           <w:rFonts w:ascii="Times New Roman" w:hAnsi="Times New Roman" w:cs="Times New Roman"/>
         </w:rPr>
-        <w:t xml:space="preserve"> </w:t>
-      </w:r>
-      <w:proofErr w:type="spellStart"/>
-      <w:r>
-        <w:rPr>
-          <w:rFonts w:ascii="Times New Roman" w:hAnsi="Times New Roman" w:cs="Times New Roman"/>
-        </w:rPr>
-        <w:t>faucibus</w:t>
-      </w:r>
-      <w:proofErr w:type="spellEnd"/>
-      <w:r>
-        <w:rPr>
-          <w:rFonts w:ascii="Times New Roman" w:hAnsi="Times New Roman" w:cs="Times New Roman"/>
-        </w:rPr>
-        <w:t xml:space="preserve"> </w:t>
-      </w:r>
-      <w:proofErr w:type="spellStart"/>
-      <w:r>
-        <w:rPr>
-          <w:rFonts w:ascii="Times New Roman" w:hAnsi="Times New Roman" w:cs="Times New Roman"/>
-        </w:rPr>
-        <w:t>orci</w:t>
-      </w:r>
-      <w:proofErr w:type="spellEnd"/>
-      <w:r>
-        <w:rPr>
-          <w:rFonts w:ascii="Times New Roman" w:hAnsi="Times New Roman" w:cs="Times New Roman"/>
-        </w:rPr>
-        <w:t xml:space="preserve"> </w:t>
-      </w:r>
-      <w:proofErr w:type="spellStart"/>
-      <w:r>
-        <w:rPr>
-          <w:rFonts w:ascii="Times New Roman" w:hAnsi="Times New Roman" w:cs="Times New Roman"/>
-        </w:rPr>
-        <w:t>quis</w:t>
-      </w:r>
-      <w:proofErr w:type="spellEnd"/>
-      <w:r>
-        <w:rPr>
-          <w:rFonts w:ascii="Times New Roman" w:hAnsi="Times New Roman" w:cs="Times New Roman"/>
-        </w:rPr>
-        <w:t xml:space="preserve">, vestibulum </w:t>
-      </w:r>
-      <w:proofErr w:type="spellStart"/>
-      <w:r>
-        <w:rPr>
-          <w:rFonts w:ascii="Times New Roman" w:hAnsi="Times New Roman" w:cs="Times New Roman"/>
-        </w:rPr>
-        <w:t>lobortis</w:t>
-      </w:r>
-      <w:proofErr w:type="spellEnd"/>
-      <w:r>
-        <w:rPr>
-          <w:rFonts w:ascii="Times New Roman" w:hAnsi="Times New Roman" w:cs="Times New Roman"/>
-        </w:rPr>
-        <w:t xml:space="preserve"> </w:t>
-      </w:r>
-      <w:proofErr w:type="spellStart"/>
-      <w:r>
-        <w:rPr>
-          <w:rFonts w:ascii="Times New Roman" w:hAnsi="Times New Roman" w:cs="Times New Roman"/>
-        </w:rPr>
-        <w:t>lectus</w:t>
-      </w:r>
-      <w:proofErr w:type="spellEnd"/>
-      <w:r>
-        <w:rPr>
-          <w:rFonts w:ascii="Times New Roman" w:hAnsi="Times New Roman" w:cs="Times New Roman"/>
-        </w:rPr>
-        <w:t xml:space="preserve">. </w:t>
-      </w:r>
-      <w:proofErr w:type="spellStart"/>
-      <w:r>
-        <w:rPr>
-          <w:rFonts w:ascii="Times New Roman" w:hAnsi="Times New Roman" w:cs="Times New Roman"/>
-        </w:rPr>
-        <w:t>Suspendisse</w:t>
-      </w:r>
-      <w:proofErr w:type="spellEnd"/>
-      <w:r>
-        <w:rPr>
-          <w:rFonts w:ascii="Times New Roman" w:hAnsi="Times New Roman" w:cs="Times New Roman"/>
-        </w:rPr>
-        <w:t xml:space="preserve"> </w:t>
-      </w:r>
-      <w:proofErr w:type="spellStart"/>
-      <w:r>
-        <w:rPr>
-          <w:rFonts w:ascii="Times New Roman" w:hAnsi="Times New Roman" w:cs="Times New Roman"/>
-        </w:rPr>
-        <w:t>fringilla</w:t>
-      </w:r>
-      <w:proofErr w:type="spellEnd"/>
-      <w:r>
-        <w:rPr>
-          <w:rFonts w:ascii="Times New Roman" w:hAnsi="Times New Roman" w:cs="Times New Roman"/>
-        </w:rPr>
-        <w:t xml:space="preserve"> </w:t>
-      </w:r>
-      <w:proofErr w:type="spellStart"/>
-      <w:r>
-        <w:rPr>
-          <w:rFonts w:ascii="Times New Roman" w:hAnsi="Times New Roman" w:cs="Times New Roman"/>
-        </w:rPr>
-        <w:t>nisl</w:t>
-      </w:r>
-      <w:proofErr w:type="spellEnd"/>
-      <w:r>
-        <w:rPr>
-          <w:rFonts w:ascii="Times New Roman" w:hAnsi="Times New Roman" w:cs="Times New Roman"/>
-        </w:rPr>
-        <w:t xml:space="preserve"> pulvinar, </w:t>
-      </w:r>
-      <w:proofErr w:type="spellStart"/>
-      <w:r>
-        <w:rPr>
-          <w:rFonts w:ascii="Times New Roman" w:hAnsi="Times New Roman" w:cs="Times New Roman"/>
-        </w:rPr>
-        <w:t>laoreet</w:t>
-      </w:r>
-      <w:proofErr w:type="spellEnd"/>
-      <w:r>
-        <w:rPr>
-          <w:rFonts w:ascii="Times New Roman" w:hAnsi="Times New Roman" w:cs="Times New Roman"/>
-        </w:rPr>
-        <w:t xml:space="preserve"> </w:t>
-      </w:r>
-      <w:proofErr w:type="spellStart"/>
-      <w:r>
-        <w:rPr>
-          <w:rFonts w:ascii="Times New Roman" w:hAnsi="Times New Roman" w:cs="Times New Roman"/>
-        </w:rPr>
-        <w:t>tellus</w:t>
-      </w:r>
-      <w:proofErr w:type="spellEnd"/>
-      <w:r>
-        <w:rPr>
-          <w:rFonts w:ascii="Times New Roman" w:hAnsi="Times New Roman" w:cs="Times New Roman"/>
-        </w:rPr>
-        <w:t xml:space="preserve"> sed, </w:t>
-      </w:r>
-      <w:proofErr w:type="spellStart"/>
-      <w:r>
-        <w:rPr>
-          <w:rFonts w:ascii="Times New Roman" w:hAnsi="Times New Roman" w:cs="Times New Roman"/>
-        </w:rPr>
-        <w:t>sollicitudin</w:t>
-      </w:r>
-      <w:proofErr w:type="spellEnd"/>
-      <w:r>
-        <w:rPr>
-          <w:rFonts w:ascii="Times New Roman" w:hAnsi="Times New Roman" w:cs="Times New Roman"/>
-        </w:rPr>
-        <w:t xml:space="preserve"> </w:t>
-      </w:r>
-      <w:proofErr w:type="spellStart"/>
-      <w:r>
-        <w:rPr>
-          <w:rFonts w:ascii="Times New Roman" w:hAnsi="Times New Roman" w:cs="Times New Roman"/>
-        </w:rPr>
-        <w:t>tortor</w:t>
-      </w:r>
-      <w:proofErr w:type="spellEnd"/>
-      <w:r>
-        <w:rPr>
-          <w:rFonts w:ascii="Times New Roman" w:hAnsi="Times New Roman" w:cs="Times New Roman"/>
-        </w:rPr>
-        <w:t xml:space="preserve">. Donec </w:t>
-      </w:r>
-      <w:proofErr w:type="spellStart"/>
-      <w:r>
-        <w:rPr>
-          <w:rFonts w:ascii="Times New Roman" w:hAnsi="Times New Roman" w:cs="Times New Roman"/>
-        </w:rPr>
-        <w:t>consequat</w:t>
-      </w:r>
-      <w:proofErr w:type="spellEnd"/>
-      <w:r>
-        <w:rPr>
-          <w:rFonts w:ascii="Times New Roman" w:hAnsi="Times New Roman" w:cs="Times New Roman"/>
-        </w:rPr>
-        <w:t xml:space="preserve"> </w:t>
-      </w:r>
-      <w:proofErr w:type="spellStart"/>
-      <w:r>
-        <w:rPr>
-          <w:rFonts w:ascii="Times New Roman" w:hAnsi="Times New Roman" w:cs="Times New Roman"/>
-        </w:rPr>
-        <w:t>congue</w:t>
-      </w:r>
-      <w:proofErr w:type="spellEnd"/>
-      <w:r>
-        <w:rPr>
-          <w:rFonts w:ascii="Times New Roman" w:hAnsi="Times New Roman" w:cs="Times New Roman"/>
-        </w:rPr>
-        <w:t xml:space="preserve"> </w:t>
-      </w:r>
-      <w:proofErr w:type="spellStart"/>
-      <w:r>
-        <w:rPr>
-          <w:rFonts w:ascii="Times New Roman" w:hAnsi="Times New Roman" w:cs="Times New Roman"/>
-        </w:rPr>
-        <w:t>erat</w:t>
-      </w:r>
-      <w:proofErr w:type="spellEnd"/>
-      <w:r>
-        <w:rPr>
-          <w:rFonts w:ascii="Times New Roman" w:hAnsi="Times New Roman" w:cs="Times New Roman"/>
-        </w:rPr>
-        <w:t xml:space="preserve"> in </w:t>
-      </w:r>
-      <w:proofErr w:type="spellStart"/>
-      <w:r>
-        <w:rPr>
-          <w:rFonts w:ascii="Times New Roman" w:hAnsi="Times New Roman" w:cs="Times New Roman"/>
-        </w:rPr>
-        <w:t>iaculis</w:t>
-      </w:r>
-      <w:proofErr w:type="spellEnd"/>
-      <w:r>
-        <w:rPr>
-          <w:rFonts w:ascii="Times New Roman" w:hAnsi="Times New Roman" w:cs="Times New Roman"/>
-        </w:rPr>
-        <w:t xml:space="preserve">. </w:t>
-      </w:r>
-      <w:proofErr w:type="spellStart"/>
-      <w:r>
-        <w:rPr>
-          <w:rFonts w:ascii="Times New Roman" w:hAnsi="Times New Roman" w:cs="Times New Roman"/>
-        </w:rPr>
-        <w:t>Curabitur</w:t>
-      </w:r>
-      <w:proofErr w:type="spellEnd"/>
-      <w:r>
-        <w:rPr>
-          <w:rFonts w:ascii="Times New Roman" w:hAnsi="Times New Roman" w:cs="Times New Roman"/>
-        </w:rPr>
-        <w:t xml:space="preserve"> </w:t>
-      </w:r>
-      <w:proofErr w:type="spellStart"/>
-      <w:r>
-        <w:rPr>
-          <w:rFonts w:ascii="Times New Roman" w:hAnsi="Times New Roman" w:cs="Times New Roman"/>
-        </w:rPr>
-        <w:t>luctus</w:t>
-      </w:r>
-      <w:proofErr w:type="spellEnd"/>
-      <w:r>
-        <w:rPr>
-          <w:rFonts w:ascii="Times New Roman" w:hAnsi="Times New Roman" w:cs="Times New Roman"/>
-        </w:rPr>
-        <w:t xml:space="preserve"> </w:t>
-      </w:r>
-      <w:proofErr w:type="spellStart"/>
-      <w:r>
-        <w:rPr>
-          <w:rFonts w:ascii="Times New Roman" w:hAnsi="Times New Roman" w:cs="Times New Roman"/>
-        </w:rPr>
-        <w:t>tellus</w:t>
-      </w:r>
-      <w:proofErr w:type="spellEnd"/>
-      <w:r>
-        <w:rPr>
-          <w:rFonts w:ascii="Times New Roman" w:hAnsi="Times New Roman" w:cs="Times New Roman"/>
-        </w:rPr>
-        <w:t xml:space="preserve"> </w:t>
-      </w:r>
-      <w:proofErr w:type="spellStart"/>
-      <w:r>
-        <w:rPr>
-          <w:rFonts w:ascii="Times New Roman" w:hAnsi="Times New Roman" w:cs="Times New Roman"/>
-        </w:rPr>
-        <w:t>ut</w:t>
-      </w:r>
-      <w:proofErr w:type="spellEnd"/>
-      <w:r>
-        <w:rPr>
-          <w:rFonts w:ascii="Times New Roman" w:hAnsi="Times New Roman" w:cs="Times New Roman"/>
-        </w:rPr>
-        <w:t xml:space="preserve"> </w:t>
-      </w:r>
-      <w:proofErr w:type="spellStart"/>
-      <w:r>
-        <w:rPr>
-          <w:rFonts w:ascii="Times New Roman" w:hAnsi="Times New Roman" w:cs="Times New Roman"/>
-        </w:rPr>
-        <w:t>turpis</w:t>
-      </w:r>
-      <w:proofErr w:type="spellEnd"/>
-      <w:r>
-        <w:rPr>
-          <w:rFonts w:ascii="Times New Roman" w:hAnsi="Times New Roman" w:cs="Times New Roman"/>
-        </w:rPr>
-        <w:t xml:space="preserve"> </w:t>
-      </w:r>
-      <w:proofErr w:type="spellStart"/>
-      <w:r>
-        <w:rPr>
-          <w:rFonts w:ascii="Times New Roman" w:hAnsi="Times New Roman" w:cs="Times New Roman"/>
-        </w:rPr>
-        <w:t>iaculis</w:t>
-      </w:r>
-      <w:proofErr w:type="spellEnd"/>
-      <w:r>
-        <w:rPr>
-          <w:rFonts w:ascii="Times New Roman" w:hAnsi="Times New Roman" w:cs="Times New Roman"/>
-        </w:rPr>
-        <w:t xml:space="preserve">, </w:t>
-      </w:r>
-      <w:proofErr w:type="spellStart"/>
-      <w:r>
-        <w:rPr>
-          <w:rFonts w:ascii="Times New Roman" w:hAnsi="Times New Roman" w:cs="Times New Roman"/>
-        </w:rPr>
-        <w:t>nec</w:t>
-      </w:r>
-      <w:proofErr w:type="spellEnd"/>
-      <w:r>
-        <w:rPr>
-          <w:rFonts w:ascii="Times New Roman" w:hAnsi="Times New Roman" w:cs="Times New Roman"/>
-        </w:rPr>
-        <w:t xml:space="preserve"> </w:t>
+        <w:t xml:space="preserve">, nec </w:t>
       </w:r>
       <w:proofErr w:type="spellStart"/>
       <w:r>
@@ -5388,9 +5192,9 @@
           <w:rFonts w:ascii="Times New Roman" w:hAnsi="Times New Roman" w:cs="Times New Roman"/>
         </w:rPr>
       </w:pPr>
-      <w:bookmarkStart w:id="12" w:name="landscape-section"/>
-      <w:bookmarkStart w:id="13" w:name="_Toc155468936"/>
-      <w:bookmarkEnd w:id="10"/>
+      <w:bookmarkStart w:id="12" w:name="_Toc155468936"/>
+      <w:bookmarkStart w:id="13" w:name="landscape-section"/>
+      <w:bookmarkEnd w:id="11"/>
       <w:r>
         <w:rPr>
           <w:rFonts w:ascii="Times New Roman" w:hAnsi="Times New Roman" w:cs="Times New Roman"/>
@@ -5398,7 +5202,7 @@
         <w:lastRenderedPageBreak/>
         <w:t>Landscape section</w:t>
       </w:r>
-      <w:bookmarkEnd w:id="13"/>
+      <w:bookmarkEnd w:id="12"/>
     </w:p>
     <w:p>
       <w:pPr>
@@ -5508,6 +5312,90 @@
         <w:rPr>
           <w:rFonts w:ascii="Times New Roman" w:hAnsi="Times New Roman" w:cs="Times New Roman"/>
         </w:rPr>
+        <w:t xml:space="preserve">, quis </w:t>
+      </w:r>
+      <w:proofErr w:type="spellStart"/>
+      <w:r>
+        <w:rPr>
+          <w:rFonts w:ascii="Times New Roman" w:hAnsi="Times New Roman" w:cs="Times New Roman"/>
+        </w:rPr>
+        <w:t>aliquam</w:t>
+      </w:r>
+      <w:proofErr w:type="spellEnd"/>
+      <w:r>
+        <w:rPr>
+          <w:rFonts w:ascii="Times New Roman" w:hAnsi="Times New Roman" w:cs="Times New Roman"/>
+        </w:rPr>
+        <w:t xml:space="preserve"> dui. In at cursus ante. Vestibulum non </w:t>
+      </w:r>
+      <w:proofErr w:type="spellStart"/>
+      <w:r>
+        <w:rPr>
+          <w:rFonts w:ascii="Times New Roman" w:hAnsi="Times New Roman" w:cs="Times New Roman"/>
+        </w:rPr>
+        <w:t>sagittis</w:t>
+      </w:r>
+      <w:proofErr w:type="spellEnd"/>
+      <w:r>
+        <w:rPr>
+          <w:rFonts w:ascii="Times New Roman" w:hAnsi="Times New Roman" w:cs="Times New Roman"/>
+        </w:rPr>
+        <w:t xml:space="preserve"> </w:t>
+      </w:r>
+      <w:proofErr w:type="spellStart"/>
+      <w:r>
+        <w:rPr>
+          <w:rFonts w:ascii="Times New Roman" w:hAnsi="Times New Roman" w:cs="Times New Roman"/>
+        </w:rPr>
+        <w:t>lacus</w:t>
+      </w:r>
+      <w:proofErr w:type="spellEnd"/>
+      <w:r>
+        <w:rPr>
+          <w:rFonts w:ascii="Times New Roman" w:hAnsi="Times New Roman" w:cs="Times New Roman"/>
+        </w:rPr>
+        <w:t xml:space="preserve">. Duis vitae </w:t>
+      </w:r>
+      <w:proofErr w:type="spellStart"/>
+      <w:r>
+        <w:rPr>
+          <w:rFonts w:ascii="Times New Roman" w:hAnsi="Times New Roman" w:cs="Times New Roman"/>
+        </w:rPr>
+        <w:t>iaculis</w:t>
+      </w:r>
+      <w:proofErr w:type="spellEnd"/>
+      <w:r>
+        <w:rPr>
+          <w:rFonts w:ascii="Times New Roman" w:hAnsi="Times New Roman" w:cs="Times New Roman"/>
+        </w:rPr>
+        <w:t xml:space="preserve"> dui. </w:t>
+      </w:r>
+      <w:proofErr w:type="spellStart"/>
+      <w:r>
+        <w:rPr>
+          <w:rFonts w:ascii="Times New Roman" w:hAnsi="Times New Roman" w:cs="Times New Roman"/>
+        </w:rPr>
+        <w:t>Vivamus</w:t>
+      </w:r>
+      <w:proofErr w:type="spellEnd"/>
+      <w:r>
+        <w:rPr>
+          <w:rFonts w:ascii="Times New Roman" w:hAnsi="Times New Roman" w:cs="Times New Roman"/>
+        </w:rPr>
+        <w:t xml:space="preserve"> </w:t>
+      </w:r>
+      <w:proofErr w:type="spellStart"/>
+      <w:r>
+        <w:rPr>
+          <w:rFonts w:ascii="Times New Roman" w:hAnsi="Times New Roman" w:cs="Times New Roman"/>
+        </w:rPr>
+        <w:t>tempor</w:t>
+      </w:r>
+      <w:proofErr w:type="spellEnd"/>
+      <w:r>
+        <w:rPr>
+          <w:rFonts w:ascii="Times New Roman" w:hAnsi="Times New Roman" w:cs="Times New Roman"/>
+        </w:rPr>
         <w:t xml:space="preserve">, </w:t>
       </w:r>
       <w:proofErr w:type="spellStart"/>
@@ -5515,104 +5403,6 @@
         <w:rPr>
           <w:rFonts w:ascii="Times New Roman" w:hAnsi="Times New Roman" w:cs="Times New Roman"/>
         </w:rPr>
-        <w:t>quis</w:t>
-      </w:r>
-      <w:proofErr w:type="spellEnd"/>
-      <w:r>
-        <w:rPr>
-          <w:rFonts w:ascii="Times New Roman" w:hAnsi="Times New Roman" w:cs="Times New Roman"/>
-        </w:rPr>
-        <w:t xml:space="preserve"> </w:t>
-      </w:r>
-      <w:proofErr w:type="spellStart"/>
-      <w:r>
-        <w:rPr>
-          <w:rFonts w:ascii="Times New Roman" w:hAnsi="Times New Roman" w:cs="Times New Roman"/>
-        </w:rPr>
-        <w:t>aliquam</w:t>
-      </w:r>
-      <w:proofErr w:type="spellEnd"/>
-      <w:r>
-        <w:rPr>
-          <w:rFonts w:ascii="Times New Roman" w:hAnsi="Times New Roman" w:cs="Times New Roman"/>
-        </w:rPr>
-        <w:t xml:space="preserve"> dui. In at cursus ante. Vestibulum non </w:t>
-      </w:r>
-      <w:proofErr w:type="spellStart"/>
-      <w:r>
-        <w:rPr>
-          <w:rFonts w:ascii="Times New Roman" w:hAnsi="Times New Roman" w:cs="Times New Roman"/>
-        </w:rPr>
-        <w:t>sagittis</w:t>
-      </w:r>
-      <w:proofErr w:type="spellEnd"/>
-      <w:r>
-        <w:rPr>
-          <w:rFonts w:ascii="Times New Roman" w:hAnsi="Times New Roman" w:cs="Times New Roman"/>
-        </w:rPr>
-        <w:t xml:space="preserve"> </w:t>
-      </w:r>
-      <w:proofErr w:type="spellStart"/>
-      <w:r>
-        <w:rPr>
-          <w:rFonts w:ascii="Times New Roman" w:hAnsi="Times New Roman" w:cs="Times New Roman"/>
-        </w:rPr>
-        <w:t>lacus</w:t>
-      </w:r>
-      <w:proofErr w:type="spellEnd"/>
-      <w:r>
-        <w:rPr>
-          <w:rFonts w:ascii="Times New Roman" w:hAnsi="Times New Roman" w:cs="Times New Roman"/>
-        </w:rPr>
-        <w:t xml:space="preserve">. Duis vitae </w:t>
-      </w:r>
-      <w:proofErr w:type="spellStart"/>
-      <w:r>
-        <w:rPr>
-          <w:rFonts w:ascii="Times New Roman" w:hAnsi="Times New Roman" w:cs="Times New Roman"/>
-        </w:rPr>
-        <w:t>iaculis</w:t>
-      </w:r>
-      <w:proofErr w:type="spellEnd"/>
-      <w:r>
-        <w:rPr>
-          <w:rFonts w:ascii="Times New Roman" w:hAnsi="Times New Roman" w:cs="Times New Roman"/>
-        </w:rPr>
-        <w:t xml:space="preserve"> dui. </w:t>
-      </w:r>
-      <w:proofErr w:type="spellStart"/>
-      <w:r>
-        <w:rPr>
-          <w:rFonts w:ascii="Times New Roman" w:hAnsi="Times New Roman" w:cs="Times New Roman"/>
-        </w:rPr>
-        <w:t>Vivamus</w:t>
-      </w:r>
-      <w:proofErr w:type="spellEnd"/>
-      <w:r>
-        <w:rPr>
-          <w:rFonts w:ascii="Times New Roman" w:hAnsi="Times New Roman" w:cs="Times New Roman"/>
-        </w:rPr>
-        <w:t xml:space="preserve"> </w:t>
-      </w:r>
-      <w:proofErr w:type="spellStart"/>
-      <w:r>
-        <w:rPr>
-          <w:rFonts w:ascii="Times New Roman" w:hAnsi="Times New Roman" w:cs="Times New Roman"/>
-        </w:rPr>
-        <w:t>tempor</w:t>
-      </w:r>
-      <w:proofErr w:type="spellEnd"/>
-      <w:r>
-        <w:rPr>
-          <w:rFonts w:ascii="Times New Roman" w:hAnsi="Times New Roman" w:cs="Times New Roman"/>
-        </w:rPr>
-        <w:t xml:space="preserve">, </w:t>
-      </w:r>
-      <w:proofErr w:type="spellStart"/>
-      <w:r>
-        <w:rPr>
-          <w:rFonts w:ascii="Times New Roman" w:hAnsi="Times New Roman" w:cs="Times New Roman"/>
-        </w:rPr>
         <w:t>nibh</w:t>
       </w:r>
       <w:proofErr w:type="spellEnd"/>
@@ -5746,21 +5536,7 @@
         <w:rPr>
           <w:rFonts w:ascii="Times New Roman" w:hAnsi="Times New Roman" w:cs="Times New Roman"/>
         </w:rPr>
-        <w:t xml:space="preserve"> diam </w:t>
-      </w:r>
-      <w:proofErr w:type="spellStart"/>
-      <w:r>
-        <w:rPr>
-          <w:rFonts w:ascii="Times New Roman" w:hAnsi="Times New Roman" w:cs="Times New Roman"/>
-        </w:rPr>
-        <w:t>nec</w:t>
-      </w:r>
-      <w:proofErr w:type="spellEnd"/>
-      <w:r>
-        <w:rPr>
-          <w:rFonts w:ascii="Times New Roman" w:hAnsi="Times New Roman" w:cs="Times New Roman"/>
-        </w:rPr>
-        <w:t xml:space="preserve"> </w:t>
+        <w:t xml:space="preserve"> diam nec </w:t>
       </w:r>
       <w:proofErr w:type="spellStart"/>
       <w:r>
@@ -5849,9 +5625,9 @@
           <w:rFonts w:ascii="Times New Roman" w:hAnsi="Times New Roman" w:cs="Times New Roman"/>
         </w:rPr>
       </w:pPr>
-      <w:bookmarkStart w:id="14" w:name="normal-section"/>
-      <w:bookmarkStart w:id="15" w:name="_Toc155468937"/>
-      <w:bookmarkEnd w:id="12"/>
+      <w:bookmarkStart w:id="14" w:name="_Toc155468937"/>
+      <w:bookmarkStart w:id="15" w:name="normal-section"/>
+      <w:bookmarkEnd w:id="13"/>
       <w:r>
         <w:rPr>
           <w:rFonts w:ascii="Times New Roman" w:hAnsi="Times New Roman" w:cs="Times New Roman"/>
@@ -5859,7 +5635,7 @@
         <w:lastRenderedPageBreak/>
         <w:t>Normal section</w:t>
       </w:r>
-      <w:bookmarkEnd w:id="15"/>
+      <w:bookmarkEnd w:id="14"/>
     </w:p>
     <w:p>
       <w:pPr>
@@ -5969,6 +5745,90 @@
         <w:rPr>
           <w:rFonts w:ascii="Times New Roman" w:hAnsi="Times New Roman" w:cs="Times New Roman"/>
         </w:rPr>
+        <w:t xml:space="preserve">, quis </w:t>
+      </w:r>
+      <w:proofErr w:type="spellStart"/>
+      <w:r>
+        <w:rPr>
+          <w:rFonts w:ascii="Times New Roman" w:hAnsi="Times New Roman" w:cs="Times New Roman"/>
+        </w:rPr>
+        <w:t>aliquam</w:t>
+      </w:r>
+      <w:proofErr w:type="spellEnd"/>
+      <w:r>
+        <w:rPr>
+          <w:rFonts w:ascii="Times New Roman" w:hAnsi="Times New Roman" w:cs="Times New Roman"/>
+        </w:rPr>
+        <w:t xml:space="preserve"> dui. In at cursus ante. Vestibulum non </w:t>
+      </w:r>
+      <w:proofErr w:type="spellStart"/>
+      <w:r>
+        <w:rPr>
+          <w:rFonts w:ascii="Times New Roman" w:hAnsi="Times New Roman" w:cs="Times New Roman"/>
+        </w:rPr>
+        <w:t>sagittis</w:t>
+      </w:r>
+      <w:proofErr w:type="spellEnd"/>
+      <w:r>
+        <w:rPr>
+          <w:rFonts w:ascii="Times New Roman" w:hAnsi="Times New Roman" w:cs="Times New Roman"/>
+        </w:rPr>
+        <w:t xml:space="preserve"> </w:t>
+      </w:r>
+      <w:proofErr w:type="spellStart"/>
+      <w:r>
+        <w:rPr>
+          <w:rFonts w:ascii="Times New Roman" w:hAnsi="Times New Roman" w:cs="Times New Roman"/>
+        </w:rPr>
+        <w:t>lacus</w:t>
+      </w:r>
+      <w:proofErr w:type="spellEnd"/>
+      <w:r>
+        <w:rPr>
+          <w:rFonts w:ascii="Times New Roman" w:hAnsi="Times New Roman" w:cs="Times New Roman"/>
+        </w:rPr>
+        <w:t xml:space="preserve">. Duis vitae </w:t>
+      </w:r>
+      <w:proofErr w:type="spellStart"/>
+      <w:r>
+        <w:rPr>
+          <w:rFonts w:ascii="Times New Roman" w:hAnsi="Times New Roman" w:cs="Times New Roman"/>
+        </w:rPr>
+        <w:t>iaculis</w:t>
+      </w:r>
+      <w:proofErr w:type="spellEnd"/>
+      <w:r>
+        <w:rPr>
+          <w:rFonts w:ascii="Times New Roman" w:hAnsi="Times New Roman" w:cs="Times New Roman"/>
+        </w:rPr>
+        <w:t xml:space="preserve"> dui. </w:t>
+      </w:r>
+      <w:proofErr w:type="spellStart"/>
+      <w:r>
+        <w:rPr>
+          <w:rFonts w:ascii="Times New Roman" w:hAnsi="Times New Roman" w:cs="Times New Roman"/>
+        </w:rPr>
+        <w:t>Vivamus</w:t>
+      </w:r>
+      <w:proofErr w:type="spellEnd"/>
+      <w:r>
+        <w:rPr>
+          <w:rFonts w:ascii="Times New Roman" w:hAnsi="Times New Roman" w:cs="Times New Roman"/>
+        </w:rPr>
+        <w:t xml:space="preserve"> </w:t>
+      </w:r>
+      <w:proofErr w:type="spellStart"/>
+      <w:r>
+        <w:rPr>
+          <w:rFonts w:ascii="Times New Roman" w:hAnsi="Times New Roman" w:cs="Times New Roman"/>
+        </w:rPr>
+        <w:t>tempor</w:t>
+      </w:r>
+      <w:proofErr w:type="spellEnd"/>
+      <w:r>
+        <w:rPr>
+          <w:rFonts w:ascii="Times New Roman" w:hAnsi="Times New Roman" w:cs="Times New Roman"/>
+        </w:rPr>
         <w:t xml:space="preserve">, </w:t>
       </w:r>
       <w:proofErr w:type="spellStart"/>
@@ -5976,56 +5836,294 @@
         <w:rPr>
           <w:rFonts w:ascii="Times New Roman" w:hAnsi="Times New Roman" w:cs="Times New Roman"/>
         </w:rPr>
-        <w:t>quis</w:t>
-      </w:r>
-      <w:proofErr w:type="spellEnd"/>
-      <w:r>
-        <w:rPr>
-          <w:rFonts w:ascii="Times New Roman" w:hAnsi="Times New Roman" w:cs="Times New Roman"/>
-        </w:rPr>
-        <w:t xml:space="preserve"> </w:t>
-      </w:r>
-      <w:proofErr w:type="spellStart"/>
-      <w:r>
-        <w:rPr>
-          <w:rFonts w:ascii="Times New Roman" w:hAnsi="Times New Roman" w:cs="Times New Roman"/>
-        </w:rPr>
-        <w:t>aliquam</w:t>
-      </w:r>
-      <w:proofErr w:type="spellEnd"/>
-      <w:r>
-        <w:rPr>
-          <w:rFonts w:ascii="Times New Roman" w:hAnsi="Times New Roman" w:cs="Times New Roman"/>
-        </w:rPr>
-        <w:t xml:space="preserve"> dui. In at cursus ante. Vestibulum non </w:t>
-      </w:r>
-      <w:proofErr w:type="spellStart"/>
-      <w:r>
-        <w:rPr>
-          <w:rFonts w:ascii="Times New Roman" w:hAnsi="Times New Roman" w:cs="Times New Roman"/>
-        </w:rPr>
-        <w:t>sagittis</w:t>
-      </w:r>
-      <w:proofErr w:type="spellEnd"/>
-      <w:r>
-        <w:rPr>
-          <w:rFonts w:ascii="Times New Roman" w:hAnsi="Times New Roman" w:cs="Times New Roman"/>
-        </w:rPr>
-        <w:t xml:space="preserve"> </w:t>
-      </w:r>
-      <w:proofErr w:type="spellStart"/>
-      <w:r>
-        <w:rPr>
-          <w:rFonts w:ascii="Times New Roman" w:hAnsi="Times New Roman" w:cs="Times New Roman"/>
-        </w:rPr>
-        <w:t>lacus</w:t>
-      </w:r>
-      <w:proofErr w:type="spellEnd"/>
-      <w:r>
-        <w:rPr>
-          <w:rFonts w:ascii="Times New Roman" w:hAnsi="Times New Roman" w:cs="Times New Roman"/>
-        </w:rPr>
-        <w:t xml:space="preserve">. Duis vitae </w:t>
+        <w:t>nibh</w:t>
+      </w:r>
+      <w:proofErr w:type="spellEnd"/>
+      <w:r>
+        <w:rPr>
+          <w:rFonts w:ascii="Times New Roman" w:hAnsi="Times New Roman" w:cs="Times New Roman"/>
+        </w:rPr>
+        <w:t xml:space="preserve"> </w:t>
+      </w:r>
+      <w:proofErr w:type="spellStart"/>
+      <w:r>
+        <w:rPr>
+          <w:rFonts w:ascii="Times New Roman" w:hAnsi="Times New Roman" w:cs="Times New Roman"/>
+        </w:rPr>
+        <w:t>ut</w:t>
+      </w:r>
+      <w:proofErr w:type="spellEnd"/>
+      <w:r>
+        <w:rPr>
+          <w:rFonts w:ascii="Times New Roman" w:hAnsi="Times New Roman" w:cs="Times New Roman"/>
+        </w:rPr>
+        <w:t xml:space="preserve"> </w:t>
+      </w:r>
+      <w:proofErr w:type="spellStart"/>
+      <w:r>
+        <w:rPr>
+          <w:rFonts w:ascii="Times New Roman" w:hAnsi="Times New Roman" w:cs="Times New Roman"/>
+        </w:rPr>
+        <w:t>pretium</w:t>
+      </w:r>
+      <w:proofErr w:type="spellEnd"/>
+      <w:r>
+        <w:rPr>
+          <w:rFonts w:ascii="Times New Roman" w:hAnsi="Times New Roman" w:cs="Times New Roman"/>
+        </w:rPr>
+        <w:t xml:space="preserve"> tempus, </w:t>
+      </w:r>
+      <w:proofErr w:type="spellStart"/>
+      <w:r>
+        <w:rPr>
+          <w:rFonts w:ascii="Times New Roman" w:hAnsi="Times New Roman" w:cs="Times New Roman"/>
+        </w:rPr>
+        <w:t>enim</w:t>
+      </w:r>
+      <w:proofErr w:type="spellEnd"/>
+      <w:r>
+        <w:rPr>
+          <w:rFonts w:ascii="Times New Roman" w:hAnsi="Times New Roman" w:cs="Times New Roman"/>
+        </w:rPr>
+        <w:t xml:space="preserve"> lorem </w:t>
+      </w:r>
+      <w:proofErr w:type="spellStart"/>
+      <w:r>
+        <w:rPr>
+          <w:rFonts w:ascii="Times New Roman" w:hAnsi="Times New Roman" w:cs="Times New Roman"/>
+        </w:rPr>
+        <w:t>dignissim</w:t>
+      </w:r>
+      <w:proofErr w:type="spellEnd"/>
+      <w:r>
+        <w:rPr>
+          <w:rFonts w:ascii="Times New Roman" w:hAnsi="Times New Roman" w:cs="Times New Roman"/>
+        </w:rPr>
+        <w:t xml:space="preserve"> </w:t>
+      </w:r>
+      <w:proofErr w:type="spellStart"/>
+      <w:r>
+        <w:rPr>
+          <w:rFonts w:ascii="Times New Roman" w:hAnsi="Times New Roman" w:cs="Times New Roman"/>
+        </w:rPr>
+        <w:t>quam</w:t>
+      </w:r>
+      <w:proofErr w:type="spellEnd"/>
+      <w:r>
+        <w:rPr>
+          <w:rFonts w:ascii="Times New Roman" w:hAnsi="Times New Roman" w:cs="Times New Roman"/>
+        </w:rPr>
+        <w:t xml:space="preserve">, at </w:t>
+      </w:r>
+      <w:proofErr w:type="spellStart"/>
+      <w:r>
+        <w:rPr>
+          <w:rFonts w:ascii="Times New Roman" w:hAnsi="Times New Roman" w:cs="Times New Roman"/>
+        </w:rPr>
+        <w:t>euismod</w:t>
+      </w:r>
+      <w:proofErr w:type="spellEnd"/>
+      <w:r>
+        <w:rPr>
+          <w:rFonts w:ascii="Times New Roman" w:hAnsi="Times New Roman" w:cs="Times New Roman"/>
+        </w:rPr>
+        <w:t xml:space="preserve"> </w:t>
+      </w:r>
+      <w:proofErr w:type="spellStart"/>
+      <w:r>
+        <w:rPr>
+          <w:rFonts w:ascii="Times New Roman" w:hAnsi="Times New Roman" w:cs="Times New Roman"/>
+        </w:rPr>
+        <w:t>massa</w:t>
+      </w:r>
+      <w:proofErr w:type="spellEnd"/>
+      <w:r>
+        <w:rPr>
+          <w:rFonts w:ascii="Times New Roman" w:hAnsi="Times New Roman" w:cs="Times New Roman"/>
+        </w:rPr>
+        <w:t xml:space="preserve"> magna at magna. Sed </w:t>
+      </w:r>
+      <w:proofErr w:type="spellStart"/>
+      <w:r>
+        <w:rPr>
+          <w:rFonts w:ascii="Times New Roman" w:hAnsi="Times New Roman" w:cs="Times New Roman"/>
+        </w:rPr>
+        <w:t>facilisis</w:t>
+      </w:r>
+      <w:proofErr w:type="spellEnd"/>
+      <w:r>
+        <w:rPr>
+          <w:rFonts w:ascii="Times New Roman" w:hAnsi="Times New Roman" w:cs="Times New Roman"/>
+        </w:rPr>
+        <w:t xml:space="preserve"> </w:t>
+      </w:r>
+      <w:proofErr w:type="spellStart"/>
+      <w:r>
+        <w:rPr>
+          <w:rFonts w:ascii="Times New Roman" w:hAnsi="Times New Roman" w:cs="Times New Roman"/>
+        </w:rPr>
+        <w:t>dapibus</w:t>
+      </w:r>
+      <w:proofErr w:type="spellEnd"/>
+      <w:r>
+        <w:rPr>
+          <w:rFonts w:ascii="Times New Roman" w:hAnsi="Times New Roman" w:cs="Times New Roman"/>
+        </w:rPr>
+        <w:t xml:space="preserve"> diam nec </w:t>
+      </w:r>
+      <w:proofErr w:type="spellStart"/>
+      <w:r>
+        <w:rPr>
+          <w:rFonts w:ascii="Times New Roman" w:hAnsi="Times New Roman" w:cs="Times New Roman"/>
+        </w:rPr>
+        <w:t>volutpat</w:t>
+      </w:r>
+      <w:proofErr w:type="spellEnd"/>
+      <w:r>
+        <w:rPr>
+          <w:rFonts w:ascii="Times New Roman" w:hAnsi="Times New Roman" w:cs="Times New Roman"/>
+        </w:rPr>
+        <w:t xml:space="preserve">. Maecenas </w:t>
+      </w:r>
+      <w:proofErr w:type="spellStart"/>
+      <w:r>
+        <w:rPr>
+          <w:rFonts w:ascii="Times New Roman" w:hAnsi="Times New Roman" w:cs="Times New Roman"/>
+        </w:rPr>
+        <w:t>facilisis</w:t>
+      </w:r>
+      <w:proofErr w:type="spellEnd"/>
+      <w:r>
+        <w:rPr>
+          <w:rFonts w:ascii="Times New Roman" w:hAnsi="Times New Roman" w:cs="Times New Roman"/>
+        </w:rPr>
+        <w:t xml:space="preserve"> </w:t>
+      </w:r>
+      <w:proofErr w:type="spellStart"/>
+      <w:r>
+        <w:rPr>
+          <w:rFonts w:ascii="Times New Roman" w:hAnsi="Times New Roman" w:cs="Times New Roman"/>
+        </w:rPr>
+        <w:t>dapibus</w:t>
+      </w:r>
+      <w:proofErr w:type="spellEnd"/>
+      <w:r>
+        <w:rPr>
+          <w:rFonts w:ascii="Times New Roman" w:hAnsi="Times New Roman" w:cs="Times New Roman"/>
+        </w:rPr>
+        <w:t xml:space="preserve"> </w:t>
+      </w:r>
+      <w:proofErr w:type="spellStart"/>
+      <w:r>
+        <w:rPr>
+          <w:rFonts w:ascii="Times New Roman" w:hAnsi="Times New Roman" w:cs="Times New Roman"/>
+        </w:rPr>
+        <w:t>egestas</w:t>
+      </w:r>
+      <w:proofErr w:type="spellEnd"/>
+      <w:r>
+        <w:rPr>
+          <w:rFonts w:ascii="Times New Roman" w:hAnsi="Times New Roman" w:cs="Times New Roman"/>
+        </w:rPr>
+        <w:t xml:space="preserve">. </w:t>
+      </w:r>
+      <w:proofErr w:type="spellStart"/>
+      <w:r>
+        <w:rPr>
+          <w:rFonts w:ascii="Times New Roman" w:hAnsi="Times New Roman" w:cs="Times New Roman"/>
+        </w:rPr>
+        <w:t>Curabitur</w:t>
+      </w:r>
+      <w:proofErr w:type="spellEnd"/>
+      <w:r>
+        <w:rPr>
+          <w:rFonts w:ascii="Times New Roman" w:hAnsi="Times New Roman" w:cs="Times New Roman"/>
+        </w:rPr>
+        <w:t xml:space="preserve"> </w:t>
+      </w:r>
+      <w:proofErr w:type="spellStart"/>
+      <w:r>
+        <w:rPr>
+          <w:rFonts w:ascii="Times New Roman" w:hAnsi="Times New Roman" w:cs="Times New Roman"/>
+        </w:rPr>
+        <w:t>dignissim</w:t>
+      </w:r>
+      <w:proofErr w:type="spellEnd"/>
+      <w:r>
+        <w:rPr>
+          <w:rFonts w:ascii="Times New Roman" w:hAnsi="Times New Roman" w:cs="Times New Roman"/>
+        </w:rPr>
+        <w:t xml:space="preserve"> pharetra pulvinar. Nunc </w:t>
+      </w:r>
+      <w:proofErr w:type="spellStart"/>
+      <w:r>
+        <w:rPr>
+          <w:rFonts w:ascii="Times New Roman" w:hAnsi="Times New Roman" w:cs="Times New Roman"/>
+        </w:rPr>
+        <w:t>bibendum</w:t>
+      </w:r>
+      <w:proofErr w:type="spellEnd"/>
+      <w:r>
+        <w:rPr>
+          <w:rFonts w:ascii="Times New Roman" w:hAnsi="Times New Roman" w:cs="Times New Roman"/>
+        </w:rPr>
+        <w:t xml:space="preserve"> </w:t>
+      </w:r>
+      <w:proofErr w:type="spellStart"/>
+      <w:r>
+        <w:rPr>
+          <w:rFonts w:ascii="Times New Roman" w:hAnsi="Times New Roman" w:cs="Times New Roman"/>
+        </w:rPr>
+        <w:t>elit</w:t>
+      </w:r>
+      <w:proofErr w:type="spellEnd"/>
+      <w:r>
+        <w:rPr>
+          <w:rFonts w:ascii="Times New Roman" w:hAnsi="Times New Roman" w:cs="Times New Roman"/>
+        </w:rPr>
+        <w:t xml:space="preserve"> sed cursus </w:t>
+      </w:r>
+      <w:proofErr w:type="spellStart"/>
+      <w:r>
+        <w:rPr>
+          <w:rFonts w:ascii="Times New Roman" w:hAnsi="Times New Roman" w:cs="Times New Roman"/>
+        </w:rPr>
+        <w:t>congue</w:t>
+      </w:r>
+      <w:proofErr w:type="spellEnd"/>
+      <w:r>
+        <w:rPr>
+          <w:rFonts w:ascii="Times New Roman" w:hAnsi="Times New Roman" w:cs="Times New Roman"/>
+        </w:rPr>
+        <w:t xml:space="preserve">. </w:t>
+      </w:r>
+      <w:proofErr w:type="spellStart"/>
+      <w:r>
+        <w:rPr>
+          <w:rFonts w:ascii="Times New Roman" w:hAnsi="Times New Roman" w:cs="Times New Roman"/>
+        </w:rPr>
+        <w:t>Curabitur</w:t>
+      </w:r>
+      <w:proofErr w:type="spellEnd"/>
+      <w:r>
+        <w:rPr>
+          <w:rFonts w:ascii="Times New Roman" w:hAnsi="Times New Roman" w:cs="Times New Roman"/>
+        </w:rPr>
+        <w:t xml:space="preserve"> ligula </w:t>
+      </w:r>
+      <w:proofErr w:type="spellStart"/>
+      <w:r>
+        <w:rPr>
+          <w:rFonts w:ascii="Times New Roman" w:hAnsi="Times New Roman" w:cs="Times New Roman"/>
+        </w:rPr>
+        <w:t>quam</w:t>
+      </w:r>
+      <w:proofErr w:type="spellEnd"/>
+      <w:r>
+        <w:rPr>
+          <w:rFonts w:ascii="Times New Roman" w:hAnsi="Times New Roman" w:cs="Times New Roman"/>
+        </w:rPr>
+        <w:t xml:space="preserve">, </w:t>
       </w:r>
       <w:proofErr w:type="spellStart"/>
       <w:r>
@@ -6039,42 +6137,252 @@
         <w:rPr>
           <w:rFonts w:ascii="Times New Roman" w:hAnsi="Times New Roman" w:cs="Times New Roman"/>
         </w:rPr>
-        <w:t xml:space="preserve"> dui. </w:t>
-      </w:r>
-      <w:proofErr w:type="spellStart"/>
-      <w:r>
-        <w:rPr>
-          <w:rFonts w:ascii="Times New Roman" w:hAnsi="Times New Roman" w:cs="Times New Roman"/>
-        </w:rPr>
-        <w:t>Vivamus</w:t>
-      </w:r>
-      <w:proofErr w:type="spellEnd"/>
-      <w:r>
-        <w:rPr>
-          <w:rFonts w:ascii="Times New Roman" w:hAnsi="Times New Roman" w:cs="Times New Roman"/>
-        </w:rPr>
-        <w:t xml:space="preserve"> </w:t>
-      </w:r>
-      <w:proofErr w:type="spellStart"/>
-      <w:r>
-        <w:rPr>
-          <w:rFonts w:ascii="Times New Roman" w:hAnsi="Times New Roman" w:cs="Times New Roman"/>
-        </w:rPr>
-        <w:t>tempor</w:t>
-      </w:r>
-      <w:proofErr w:type="spellEnd"/>
-      <w:r>
-        <w:rPr>
-          <w:rFonts w:ascii="Times New Roman" w:hAnsi="Times New Roman" w:cs="Times New Roman"/>
-        </w:rPr>
-        <w:t xml:space="preserve">, </w:t>
-      </w:r>
-      <w:proofErr w:type="spellStart"/>
-      <w:r>
-        <w:rPr>
-          <w:rFonts w:ascii="Times New Roman" w:hAnsi="Times New Roman" w:cs="Times New Roman"/>
-        </w:rPr>
-        <w:t>nibh</w:t>
+        <w:t xml:space="preserve"> </w:t>
+      </w:r>
+      <w:proofErr w:type="spellStart"/>
+      <w:r>
+        <w:rPr>
+          <w:rFonts w:ascii="Times New Roman" w:hAnsi="Times New Roman" w:cs="Times New Roman"/>
+        </w:rPr>
+        <w:t>faucibus</w:t>
+      </w:r>
+      <w:proofErr w:type="spellEnd"/>
+      <w:r>
+        <w:rPr>
+          <w:rFonts w:ascii="Times New Roman" w:hAnsi="Times New Roman" w:cs="Times New Roman"/>
+        </w:rPr>
+        <w:t xml:space="preserve"> </w:t>
+      </w:r>
+      <w:proofErr w:type="spellStart"/>
+      <w:r>
+        <w:rPr>
+          <w:rFonts w:ascii="Times New Roman" w:hAnsi="Times New Roman" w:cs="Times New Roman"/>
+        </w:rPr>
+        <w:t>orci</w:t>
+      </w:r>
+      <w:proofErr w:type="spellEnd"/>
+      <w:r>
+        <w:rPr>
+          <w:rFonts w:ascii="Times New Roman" w:hAnsi="Times New Roman" w:cs="Times New Roman"/>
+        </w:rPr>
+        <w:t xml:space="preserve"> quis, vestibulum </w:t>
+      </w:r>
+      <w:proofErr w:type="spellStart"/>
+      <w:r>
+        <w:rPr>
+          <w:rFonts w:ascii="Times New Roman" w:hAnsi="Times New Roman" w:cs="Times New Roman"/>
+        </w:rPr>
+        <w:t>lobortis</w:t>
+      </w:r>
+      <w:proofErr w:type="spellEnd"/>
+      <w:r>
+        <w:rPr>
+          <w:rFonts w:ascii="Times New Roman" w:hAnsi="Times New Roman" w:cs="Times New Roman"/>
+        </w:rPr>
+        <w:t xml:space="preserve"> </w:t>
+      </w:r>
+      <w:proofErr w:type="spellStart"/>
+      <w:r>
+        <w:rPr>
+          <w:rFonts w:ascii="Times New Roman" w:hAnsi="Times New Roman" w:cs="Times New Roman"/>
+        </w:rPr>
+        <w:t>lectus</w:t>
+      </w:r>
+      <w:proofErr w:type="spellEnd"/>
+      <w:r>
+        <w:rPr>
+          <w:rFonts w:ascii="Times New Roman" w:hAnsi="Times New Roman" w:cs="Times New Roman"/>
+        </w:rPr>
+        <w:t xml:space="preserve">. </w:t>
+      </w:r>
+      <w:proofErr w:type="spellStart"/>
+      <w:r>
+        <w:rPr>
+          <w:rFonts w:ascii="Times New Roman" w:hAnsi="Times New Roman" w:cs="Times New Roman"/>
+        </w:rPr>
+        <w:t>Suspendisse</w:t>
+      </w:r>
+      <w:proofErr w:type="spellEnd"/>
+      <w:r>
+        <w:rPr>
+          <w:rFonts w:ascii="Times New Roman" w:hAnsi="Times New Roman" w:cs="Times New Roman"/>
+        </w:rPr>
+        <w:t xml:space="preserve"> </w:t>
+      </w:r>
+      <w:proofErr w:type="spellStart"/>
+      <w:r>
+        <w:rPr>
+          <w:rFonts w:ascii="Times New Roman" w:hAnsi="Times New Roman" w:cs="Times New Roman"/>
+        </w:rPr>
+        <w:t>fringilla</w:t>
+      </w:r>
+      <w:proofErr w:type="spellEnd"/>
+      <w:r>
+        <w:rPr>
+          <w:rFonts w:ascii="Times New Roman" w:hAnsi="Times New Roman" w:cs="Times New Roman"/>
+        </w:rPr>
+        <w:t xml:space="preserve"> </w:t>
+      </w:r>
+      <w:proofErr w:type="spellStart"/>
+      <w:r>
+        <w:rPr>
+          <w:rFonts w:ascii="Times New Roman" w:hAnsi="Times New Roman" w:cs="Times New Roman"/>
+        </w:rPr>
+        <w:t>nisl</w:t>
+      </w:r>
+      <w:proofErr w:type="spellEnd"/>
+      <w:r>
+        <w:rPr>
+          <w:rFonts w:ascii="Times New Roman" w:hAnsi="Times New Roman" w:cs="Times New Roman"/>
+        </w:rPr>
+        <w:t xml:space="preserve"> pulvinar, </w:t>
+      </w:r>
+      <w:proofErr w:type="spellStart"/>
+      <w:r>
+        <w:rPr>
+          <w:rFonts w:ascii="Times New Roman" w:hAnsi="Times New Roman" w:cs="Times New Roman"/>
+        </w:rPr>
+        <w:t>laoreet</w:t>
+      </w:r>
+      <w:proofErr w:type="spellEnd"/>
+      <w:r>
+        <w:rPr>
+          <w:rFonts w:ascii="Times New Roman" w:hAnsi="Times New Roman" w:cs="Times New Roman"/>
+        </w:rPr>
+        <w:t xml:space="preserve"> </w:t>
+      </w:r>
+      <w:proofErr w:type="spellStart"/>
+      <w:r>
+        <w:rPr>
+          <w:rFonts w:ascii="Times New Roman" w:hAnsi="Times New Roman" w:cs="Times New Roman"/>
+        </w:rPr>
+        <w:t>tellus</w:t>
+      </w:r>
+      <w:proofErr w:type="spellEnd"/>
+      <w:r>
+        <w:rPr>
+          <w:rFonts w:ascii="Times New Roman" w:hAnsi="Times New Roman" w:cs="Times New Roman"/>
+        </w:rPr>
+        <w:t xml:space="preserve"> sed, </w:t>
+      </w:r>
+      <w:proofErr w:type="spellStart"/>
+      <w:r>
+        <w:rPr>
+          <w:rFonts w:ascii="Times New Roman" w:hAnsi="Times New Roman" w:cs="Times New Roman"/>
+        </w:rPr>
+        <w:t>sollicitudin</w:t>
+      </w:r>
+      <w:proofErr w:type="spellEnd"/>
+      <w:r>
+        <w:rPr>
+          <w:rFonts w:ascii="Times New Roman" w:hAnsi="Times New Roman" w:cs="Times New Roman"/>
+        </w:rPr>
+        <w:t xml:space="preserve"> </w:t>
+      </w:r>
+      <w:proofErr w:type="spellStart"/>
+      <w:r>
+        <w:rPr>
+          <w:rFonts w:ascii="Times New Roman" w:hAnsi="Times New Roman" w:cs="Times New Roman"/>
+        </w:rPr>
+        <w:t>tortor</w:t>
+      </w:r>
+      <w:proofErr w:type="spellEnd"/>
+      <w:r>
+        <w:rPr>
+          <w:rFonts w:ascii="Times New Roman" w:hAnsi="Times New Roman" w:cs="Times New Roman"/>
+        </w:rPr>
+        <w:t xml:space="preserve">. Donec </w:t>
+      </w:r>
+      <w:proofErr w:type="spellStart"/>
+      <w:r>
+        <w:rPr>
+          <w:rFonts w:ascii="Times New Roman" w:hAnsi="Times New Roman" w:cs="Times New Roman"/>
+        </w:rPr>
+        <w:t>consequat</w:t>
+      </w:r>
+      <w:proofErr w:type="spellEnd"/>
+      <w:r>
+        <w:rPr>
+          <w:rFonts w:ascii="Times New Roman" w:hAnsi="Times New Roman" w:cs="Times New Roman"/>
+        </w:rPr>
+        <w:t xml:space="preserve"> </w:t>
+      </w:r>
+      <w:proofErr w:type="spellStart"/>
+      <w:r>
+        <w:rPr>
+          <w:rFonts w:ascii="Times New Roman" w:hAnsi="Times New Roman" w:cs="Times New Roman"/>
+        </w:rPr>
+        <w:t>congue</w:t>
+      </w:r>
+      <w:proofErr w:type="spellEnd"/>
+      <w:r>
+        <w:rPr>
+          <w:rFonts w:ascii="Times New Roman" w:hAnsi="Times New Roman" w:cs="Times New Roman"/>
+        </w:rPr>
+        <w:t xml:space="preserve"> </w:t>
+      </w:r>
+      <w:proofErr w:type="spellStart"/>
+      <w:r>
+        <w:rPr>
+          <w:rFonts w:ascii="Times New Roman" w:hAnsi="Times New Roman" w:cs="Times New Roman"/>
+        </w:rPr>
+        <w:t>erat</w:t>
+      </w:r>
+      <w:proofErr w:type="spellEnd"/>
+      <w:r>
+        <w:rPr>
+          <w:rFonts w:ascii="Times New Roman" w:hAnsi="Times New Roman" w:cs="Times New Roman"/>
+        </w:rPr>
+        <w:t xml:space="preserve"> in </w:t>
+      </w:r>
+      <w:proofErr w:type="spellStart"/>
+      <w:r>
+        <w:rPr>
+          <w:rFonts w:ascii="Times New Roman" w:hAnsi="Times New Roman" w:cs="Times New Roman"/>
+        </w:rPr>
+        <w:t>iaculis</w:t>
+      </w:r>
+      <w:proofErr w:type="spellEnd"/>
+      <w:r>
+        <w:rPr>
+          <w:rFonts w:ascii="Times New Roman" w:hAnsi="Times New Roman" w:cs="Times New Roman"/>
+        </w:rPr>
+        <w:t xml:space="preserve">. </w:t>
+      </w:r>
+      <w:proofErr w:type="spellStart"/>
+      <w:r>
+        <w:rPr>
+          <w:rFonts w:ascii="Times New Roman" w:hAnsi="Times New Roman" w:cs="Times New Roman"/>
+        </w:rPr>
+        <w:t>Curabitur</w:t>
+      </w:r>
+      <w:proofErr w:type="spellEnd"/>
+      <w:r>
+        <w:rPr>
+          <w:rFonts w:ascii="Times New Roman" w:hAnsi="Times New Roman" w:cs="Times New Roman"/>
+        </w:rPr>
+        <w:t xml:space="preserve"> </w:t>
+      </w:r>
+      <w:proofErr w:type="spellStart"/>
+      <w:r>
+        <w:rPr>
+          <w:rFonts w:ascii="Times New Roman" w:hAnsi="Times New Roman" w:cs="Times New Roman"/>
+        </w:rPr>
+        <w:t>luctus</w:t>
+      </w:r>
+      <w:proofErr w:type="spellEnd"/>
+      <w:r>
+        <w:rPr>
+          <w:rFonts w:ascii="Times New Roman" w:hAnsi="Times New Roman" w:cs="Times New Roman"/>
+        </w:rPr>
+        <w:t xml:space="preserve"> </w:t>
+      </w:r>
+      <w:proofErr w:type="spellStart"/>
+      <w:r>
+        <w:rPr>
+          <w:rFonts w:ascii="Times New Roman" w:hAnsi="Times New Roman" w:cs="Times New Roman"/>
+        </w:rPr>
+        <w:t>tellus</w:t>
       </w:r>
       <w:proofErr w:type="spellEnd"/>
       <w:r>
@@ -6102,280 +6410,14 @@
         <w:rPr>
           <w:rFonts w:ascii="Times New Roman" w:hAnsi="Times New Roman" w:cs="Times New Roman"/>
         </w:rPr>
-        <w:t>pretium</w:t>
-      </w:r>
-      <w:proofErr w:type="spellEnd"/>
-      <w:r>
-        <w:rPr>
-          <w:rFonts w:ascii="Times New Roman" w:hAnsi="Times New Roman" w:cs="Times New Roman"/>
-        </w:rPr>
-        <w:t xml:space="preserve"> tempus, </w:t>
-      </w:r>
-      <w:proofErr w:type="spellStart"/>
-      <w:r>
-        <w:rPr>
-          <w:rFonts w:ascii="Times New Roman" w:hAnsi="Times New Roman" w:cs="Times New Roman"/>
-        </w:rPr>
-        <w:t>enim</w:t>
-      </w:r>
-      <w:proofErr w:type="spellEnd"/>
-      <w:r>
-        <w:rPr>
-          <w:rFonts w:ascii="Times New Roman" w:hAnsi="Times New Roman" w:cs="Times New Roman"/>
-        </w:rPr>
-        <w:t xml:space="preserve"> lorem </w:t>
-      </w:r>
-      <w:proofErr w:type="spellStart"/>
-      <w:r>
-        <w:rPr>
-          <w:rFonts w:ascii="Times New Roman" w:hAnsi="Times New Roman" w:cs="Times New Roman"/>
-        </w:rPr>
-        <w:t>dignissim</w:t>
-      </w:r>
-      <w:proofErr w:type="spellEnd"/>
-      <w:r>
-        <w:rPr>
-          <w:rFonts w:ascii="Times New Roman" w:hAnsi="Times New Roman" w:cs="Times New Roman"/>
-        </w:rPr>
-        <w:t xml:space="preserve"> </w:t>
-      </w:r>
-      <w:proofErr w:type="spellStart"/>
-      <w:r>
-        <w:rPr>
-          <w:rFonts w:ascii="Times New Roman" w:hAnsi="Times New Roman" w:cs="Times New Roman"/>
-        </w:rPr>
-        <w:t>quam</w:t>
-      </w:r>
-      <w:proofErr w:type="spellEnd"/>
-      <w:r>
-        <w:rPr>
-          <w:rFonts w:ascii="Times New Roman" w:hAnsi="Times New Roman" w:cs="Times New Roman"/>
-        </w:rPr>
-        <w:t xml:space="preserve">, at </w:t>
-      </w:r>
-      <w:proofErr w:type="spellStart"/>
-      <w:r>
-        <w:rPr>
-          <w:rFonts w:ascii="Times New Roman" w:hAnsi="Times New Roman" w:cs="Times New Roman"/>
-        </w:rPr>
-        <w:t>euismod</w:t>
-      </w:r>
-      <w:proofErr w:type="spellEnd"/>
-      <w:r>
-        <w:rPr>
-          <w:rFonts w:ascii="Times New Roman" w:hAnsi="Times New Roman" w:cs="Times New Roman"/>
-        </w:rPr>
-        <w:t xml:space="preserve"> </w:t>
-      </w:r>
-      <w:proofErr w:type="spellStart"/>
-      <w:r>
-        <w:rPr>
-          <w:rFonts w:ascii="Times New Roman" w:hAnsi="Times New Roman" w:cs="Times New Roman"/>
-        </w:rPr>
-        <w:t>massa</w:t>
-      </w:r>
-      <w:proofErr w:type="spellEnd"/>
-      <w:r>
-        <w:rPr>
-          <w:rFonts w:ascii="Times New Roman" w:hAnsi="Times New Roman" w:cs="Times New Roman"/>
-        </w:rPr>
-        <w:t xml:space="preserve"> magna at magna. Sed </w:t>
-      </w:r>
-      <w:proofErr w:type="spellStart"/>
-      <w:r>
-        <w:rPr>
-          <w:rFonts w:ascii="Times New Roman" w:hAnsi="Times New Roman" w:cs="Times New Roman"/>
-        </w:rPr>
-        <w:t>facilisis</w:t>
-      </w:r>
-      <w:proofErr w:type="spellEnd"/>
-      <w:r>
-        <w:rPr>
-          <w:rFonts w:ascii="Times New Roman" w:hAnsi="Times New Roman" w:cs="Times New Roman"/>
-        </w:rPr>
-        <w:t xml:space="preserve"> </w:t>
-      </w:r>
-      <w:proofErr w:type="spellStart"/>
-      <w:r>
-        <w:rPr>
-          <w:rFonts w:ascii="Times New Roman" w:hAnsi="Times New Roman" w:cs="Times New Roman"/>
-        </w:rPr>
-        <w:t>dapibus</w:t>
-      </w:r>
-      <w:proofErr w:type="spellEnd"/>
-      <w:r>
-        <w:rPr>
-          <w:rFonts w:ascii="Times New Roman" w:hAnsi="Times New Roman" w:cs="Times New Roman"/>
-        </w:rPr>
-        <w:t xml:space="preserve"> diam </w:t>
-      </w:r>
-      <w:proofErr w:type="spellStart"/>
-      <w:r>
-        <w:rPr>
-          <w:rFonts w:ascii="Times New Roman" w:hAnsi="Times New Roman" w:cs="Times New Roman"/>
-        </w:rPr>
-        <w:t>nec</w:t>
-      </w:r>
-      <w:proofErr w:type="spellEnd"/>
-      <w:r>
-        <w:rPr>
-          <w:rFonts w:ascii="Times New Roman" w:hAnsi="Times New Roman" w:cs="Times New Roman"/>
-        </w:rPr>
-        <w:t xml:space="preserve"> </w:t>
-      </w:r>
-      <w:proofErr w:type="spellStart"/>
-      <w:r>
-        <w:rPr>
-          <w:rFonts w:ascii="Times New Roman" w:hAnsi="Times New Roman" w:cs="Times New Roman"/>
-        </w:rPr>
-        <w:t>volutpat</w:t>
-      </w:r>
-      <w:proofErr w:type="spellEnd"/>
-      <w:r>
-        <w:rPr>
-          <w:rFonts w:ascii="Times New Roman" w:hAnsi="Times New Roman" w:cs="Times New Roman"/>
-        </w:rPr>
-        <w:t xml:space="preserve">. Maecenas </w:t>
-      </w:r>
-      <w:proofErr w:type="spellStart"/>
-      <w:r>
-        <w:rPr>
-          <w:rFonts w:ascii="Times New Roman" w:hAnsi="Times New Roman" w:cs="Times New Roman"/>
-        </w:rPr>
-        <w:t>facilisis</w:t>
-      </w:r>
-      <w:proofErr w:type="spellEnd"/>
-      <w:r>
-        <w:rPr>
-          <w:rFonts w:ascii="Times New Roman" w:hAnsi="Times New Roman" w:cs="Times New Roman"/>
-        </w:rPr>
-        <w:t xml:space="preserve"> </w:t>
-      </w:r>
-      <w:proofErr w:type="spellStart"/>
-      <w:r>
-        <w:rPr>
-          <w:rFonts w:ascii="Times New Roman" w:hAnsi="Times New Roman" w:cs="Times New Roman"/>
-        </w:rPr>
-        <w:t>dapibus</w:t>
-      </w:r>
-      <w:proofErr w:type="spellEnd"/>
-      <w:r>
-        <w:rPr>
-          <w:rFonts w:ascii="Times New Roman" w:hAnsi="Times New Roman" w:cs="Times New Roman"/>
-        </w:rPr>
-        <w:t xml:space="preserve"> </w:t>
-      </w:r>
-      <w:proofErr w:type="spellStart"/>
-      <w:r>
-        <w:rPr>
-          <w:rFonts w:ascii="Times New Roman" w:hAnsi="Times New Roman" w:cs="Times New Roman"/>
-        </w:rPr>
-        <w:t>egestas</w:t>
-      </w:r>
-      <w:proofErr w:type="spellEnd"/>
-      <w:r>
-        <w:rPr>
-          <w:rFonts w:ascii="Times New Roman" w:hAnsi="Times New Roman" w:cs="Times New Roman"/>
-        </w:rPr>
-        <w:t xml:space="preserve">. </w:t>
-      </w:r>
-      <w:proofErr w:type="spellStart"/>
-      <w:r>
-        <w:rPr>
-          <w:rFonts w:ascii="Times New Roman" w:hAnsi="Times New Roman" w:cs="Times New Roman"/>
-        </w:rPr>
-        <w:t>Curabitur</w:t>
-      </w:r>
-      <w:proofErr w:type="spellEnd"/>
-      <w:r>
-        <w:rPr>
-          <w:rFonts w:ascii="Times New Roman" w:hAnsi="Times New Roman" w:cs="Times New Roman"/>
-        </w:rPr>
-        <w:t xml:space="preserve"> </w:t>
-      </w:r>
-      <w:proofErr w:type="spellStart"/>
-      <w:r>
-        <w:rPr>
-          <w:rFonts w:ascii="Times New Roman" w:hAnsi="Times New Roman" w:cs="Times New Roman"/>
-        </w:rPr>
-        <w:t>dignissim</w:t>
-      </w:r>
-      <w:proofErr w:type="spellEnd"/>
-      <w:r>
-        <w:rPr>
-          <w:rFonts w:ascii="Times New Roman" w:hAnsi="Times New Roman" w:cs="Times New Roman"/>
-        </w:rPr>
-        <w:t xml:space="preserve"> pharetra pulvinar. Nunc </w:t>
-      </w:r>
-      <w:proofErr w:type="spellStart"/>
-      <w:r>
-        <w:rPr>
-          <w:rFonts w:ascii="Times New Roman" w:hAnsi="Times New Roman" w:cs="Times New Roman"/>
-        </w:rPr>
-        <w:t>bibendum</w:t>
-      </w:r>
-      <w:proofErr w:type="spellEnd"/>
-      <w:r>
-        <w:rPr>
-          <w:rFonts w:ascii="Times New Roman" w:hAnsi="Times New Roman" w:cs="Times New Roman"/>
-        </w:rPr>
-        <w:t xml:space="preserve"> </w:t>
-      </w:r>
-      <w:proofErr w:type="spellStart"/>
-      <w:r>
-        <w:rPr>
-          <w:rFonts w:ascii="Times New Roman" w:hAnsi="Times New Roman" w:cs="Times New Roman"/>
-        </w:rPr>
-        <w:t>elit</w:t>
-      </w:r>
-      <w:proofErr w:type="spellEnd"/>
-      <w:r>
-        <w:rPr>
-          <w:rFonts w:ascii="Times New Roman" w:hAnsi="Times New Roman" w:cs="Times New Roman"/>
-        </w:rPr>
-        <w:t xml:space="preserve"> sed cursus </w:t>
-      </w:r>
-      <w:proofErr w:type="spellStart"/>
-      <w:r>
-        <w:rPr>
-          <w:rFonts w:ascii="Times New Roman" w:hAnsi="Times New Roman" w:cs="Times New Roman"/>
-        </w:rPr>
-        <w:t>congue</w:t>
-      </w:r>
-      <w:proofErr w:type="spellEnd"/>
-      <w:r>
-        <w:rPr>
-          <w:rFonts w:ascii="Times New Roman" w:hAnsi="Times New Roman" w:cs="Times New Roman"/>
-        </w:rPr>
-        <w:t xml:space="preserve">. </w:t>
-      </w:r>
-      <w:proofErr w:type="spellStart"/>
-      <w:r>
-        <w:rPr>
-          <w:rFonts w:ascii="Times New Roman" w:hAnsi="Times New Roman" w:cs="Times New Roman"/>
-        </w:rPr>
-        <w:t>Curabitur</w:t>
-      </w:r>
-      <w:proofErr w:type="spellEnd"/>
-      <w:r>
-        <w:rPr>
-          <w:rFonts w:ascii="Times New Roman" w:hAnsi="Times New Roman" w:cs="Times New Roman"/>
-        </w:rPr>
-        <w:t xml:space="preserve"> ligula </w:t>
-      </w:r>
-      <w:proofErr w:type="spellStart"/>
-      <w:r>
-        <w:rPr>
-          <w:rFonts w:ascii="Times New Roman" w:hAnsi="Times New Roman" w:cs="Times New Roman"/>
-        </w:rPr>
-        <w:t>quam</w:t>
-      </w:r>
-      <w:proofErr w:type="spellEnd"/>
-      <w:r>
-        <w:rPr>
-          <w:rFonts w:ascii="Times New Roman" w:hAnsi="Times New Roman" w:cs="Times New Roman"/>
-        </w:rPr>
-        <w:t xml:space="preserve">, </w:t>
+        <w:t>turpis</w:t>
+      </w:r>
+      <w:proofErr w:type="spellEnd"/>
+      <w:r>
+        <w:rPr>
+          <w:rFonts w:ascii="Times New Roman" w:hAnsi="Times New Roman" w:cs="Times New Roman"/>
+        </w:rPr>
+        <w:t xml:space="preserve"> </w:t>
       </w:r>
       <w:proofErr w:type="spellStart"/>
       <w:r>
@@ -6389,329 +6431,7 @@
         <w:rPr>
           <w:rFonts w:ascii="Times New Roman" w:hAnsi="Times New Roman" w:cs="Times New Roman"/>
         </w:rPr>
-        <w:t xml:space="preserve"> </w:t>
-      </w:r>
-      <w:proofErr w:type="spellStart"/>
-      <w:r>
-        <w:rPr>
-          <w:rFonts w:ascii="Times New Roman" w:hAnsi="Times New Roman" w:cs="Times New Roman"/>
-        </w:rPr>
-        <w:t>faucibus</w:t>
-      </w:r>
-      <w:proofErr w:type="spellEnd"/>
-      <w:r>
-        <w:rPr>
-          <w:rFonts w:ascii="Times New Roman" w:hAnsi="Times New Roman" w:cs="Times New Roman"/>
-        </w:rPr>
-        <w:t xml:space="preserve"> </w:t>
-      </w:r>
-      <w:proofErr w:type="spellStart"/>
-      <w:r>
-        <w:rPr>
-          <w:rFonts w:ascii="Times New Roman" w:hAnsi="Times New Roman" w:cs="Times New Roman"/>
-        </w:rPr>
-        <w:t>orci</w:t>
-      </w:r>
-      <w:proofErr w:type="spellEnd"/>
-      <w:r>
-        <w:rPr>
-          <w:rFonts w:ascii="Times New Roman" w:hAnsi="Times New Roman" w:cs="Times New Roman"/>
-        </w:rPr>
-        <w:t xml:space="preserve"> </w:t>
-      </w:r>
-      <w:proofErr w:type="spellStart"/>
-      <w:r>
-        <w:rPr>
-          <w:rFonts w:ascii="Times New Roman" w:hAnsi="Times New Roman" w:cs="Times New Roman"/>
-        </w:rPr>
-        <w:t>quis</w:t>
-      </w:r>
-      <w:proofErr w:type="spellEnd"/>
-      <w:r>
-        <w:rPr>
-          <w:rFonts w:ascii="Times New Roman" w:hAnsi="Times New Roman" w:cs="Times New Roman"/>
-        </w:rPr>
-        <w:t xml:space="preserve">, vestibulum </w:t>
-      </w:r>
-      <w:proofErr w:type="spellStart"/>
-      <w:r>
-        <w:rPr>
-          <w:rFonts w:ascii="Times New Roman" w:hAnsi="Times New Roman" w:cs="Times New Roman"/>
-        </w:rPr>
-        <w:t>lobortis</w:t>
-      </w:r>
-      <w:proofErr w:type="spellEnd"/>
-      <w:r>
-        <w:rPr>
-          <w:rFonts w:ascii="Times New Roman" w:hAnsi="Times New Roman" w:cs="Times New Roman"/>
-        </w:rPr>
-        <w:t xml:space="preserve"> </w:t>
-      </w:r>
-      <w:proofErr w:type="spellStart"/>
-      <w:r>
-        <w:rPr>
-          <w:rFonts w:ascii="Times New Roman" w:hAnsi="Times New Roman" w:cs="Times New Roman"/>
-        </w:rPr>
-        <w:t>lectus</w:t>
-      </w:r>
-      <w:proofErr w:type="spellEnd"/>
-      <w:r>
-        <w:rPr>
-          <w:rFonts w:ascii="Times New Roman" w:hAnsi="Times New Roman" w:cs="Times New Roman"/>
-        </w:rPr>
-        <w:t xml:space="preserve">. </w:t>
-      </w:r>
-      <w:proofErr w:type="spellStart"/>
-      <w:r>
-        <w:rPr>
-          <w:rFonts w:ascii="Times New Roman" w:hAnsi="Times New Roman" w:cs="Times New Roman"/>
-        </w:rPr>
-        <w:t>Suspendisse</w:t>
-      </w:r>
-      <w:proofErr w:type="spellEnd"/>
-      <w:r>
-        <w:rPr>
-          <w:rFonts w:ascii="Times New Roman" w:hAnsi="Times New Roman" w:cs="Times New Roman"/>
-        </w:rPr>
-        <w:t xml:space="preserve"> </w:t>
-      </w:r>
-      <w:proofErr w:type="spellStart"/>
-      <w:r>
-        <w:rPr>
-          <w:rFonts w:ascii="Times New Roman" w:hAnsi="Times New Roman" w:cs="Times New Roman"/>
-        </w:rPr>
-        <w:t>fringilla</w:t>
-      </w:r>
-      <w:proofErr w:type="spellEnd"/>
-      <w:r>
-        <w:rPr>
-          <w:rFonts w:ascii="Times New Roman" w:hAnsi="Times New Roman" w:cs="Times New Roman"/>
-        </w:rPr>
-        <w:t xml:space="preserve"> </w:t>
-      </w:r>
-      <w:proofErr w:type="spellStart"/>
-      <w:r>
-        <w:rPr>
-          <w:rFonts w:ascii="Times New Roman" w:hAnsi="Times New Roman" w:cs="Times New Roman"/>
-        </w:rPr>
-        <w:t>nisl</w:t>
-      </w:r>
-      <w:proofErr w:type="spellEnd"/>
-      <w:r>
-        <w:rPr>
-          <w:rFonts w:ascii="Times New Roman" w:hAnsi="Times New Roman" w:cs="Times New Roman"/>
-        </w:rPr>
-        <w:t xml:space="preserve"> pulvinar, </w:t>
-      </w:r>
-      <w:proofErr w:type="spellStart"/>
-      <w:r>
-        <w:rPr>
-          <w:rFonts w:ascii="Times New Roman" w:hAnsi="Times New Roman" w:cs="Times New Roman"/>
-        </w:rPr>
-        <w:t>laoreet</w:t>
-      </w:r>
-      <w:proofErr w:type="spellEnd"/>
-      <w:r>
-        <w:rPr>
-          <w:rFonts w:ascii="Times New Roman" w:hAnsi="Times New Roman" w:cs="Times New Roman"/>
-        </w:rPr>
-        <w:t xml:space="preserve"> </w:t>
-      </w:r>
-      <w:proofErr w:type="spellStart"/>
-      <w:r>
-        <w:rPr>
-          <w:rFonts w:ascii="Times New Roman" w:hAnsi="Times New Roman" w:cs="Times New Roman"/>
-        </w:rPr>
-        <w:t>tellus</w:t>
-      </w:r>
-      <w:proofErr w:type="spellEnd"/>
-      <w:r>
-        <w:rPr>
-          <w:rFonts w:ascii="Times New Roman" w:hAnsi="Times New Roman" w:cs="Times New Roman"/>
-        </w:rPr>
-        <w:t xml:space="preserve"> sed, </w:t>
-      </w:r>
-      <w:proofErr w:type="spellStart"/>
-      <w:r>
-        <w:rPr>
-          <w:rFonts w:ascii="Times New Roman" w:hAnsi="Times New Roman" w:cs="Times New Roman"/>
-        </w:rPr>
-        <w:t>sollicitudin</w:t>
-      </w:r>
-      <w:proofErr w:type="spellEnd"/>
-      <w:r>
-        <w:rPr>
-          <w:rFonts w:ascii="Times New Roman" w:hAnsi="Times New Roman" w:cs="Times New Roman"/>
-        </w:rPr>
-        <w:t xml:space="preserve"> </w:t>
-      </w:r>
-      <w:proofErr w:type="spellStart"/>
-      <w:r>
-        <w:rPr>
-          <w:rFonts w:ascii="Times New Roman" w:hAnsi="Times New Roman" w:cs="Times New Roman"/>
-        </w:rPr>
-        <w:t>tortor</w:t>
-      </w:r>
-      <w:proofErr w:type="spellEnd"/>
-      <w:r>
-        <w:rPr>
-          <w:rFonts w:ascii="Times New Roman" w:hAnsi="Times New Roman" w:cs="Times New Roman"/>
-        </w:rPr>
-        <w:t xml:space="preserve">. Donec </w:t>
-      </w:r>
-      <w:proofErr w:type="spellStart"/>
-      <w:r>
-        <w:rPr>
-          <w:rFonts w:ascii="Times New Roman" w:hAnsi="Times New Roman" w:cs="Times New Roman"/>
-        </w:rPr>
-        <w:t>consequat</w:t>
-      </w:r>
-      <w:proofErr w:type="spellEnd"/>
-      <w:r>
-        <w:rPr>
-          <w:rFonts w:ascii="Times New Roman" w:hAnsi="Times New Roman" w:cs="Times New Roman"/>
-        </w:rPr>
-        <w:t xml:space="preserve"> </w:t>
-      </w:r>
-      <w:proofErr w:type="spellStart"/>
-      <w:r>
-        <w:rPr>
-          <w:rFonts w:ascii="Times New Roman" w:hAnsi="Times New Roman" w:cs="Times New Roman"/>
-        </w:rPr>
-        <w:t>congue</w:t>
-      </w:r>
-      <w:proofErr w:type="spellEnd"/>
-      <w:r>
-        <w:rPr>
-          <w:rFonts w:ascii="Times New Roman" w:hAnsi="Times New Roman" w:cs="Times New Roman"/>
-        </w:rPr>
-        <w:t xml:space="preserve"> </w:t>
-      </w:r>
-      <w:proofErr w:type="spellStart"/>
-      <w:r>
-        <w:rPr>
-          <w:rFonts w:ascii="Times New Roman" w:hAnsi="Times New Roman" w:cs="Times New Roman"/>
-        </w:rPr>
-        <w:t>erat</w:t>
-      </w:r>
-      <w:proofErr w:type="spellEnd"/>
-      <w:r>
-        <w:rPr>
-          <w:rFonts w:ascii="Times New Roman" w:hAnsi="Times New Roman" w:cs="Times New Roman"/>
-        </w:rPr>
-        <w:t xml:space="preserve"> in </w:t>
-      </w:r>
-      <w:proofErr w:type="spellStart"/>
-      <w:r>
-        <w:rPr>
-          <w:rFonts w:ascii="Times New Roman" w:hAnsi="Times New Roman" w:cs="Times New Roman"/>
-        </w:rPr>
-        <w:t>iaculis</w:t>
-      </w:r>
-      <w:proofErr w:type="spellEnd"/>
-      <w:r>
-        <w:rPr>
-          <w:rFonts w:ascii="Times New Roman" w:hAnsi="Times New Roman" w:cs="Times New Roman"/>
-        </w:rPr>
-        <w:t xml:space="preserve">. </w:t>
-      </w:r>
-      <w:proofErr w:type="spellStart"/>
-      <w:r>
-        <w:rPr>
-          <w:rFonts w:ascii="Times New Roman" w:hAnsi="Times New Roman" w:cs="Times New Roman"/>
-        </w:rPr>
-        <w:t>Curabitur</w:t>
-      </w:r>
-      <w:proofErr w:type="spellEnd"/>
-      <w:r>
-        <w:rPr>
-          <w:rFonts w:ascii="Times New Roman" w:hAnsi="Times New Roman" w:cs="Times New Roman"/>
-        </w:rPr>
-        <w:t xml:space="preserve"> </w:t>
-      </w:r>
-      <w:proofErr w:type="spellStart"/>
-      <w:r>
-        <w:rPr>
-          <w:rFonts w:ascii="Times New Roman" w:hAnsi="Times New Roman" w:cs="Times New Roman"/>
-        </w:rPr>
-        <w:t>luctus</w:t>
-      </w:r>
-      <w:proofErr w:type="spellEnd"/>
-      <w:r>
-        <w:rPr>
-          <w:rFonts w:ascii="Times New Roman" w:hAnsi="Times New Roman" w:cs="Times New Roman"/>
-        </w:rPr>
-        <w:t xml:space="preserve"> </w:t>
-      </w:r>
-      <w:proofErr w:type="spellStart"/>
-      <w:r>
-        <w:rPr>
-          <w:rFonts w:ascii="Times New Roman" w:hAnsi="Times New Roman" w:cs="Times New Roman"/>
-        </w:rPr>
-        <w:t>tellus</w:t>
-      </w:r>
-      <w:proofErr w:type="spellEnd"/>
-      <w:r>
-        <w:rPr>
-          <w:rFonts w:ascii="Times New Roman" w:hAnsi="Times New Roman" w:cs="Times New Roman"/>
-        </w:rPr>
-        <w:t xml:space="preserve"> </w:t>
-      </w:r>
-      <w:proofErr w:type="spellStart"/>
-      <w:r>
-        <w:rPr>
-          <w:rFonts w:ascii="Times New Roman" w:hAnsi="Times New Roman" w:cs="Times New Roman"/>
-        </w:rPr>
-        <w:t>ut</w:t>
-      </w:r>
-      <w:proofErr w:type="spellEnd"/>
-      <w:r>
-        <w:rPr>
-          <w:rFonts w:ascii="Times New Roman" w:hAnsi="Times New Roman" w:cs="Times New Roman"/>
-        </w:rPr>
-        <w:t xml:space="preserve"> </w:t>
-      </w:r>
-      <w:proofErr w:type="spellStart"/>
-      <w:r>
-        <w:rPr>
-          <w:rFonts w:ascii="Times New Roman" w:hAnsi="Times New Roman" w:cs="Times New Roman"/>
-        </w:rPr>
-        <w:t>turpis</w:t>
-      </w:r>
-      <w:proofErr w:type="spellEnd"/>
-      <w:r>
-        <w:rPr>
-          <w:rFonts w:ascii="Times New Roman" w:hAnsi="Times New Roman" w:cs="Times New Roman"/>
-        </w:rPr>
-        <w:t xml:space="preserve"> </w:t>
-      </w:r>
-      <w:proofErr w:type="spellStart"/>
-      <w:r>
-        <w:rPr>
-          <w:rFonts w:ascii="Times New Roman" w:hAnsi="Times New Roman" w:cs="Times New Roman"/>
-        </w:rPr>
-        <w:t>iaculis</w:t>
-      </w:r>
-      <w:proofErr w:type="spellEnd"/>
-      <w:r>
-        <w:rPr>
-          <w:rFonts w:ascii="Times New Roman" w:hAnsi="Times New Roman" w:cs="Times New Roman"/>
-        </w:rPr>
-        <w:t xml:space="preserve">, </w:t>
-      </w:r>
-      <w:proofErr w:type="spellStart"/>
-      <w:r>
-        <w:rPr>
-          <w:rFonts w:ascii="Times New Roman" w:hAnsi="Times New Roman" w:cs="Times New Roman"/>
-        </w:rPr>
-        <w:t>nec</w:t>
-      </w:r>
-      <w:proofErr w:type="spellEnd"/>
-      <w:r>
-        <w:rPr>
-          <w:rFonts w:ascii="Times New Roman" w:hAnsi="Times New Roman" w:cs="Times New Roman"/>
-        </w:rPr>
-        <w:t xml:space="preserve"> </w:t>
+        <w:t xml:space="preserve">, nec </w:t>
       </w:r>
       <w:proofErr w:type="spellStart"/>
       <w:r>
@@ -6851,6 +6571,90 @@
         <w:rPr>
           <w:rFonts w:ascii="Times New Roman" w:hAnsi="Times New Roman" w:cs="Times New Roman"/>
         </w:rPr>
+        <w:t xml:space="preserve">, quis </w:t>
+      </w:r>
+      <w:proofErr w:type="spellStart"/>
+      <w:r>
+        <w:rPr>
+          <w:rFonts w:ascii="Times New Roman" w:hAnsi="Times New Roman" w:cs="Times New Roman"/>
+        </w:rPr>
+        <w:t>aliquam</w:t>
+      </w:r>
+      <w:proofErr w:type="spellEnd"/>
+      <w:r>
+        <w:rPr>
+          <w:rFonts w:ascii="Times New Roman" w:hAnsi="Times New Roman" w:cs="Times New Roman"/>
+        </w:rPr>
+        <w:t xml:space="preserve"> dui. In at cursus ante. Vestibulum non </w:t>
+      </w:r>
+      <w:proofErr w:type="spellStart"/>
+      <w:r>
+        <w:rPr>
+          <w:rFonts w:ascii="Times New Roman" w:hAnsi="Times New Roman" w:cs="Times New Roman"/>
+        </w:rPr>
+        <w:t>sagittis</w:t>
+      </w:r>
+      <w:proofErr w:type="spellEnd"/>
+      <w:r>
+        <w:rPr>
+          <w:rFonts w:ascii="Times New Roman" w:hAnsi="Times New Roman" w:cs="Times New Roman"/>
+        </w:rPr>
+        <w:t xml:space="preserve"> </w:t>
+      </w:r>
+      <w:proofErr w:type="spellStart"/>
+      <w:r>
+        <w:rPr>
+          <w:rFonts w:ascii="Times New Roman" w:hAnsi="Times New Roman" w:cs="Times New Roman"/>
+        </w:rPr>
+        <w:t>lacus</w:t>
+      </w:r>
+      <w:proofErr w:type="spellEnd"/>
+      <w:r>
+        <w:rPr>
+          <w:rFonts w:ascii="Times New Roman" w:hAnsi="Times New Roman" w:cs="Times New Roman"/>
+        </w:rPr>
+        <w:t xml:space="preserve">. Duis vitae </w:t>
+      </w:r>
+      <w:proofErr w:type="spellStart"/>
+      <w:r>
+        <w:rPr>
+          <w:rFonts w:ascii="Times New Roman" w:hAnsi="Times New Roman" w:cs="Times New Roman"/>
+        </w:rPr>
+        <w:t>iaculis</w:t>
+      </w:r>
+      <w:proofErr w:type="spellEnd"/>
+      <w:r>
+        <w:rPr>
+          <w:rFonts w:ascii="Times New Roman" w:hAnsi="Times New Roman" w:cs="Times New Roman"/>
+        </w:rPr>
+        <w:t xml:space="preserve"> dui. </w:t>
+      </w:r>
+      <w:proofErr w:type="spellStart"/>
+      <w:r>
+        <w:rPr>
+          <w:rFonts w:ascii="Times New Roman" w:hAnsi="Times New Roman" w:cs="Times New Roman"/>
+        </w:rPr>
+        <w:t>Vivamus</w:t>
+      </w:r>
+      <w:proofErr w:type="spellEnd"/>
+      <w:r>
+        <w:rPr>
+          <w:rFonts w:ascii="Times New Roman" w:hAnsi="Times New Roman" w:cs="Times New Roman"/>
+        </w:rPr>
+        <w:t xml:space="preserve"> </w:t>
+      </w:r>
+      <w:proofErr w:type="spellStart"/>
+      <w:r>
+        <w:rPr>
+          <w:rFonts w:ascii="Times New Roman" w:hAnsi="Times New Roman" w:cs="Times New Roman"/>
+        </w:rPr>
+        <w:t>tempor</w:t>
+      </w:r>
+      <w:proofErr w:type="spellEnd"/>
+      <w:r>
+        <w:rPr>
+          <w:rFonts w:ascii="Times New Roman" w:hAnsi="Times New Roman" w:cs="Times New Roman"/>
+        </w:rPr>
         <w:t xml:space="preserve">, </w:t>
       </w:r>
       <w:proofErr w:type="spellStart"/>
@@ -6858,56 +6662,294 @@
         <w:rPr>
           <w:rFonts w:ascii="Times New Roman" w:hAnsi="Times New Roman" w:cs="Times New Roman"/>
         </w:rPr>
-        <w:t>quis</w:t>
-      </w:r>
-      <w:proofErr w:type="spellEnd"/>
-      <w:r>
-        <w:rPr>
-          <w:rFonts w:ascii="Times New Roman" w:hAnsi="Times New Roman" w:cs="Times New Roman"/>
-        </w:rPr>
-        <w:t xml:space="preserve"> </w:t>
-      </w:r>
-      <w:proofErr w:type="spellStart"/>
-      <w:r>
-        <w:rPr>
-          <w:rFonts w:ascii="Times New Roman" w:hAnsi="Times New Roman" w:cs="Times New Roman"/>
-        </w:rPr>
-        <w:t>aliquam</w:t>
-      </w:r>
-      <w:proofErr w:type="spellEnd"/>
-      <w:r>
-        <w:rPr>
-          <w:rFonts w:ascii="Times New Roman" w:hAnsi="Times New Roman" w:cs="Times New Roman"/>
-        </w:rPr>
-        <w:t xml:space="preserve"> dui. In at cursus ante. Vestibulum non </w:t>
-      </w:r>
-      <w:proofErr w:type="spellStart"/>
-      <w:r>
-        <w:rPr>
-          <w:rFonts w:ascii="Times New Roman" w:hAnsi="Times New Roman" w:cs="Times New Roman"/>
-        </w:rPr>
-        <w:t>sagittis</w:t>
-      </w:r>
-      <w:proofErr w:type="spellEnd"/>
-      <w:r>
-        <w:rPr>
-          <w:rFonts w:ascii="Times New Roman" w:hAnsi="Times New Roman" w:cs="Times New Roman"/>
-        </w:rPr>
-        <w:t xml:space="preserve"> </w:t>
-      </w:r>
-      <w:proofErr w:type="spellStart"/>
-      <w:r>
-        <w:rPr>
-          <w:rFonts w:ascii="Times New Roman" w:hAnsi="Times New Roman" w:cs="Times New Roman"/>
-        </w:rPr>
-        <w:t>lacus</w:t>
-      </w:r>
-      <w:proofErr w:type="spellEnd"/>
-      <w:r>
-        <w:rPr>
-          <w:rFonts w:ascii="Times New Roman" w:hAnsi="Times New Roman" w:cs="Times New Roman"/>
-        </w:rPr>
-        <w:t xml:space="preserve">. Duis vitae </w:t>
+        <w:t>nibh</w:t>
+      </w:r>
+      <w:proofErr w:type="spellEnd"/>
+      <w:r>
+        <w:rPr>
+          <w:rFonts w:ascii="Times New Roman" w:hAnsi="Times New Roman" w:cs="Times New Roman"/>
+        </w:rPr>
+        <w:t xml:space="preserve"> </w:t>
+      </w:r>
+      <w:proofErr w:type="spellStart"/>
+      <w:r>
+        <w:rPr>
+          <w:rFonts w:ascii="Times New Roman" w:hAnsi="Times New Roman" w:cs="Times New Roman"/>
+        </w:rPr>
+        <w:t>ut</w:t>
+      </w:r>
+      <w:proofErr w:type="spellEnd"/>
+      <w:r>
+        <w:rPr>
+          <w:rFonts w:ascii="Times New Roman" w:hAnsi="Times New Roman" w:cs="Times New Roman"/>
+        </w:rPr>
+        <w:t xml:space="preserve"> </w:t>
+      </w:r>
+      <w:proofErr w:type="spellStart"/>
+      <w:r>
+        <w:rPr>
+          <w:rFonts w:ascii="Times New Roman" w:hAnsi="Times New Roman" w:cs="Times New Roman"/>
+        </w:rPr>
+        <w:t>pretium</w:t>
+      </w:r>
+      <w:proofErr w:type="spellEnd"/>
+      <w:r>
+        <w:rPr>
+          <w:rFonts w:ascii="Times New Roman" w:hAnsi="Times New Roman" w:cs="Times New Roman"/>
+        </w:rPr>
+        <w:t xml:space="preserve"> tempus, </w:t>
+      </w:r>
+      <w:proofErr w:type="spellStart"/>
+      <w:r>
+        <w:rPr>
+          <w:rFonts w:ascii="Times New Roman" w:hAnsi="Times New Roman" w:cs="Times New Roman"/>
+        </w:rPr>
+        <w:t>enim</w:t>
+      </w:r>
+      <w:proofErr w:type="spellEnd"/>
+      <w:r>
+        <w:rPr>
+          <w:rFonts w:ascii="Times New Roman" w:hAnsi="Times New Roman" w:cs="Times New Roman"/>
+        </w:rPr>
+        <w:t xml:space="preserve"> lorem </w:t>
+      </w:r>
+      <w:proofErr w:type="spellStart"/>
+      <w:r>
+        <w:rPr>
+          <w:rFonts w:ascii="Times New Roman" w:hAnsi="Times New Roman" w:cs="Times New Roman"/>
+        </w:rPr>
+        <w:t>dignissim</w:t>
+      </w:r>
+      <w:proofErr w:type="spellEnd"/>
+      <w:r>
+        <w:rPr>
+          <w:rFonts w:ascii="Times New Roman" w:hAnsi="Times New Roman" w:cs="Times New Roman"/>
+        </w:rPr>
+        <w:t xml:space="preserve"> </w:t>
+      </w:r>
+      <w:proofErr w:type="spellStart"/>
+      <w:r>
+        <w:rPr>
+          <w:rFonts w:ascii="Times New Roman" w:hAnsi="Times New Roman" w:cs="Times New Roman"/>
+        </w:rPr>
+        <w:t>quam</w:t>
+      </w:r>
+      <w:proofErr w:type="spellEnd"/>
+      <w:r>
+        <w:rPr>
+          <w:rFonts w:ascii="Times New Roman" w:hAnsi="Times New Roman" w:cs="Times New Roman"/>
+        </w:rPr>
+        <w:t xml:space="preserve">, at </w:t>
+      </w:r>
+      <w:proofErr w:type="spellStart"/>
+      <w:r>
+        <w:rPr>
+          <w:rFonts w:ascii="Times New Roman" w:hAnsi="Times New Roman" w:cs="Times New Roman"/>
+        </w:rPr>
+        <w:t>euismod</w:t>
+      </w:r>
+      <w:proofErr w:type="spellEnd"/>
+      <w:r>
+        <w:rPr>
+          <w:rFonts w:ascii="Times New Roman" w:hAnsi="Times New Roman" w:cs="Times New Roman"/>
+        </w:rPr>
+        <w:t xml:space="preserve"> </w:t>
+      </w:r>
+      <w:proofErr w:type="spellStart"/>
+      <w:r>
+        <w:rPr>
+          <w:rFonts w:ascii="Times New Roman" w:hAnsi="Times New Roman" w:cs="Times New Roman"/>
+        </w:rPr>
+        <w:t>massa</w:t>
+      </w:r>
+      <w:proofErr w:type="spellEnd"/>
+      <w:r>
+        <w:rPr>
+          <w:rFonts w:ascii="Times New Roman" w:hAnsi="Times New Roman" w:cs="Times New Roman"/>
+        </w:rPr>
+        <w:t xml:space="preserve"> magna at magna. Sed </w:t>
+      </w:r>
+      <w:proofErr w:type="spellStart"/>
+      <w:r>
+        <w:rPr>
+          <w:rFonts w:ascii="Times New Roman" w:hAnsi="Times New Roman" w:cs="Times New Roman"/>
+        </w:rPr>
+        <w:t>facilisis</w:t>
+      </w:r>
+      <w:proofErr w:type="spellEnd"/>
+      <w:r>
+        <w:rPr>
+          <w:rFonts w:ascii="Times New Roman" w:hAnsi="Times New Roman" w:cs="Times New Roman"/>
+        </w:rPr>
+        <w:t xml:space="preserve"> </w:t>
+      </w:r>
+      <w:proofErr w:type="spellStart"/>
+      <w:r>
+        <w:rPr>
+          <w:rFonts w:ascii="Times New Roman" w:hAnsi="Times New Roman" w:cs="Times New Roman"/>
+        </w:rPr>
+        <w:t>dapibus</w:t>
+      </w:r>
+      <w:proofErr w:type="spellEnd"/>
+      <w:r>
+        <w:rPr>
+          <w:rFonts w:ascii="Times New Roman" w:hAnsi="Times New Roman" w:cs="Times New Roman"/>
+        </w:rPr>
+        <w:t xml:space="preserve"> diam nec </w:t>
+      </w:r>
+      <w:proofErr w:type="spellStart"/>
+      <w:r>
+        <w:rPr>
+          <w:rFonts w:ascii="Times New Roman" w:hAnsi="Times New Roman" w:cs="Times New Roman"/>
+        </w:rPr>
+        <w:t>volutpat</w:t>
+      </w:r>
+      <w:proofErr w:type="spellEnd"/>
+      <w:r>
+        <w:rPr>
+          <w:rFonts w:ascii="Times New Roman" w:hAnsi="Times New Roman" w:cs="Times New Roman"/>
+        </w:rPr>
+        <w:t xml:space="preserve">. Maecenas </w:t>
+      </w:r>
+      <w:proofErr w:type="spellStart"/>
+      <w:r>
+        <w:rPr>
+          <w:rFonts w:ascii="Times New Roman" w:hAnsi="Times New Roman" w:cs="Times New Roman"/>
+        </w:rPr>
+        <w:t>facilisis</w:t>
+      </w:r>
+      <w:proofErr w:type="spellEnd"/>
+      <w:r>
+        <w:rPr>
+          <w:rFonts w:ascii="Times New Roman" w:hAnsi="Times New Roman" w:cs="Times New Roman"/>
+        </w:rPr>
+        <w:t xml:space="preserve"> </w:t>
+      </w:r>
+      <w:proofErr w:type="spellStart"/>
+      <w:r>
+        <w:rPr>
+          <w:rFonts w:ascii="Times New Roman" w:hAnsi="Times New Roman" w:cs="Times New Roman"/>
+        </w:rPr>
+        <w:t>dapibus</w:t>
+      </w:r>
+      <w:proofErr w:type="spellEnd"/>
+      <w:r>
+        <w:rPr>
+          <w:rFonts w:ascii="Times New Roman" w:hAnsi="Times New Roman" w:cs="Times New Roman"/>
+        </w:rPr>
+        <w:t xml:space="preserve"> </w:t>
+      </w:r>
+      <w:proofErr w:type="spellStart"/>
+      <w:r>
+        <w:rPr>
+          <w:rFonts w:ascii="Times New Roman" w:hAnsi="Times New Roman" w:cs="Times New Roman"/>
+        </w:rPr>
+        <w:t>egestas</w:t>
+      </w:r>
+      <w:proofErr w:type="spellEnd"/>
+      <w:r>
+        <w:rPr>
+          <w:rFonts w:ascii="Times New Roman" w:hAnsi="Times New Roman" w:cs="Times New Roman"/>
+        </w:rPr>
+        <w:t xml:space="preserve">. </w:t>
+      </w:r>
+      <w:proofErr w:type="spellStart"/>
+      <w:r>
+        <w:rPr>
+          <w:rFonts w:ascii="Times New Roman" w:hAnsi="Times New Roman" w:cs="Times New Roman"/>
+        </w:rPr>
+        <w:t>Curabitur</w:t>
+      </w:r>
+      <w:proofErr w:type="spellEnd"/>
+      <w:r>
+        <w:rPr>
+          <w:rFonts w:ascii="Times New Roman" w:hAnsi="Times New Roman" w:cs="Times New Roman"/>
+        </w:rPr>
+        <w:t xml:space="preserve"> </w:t>
+      </w:r>
+      <w:proofErr w:type="spellStart"/>
+      <w:r>
+        <w:rPr>
+          <w:rFonts w:ascii="Times New Roman" w:hAnsi="Times New Roman" w:cs="Times New Roman"/>
+        </w:rPr>
+        <w:t>dignissim</w:t>
+      </w:r>
+      <w:proofErr w:type="spellEnd"/>
+      <w:r>
+        <w:rPr>
+          <w:rFonts w:ascii="Times New Roman" w:hAnsi="Times New Roman" w:cs="Times New Roman"/>
+        </w:rPr>
+        <w:t xml:space="preserve"> pharetra pulvinar. Nunc </w:t>
+      </w:r>
+      <w:proofErr w:type="spellStart"/>
+      <w:r>
+        <w:rPr>
+          <w:rFonts w:ascii="Times New Roman" w:hAnsi="Times New Roman" w:cs="Times New Roman"/>
+        </w:rPr>
+        <w:t>bibendum</w:t>
+      </w:r>
+      <w:proofErr w:type="spellEnd"/>
+      <w:r>
+        <w:rPr>
+          <w:rFonts w:ascii="Times New Roman" w:hAnsi="Times New Roman" w:cs="Times New Roman"/>
+        </w:rPr>
+        <w:t xml:space="preserve"> </w:t>
+      </w:r>
+      <w:proofErr w:type="spellStart"/>
+      <w:r>
+        <w:rPr>
+          <w:rFonts w:ascii="Times New Roman" w:hAnsi="Times New Roman" w:cs="Times New Roman"/>
+        </w:rPr>
+        <w:t>elit</w:t>
+      </w:r>
+      <w:proofErr w:type="spellEnd"/>
+      <w:r>
+        <w:rPr>
+          <w:rFonts w:ascii="Times New Roman" w:hAnsi="Times New Roman" w:cs="Times New Roman"/>
+        </w:rPr>
+        <w:t xml:space="preserve"> sed cursus </w:t>
+      </w:r>
+      <w:proofErr w:type="spellStart"/>
+      <w:r>
+        <w:rPr>
+          <w:rFonts w:ascii="Times New Roman" w:hAnsi="Times New Roman" w:cs="Times New Roman"/>
+        </w:rPr>
+        <w:t>congue</w:t>
+      </w:r>
+      <w:proofErr w:type="spellEnd"/>
+      <w:r>
+        <w:rPr>
+          <w:rFonts w:ascii="Times New Roman" w:hAnsi="Times New Roman" w:cs="Times New Roman"/>
+        </w:rPr>
+        <w:t xml:space="preserve">. </w:t>
+      </w:r>
+      <w:proofErr w:type="spellStart"/>
+      <w:r>
+        <w:rPr>
+          <w:rFonts w:ascii="Times New Roman" w:hAnsi="Times New Roman" w:cs="Times New Roman"/>
+        </w:rPr>
+        <w:t>Curabitur</w:t>
+      </w:r>
+      <w:proofErr w:type="spellEnd"/>
+      <w:r>
+        <w:rPr>
+          <w:rFonts w:ascii="Times New Roman" w:hAnsi="Times New Roman" w:cs="Times New Roman"/>
+        </w:rPr>
+        <w:t xml:space="preserve"> ligula </w:t>
+      </w:r>
+      <w:proofErr w:type="spellStart"/>
+      <w:r>
+        <w:rPr>
+          <w:rFonts w:ascii="Times New Roman" w:hAnsi="Times New Roman" w:cs="Times New Roman"/>
+        </w:rPr>
+        <w:t>quam</w:t>
+      </w:r>
+      <w:proofErr w:type="spellEnd"/>
+      <w:r>
+        <w:rPr>
+          <w:rFonts w:ascii="Times New Roman" w:hAnsi="Times New Roman" w:cs="Times New Roman"/>
+        </w:rPr>
+        <w:t xml:space="preserve">, </w:t>
       </w:r>
       <w:proofErr w:type="spellStart"/>
       <w:r>
@@ -6921,42 +6963,252 @@
         <w:rPr>
           <w:rFonts w:ascii="Times New Roman" w:hAnsi="Times New Roman" w:cs="Times New Roman"/>
         </w:rPr>
-        <w:t xml:space="preserve"> dui. </w:t>
-      </w:r>
-      <w:proofErr w:type="spellStart"/>
-      <w:r>
-        <w:rPr>
-          <w:rFonts w:ascii="Times New Roman" w:hAnsi="Times New Roman" w:cs="Times New Roman"/>
-        </w:rPr>
-        <w:t>Vivamus</w:t>
-      </w:r>
-      <w:proofErr w:type="spellEnd"/>
-      <w:r>
-        <w:rPr>
-          <w:rFonts w:ascii="Times New Roman" w:hAnsi="Times New Roman" w:cs="Times New Roman"/>
-        </w:rPr>
-        <w:t xml:space="preserve"> </w:t>
-      </w:r>
-      <w:proofErr w:type="spellStart"/>
-      <w:r>
-        <w:rPr>
-          <w:rFonts w:ascii="Times New Roman" w:hAnsi="Times New Roman" w:cs="Times New Roman"/>
-        </w:rPr>
-        <w:t>tempor</w:t>
-      </w:r>
-      <w:proofErr w:type="spellEnd"/>
-      <w:r>
-        <w:rPr>
-          <w:rFonts w:ascii="Times New Roman" w:hAnsi="Times New Roman" w:cs="Times New Roman"/>
-        </w:rPr>
-        <w:t xml:space="preserve">, </w:t>
-      </w:r>
-      <w:proofErr w:type="spellStart"/>
-      <w:r>
-        <w:rPr>
-          <w:rFonts w:ascii="Times New Roman" w:hAnsi="Times New Roman" w:cs="Times New Roman"/>
-        </w:rPr>
-        <w:t>nibh</w:t>
+        <w:t xml:space="preserve"> </w:t>
+      </w:r>
+      <w:proofErr w:type="spellStart"/>
+      <w:r>
+        <w:rPr>
+          <w:rFonts w:ascii="Times New Roman" w:hAnsi="Times New Roman" w:cs="Times New Roman"/>
+        </w:rPr>
+        <w:t>faucibus</w:t>
+      </w:r>
+      <w:proofErr w:type="spellEnd"/>
+      <w:r>
+        <w:rPr>
+          <w:rFonts w:ascii="Times New Roman" w:hAnsi="Times New Roman" w:cs="Times New Roman"/>
+        </w:rPr>
+        <w:t xml:space="preserve"> </w:t>
+      </w:r>
+      <w:proofErr w:type="spellStart"/>
+      <w:r>
+        <w:rPr>
+          <w:rFonts w:ascii="Times New Roman" w:hAnsi="Times New Roman" w:cs="Times New Roman"/>
+        </w:rPr>
+        <w:t>orci</w:t>
+      </w:r>
+      <w:proofErr w:type="spellEnd"/>
+      <w:r>
+        <w:rPr>
+          <w:rFonts w:ascii="Times New Roman" w:hAnsi="Times New Roman" w:cs="Times New Roman"/>
+        </w:rPr>
+        <w:t xml:space="preserve"> quis, vestibulum </w:t>
+      </w:r>
+      <w:proofErr w:type="spellStart"/>
+      <w:r>
+        <w:rPr>
+          <w:rFonts w:ascii="Times New Roman" w:hAnsi="Times New Roman" w:cs="Times New Roman"/>
+        </w:rPr>
+        <w:t>lobortis</w:t>
+      </w:r>
+      <w:proofErr w:type="spellEnd"/>
+      <w:r>
+        <w:rPr>
+          <w:rFonts w:ascii="Times New Roman" w:hAnsi="Times New Roman" w:cs="Times New Roman"/>
+        </w:rPr>
+        <w:t xml:space="preserve"> </w:t>
+      </w:r>
+      <w:proofErr w:type="spellStart"/>
+      <w:r>
+        <w:rPr>
+          <w:rFonts w:ascii="Times New Roman" w:hAnsi="Times New Roman" w:cs="Times New Roman"/>
+        </w:rPr>
+        <w:t>lectus</w:t>
+      </w:r>
+      <w:proofErr w:type="spellEnd"/>
+      <w:r>
+        <w:rPr>
+          <w:rFonts w:ascii="Times New Roman" w:hAnsi="Times New Roman" w:cs="Times New Roman"/>
+        </w:rPr>
+        <w:t xml:space="preserve">. </w:t>
+      </w:r>
+      <w:proofErr w:type="spellStart"/>
+      <w:r>
+        <w:rPr>
+          <w:rFonts w:ascii="Times New Roman" w:hAnsi="Times New Roman" w:cs="Times New Roman"/>
+        </w:rPr>
+        <w:t>Suspendisse</w:t>
+      </w:r>
+      <w:proofErr w:type="spellEnd"/>
+      <w:r>
+        <w:rPr>
+          <w:rFonts w:ascii="Times New Roman" w:hAnsi="Times New Roman" w:cs="Times New Roman"/>
+        </w:rPr>
+        <w:t xml:space="preserve"> </w:t>
+      </w:r>
+      <w:proofErr w:type="spellStart"/>
+      <w:r>
+        <w:rPr>
+          <w:rFonts w:ascii="Times New Roman" w:hAnsi="Times New Roman" w:cs="Times New Roman"/>
+        </w:rPr>
+        <w:t>fringilla</w:t>
+      </w:r>
+      <w:proofErr w:type="spellEnd"/>
+      <w:r>
+        <w:rPr>
+          <w:rFonts w:ascii="Times New Roman" w:hAnsi="Times New Roman" w:cs="Times New Roman"/>
+        </w:rPr>
+        <w:t xml:space="preserve"> </w:t>
+      </w:r>
+      <w:proofErr w:type="spellStart"/>
+      <w:r>
+        <w:rPr>
+          <w:rFonts w:ascii="Times New Roman" w:hAnsi="Times New Roman" w:cs="Times New Roman"/>
+        </w:rPr>
+        <w:t>nisl</w:t>
+      </w:r>
+      <w:proofErr w:type="spellEnd"/>
+      <w:r>
+        <w:rPr>
+          <w:rFonts w:ascii="Times New Roman" w:hAnsi="Times New Roman" w:cs="Times New Roman"/>
+        </w:rPr>
+        <w:t xml:space="preserve"> pulvinar, </w:t>
+      </w:r>
+      <w:proofErr w:type="spellStart"/>
+      <w:r>
+        <w:rPr>
+          <w:rFonts w:ascii="Times New Roman" w:hAnsi="Times New Roman" w:cs="Times New Roman"/>
+        </w:rPr>
+        <w:t>laoreet</w:t>
+      </w:r>
+      <w:proofErr w:type="spellEnd"/>
+      <w:r>
+        <w:rPr>
+          <w:rFonts w:ascii="Times New Roman" w:hAnsi="Times New Roman" w:cs="Times New Roman"/>
+        </w:rPr>
+        <w:t xml:space="preserve"> </w:t>
+      </w:r>
+      <w:proofErr w:type="spellStart"/>
+      <w:r>
+        <w:rPr>
+          <w:rFonts w:ascii="Times New Roman" w:hAnsi="Times New Roman" w:cs="Times New Roman"/>
+        </w:rPr>
+        <w:t>tellus</w:t>
+      </w:r>
+      <w:proofErr w:type="spellEnd"/>
+      <w:r>
+        <w:rPr>
+          <w:rFonts w:ascii="Times New Roman" w:hAnsi="Times New Roman" w:cs="Times New Roman"/>
+        </w:rPr>
+        <w:t xml:space="preserve"> sed, </w:t>
+      </w:r>
+      <w:proofErr w:type="spellStart"/>
+      <w:r>
+        <w:rPr>
+          <w:rFonts w:ascii="Times New Roman" w:hAnsi="Times New Roman" w:cs="Times New Roman"/>
+        </w:rPr>
+        <w:t>sollicitudin</w:t>
+      </w:r>
+      <w:proofErr w:type="spellEnd"/>
+      <w:r>
+        <w:rPr>
+          <w:rFonts w:ascii="Times New Roman" w:hAnsi="Times New Roman" w:cs="Times New Roman"/>
+        </w:rPr>
+        <w:t xml:space="preserve"> </w:t>
+      </w:r>
+      <w:proofErr w:type="spellStart"/>
+      <w:r>
+        <w:rPr>
+          <w:rFonts w:ascii="Times New Roman" w:hAnsi="Times New Roman" w:cs="Times New Roman"/>
+        </w:rPr>
+        <w:t>tortor</w:t>
+      </w:r>
+      <w:proofErr w:type="spellEnd"/>
+      <w:r>
+        <w:rPr>
+          <w:rFonts w:ascii="Times New Roman" w:hAnsi="Times New Roman" w:cs="Times New Roman"/>
+        </w:rPr>
+        <w:t xml:space="preserve">. Donec </w:t>
+      </w:r>
+      <w:proofErr w:type="spellStart"/>
+      <w:r>
+        <w:rPr>
+          <w:rFonts w:ascii="Times New Roman" w:hAnsi="Times New Roman" w:cs="Times New Roman"/>
+        </w:rPr>
+        <w:t>consequat</w:t>
+      </w:r>
+      <w:proofErr w:type="spellEnd"/>
+      <w:r>
+        <w:rPr>
+          <w:rFonts w:ascii="Times New Roman" w:hAnsi="Times New Roman" w:cs="Times New Roman"/>
+        </w:rPr>
+        <w:t xml:space="preserve"> </w:t>
+      </w:r>
+      <w:proofErr w:type="spellStart"/>
+      <w:r>
+        <w:rPr>
+          <w:rFonts w:ascii="Times New Roman" w:hAnsi="Times New Roman" w:cs="Times New Roman"/>
+        </w:rPr>
+        <w:t>congue</w:t>
+      </w:r>
+      <w:proofErr w:type="spellEnd"/>
+      <w:r>
+        <w:rPr>
+          <w:rFonts w:ascii="Times New Roman" w:hAnsi="Times New Roman" w:cs="Times New Roman"/>
+        </w:rPr>
+        <w:t xml:space="preserve"> </w:t>
+      </w:r>
+      <w:proofErr w:type="spellStart"/>
+      <w:r>
+        <w:rPr>
+          <w:rFonts w:ascii="Times New Roman" w:hAnsi="Times New Roman" w:cs="Times New Roman"/>
+        </w:rPr>
+        <w:t>erat</w:t>
+      </w:r>
+      <w:proofErr w:type="spellEnd"/>
+      <w:r>
+        <w:rPr>
+          <w:rFonts w:ascii="Times New Roman" w:hAnsi="Times New Roman" w:cs="Times New Roman"/>
+        </w:rPr>
+        <w:t xml:space="preserve"> in </w:t>
+      </w:r>
+      <w:proofErr w:type="spellStart"/>
+      <w:r>
+        <w:rPr>
+          <w:rFonts w:ascii="Times New Roman" w:hAnsi="Times New Roman" w:cs="Times New Roman"/>
+        </w:rPr>
+        <w:t>iaculis</w:t>
+      </w:r>
+      <w:proofErr w:type="spellEnd"/>
+      <w:r>
+        <w:rPr>
+          <w:rFonts w:ascii="Times New Roman" w:hAnsi="Times New Roman" w:cs="Times New Roman"/>
+        </w:rPr>
+        <w:t xml:space="preserve">. </w:t>
+      </w:r>
+      <w:proofErr w:type="spellStart"/>
+      <w:r>
+        <w:rPr>
+          <w:rFonts w:ascii="Times New Roman" w:hAnsi="Times New Roman" w:cs="Times New Roman"/>
+        </w:rPr>
+        <w:t>Curabitur</w:t>
+      </w:r>
+      <w:proofErr w:type="spellEnd"/>
+      <w:r>
+        <w:rPr>
+          <w:rFonts w:ascii="Times New Roman" w:hAnsi="Times New Roman" w:cs="Times New Roman"/>
+        </w:rPr>
+        <w:t xml:space="preserve"> </w:t>
+      </w:r>
+      <w:proofErr w:type="spellStart"/>
+      <w:r>
+        <w:rPr>
+          <w:rFonts w:ascii="Times New Roman" w:hAnsi="Times New Roman" w:cs="Times New Roman"/>
+        </w:rPr>
+        <w:t>luctus</w:t>
+      </w:r>
+      <w:proofErr w:type="spellEnd"/>
+      <w:r>
+        <w:rPr>
+          <w:rFonts w:ascii="Times New Roman" w:hAnsi="Times New Roman" w:cs="Times New Roman"/>
+        </w:rPr>
+        <w:t xml:space="preserve"> </w:t>
+      </w:r>
+      <w:proofErr w:type="spellStart"/>
+      <w:r>
+        <w:rPr>
+          <w:rFonts w:ascii="Times New Roman" w:hAnsi="Times New Roman" w:cs="Times New Roman"/>
+        </w:rPr>
+        <w:t>tellus</w:t>
       </w:r>
       <w:proofErr w:type="spellEnd"/>
       <w:r>
@@ -6984,280 +7236,14 @@
         <w:rPr>
           <w:rFonts w:ascii="Times New Roman" w:hAnsi="Times New Roman" w:cs="Times New Roman"/>
         </w:rPr>
-        <w:t>pretium</w:t>
-      </w:r>
-      <w:proofErr w:type="spellEnd"/>
-      <w:r>
-        <w:rPr>
-          <w:rFonts w:ascii="Times New Roman" w:hAnsi="Times New Roman" w:cs="Times New Roman"/>
-        </w:rPr>
-        <w:t xml:space="preserve"> tempus, </w:t>
-      </w:r>
-      <w:proofErr w:type="spellStart"/>
-      <w:r>
-        <w:rPr>
-          <w:rFonts w:ascii="Times New Roman" w:hAnsi="Times New Roman" w:cs="Times New Roman"/>
-        </w:rPr>
-        <w:t>enim</w:t>
-      </w:r>
-      <w:proofErr w:type="spellEnd"/>
-      <w:r>
-        <w:rPr>
-          <w:rFonts w:ascii="Times New Roman" w:hAnsi="Times New Roman" w:cs="Times New Roman"/>
-        </w:rPr>
-        <w:t xml:space="preserve"> lorem </w:t>
-      </w:r>
-      <w:proofErr w:type="spellStart"/>
-      <w:r>
-        <w:rPr>
-          <w:rFonts w:ascii="Times New Roman" w:hAnsi="Times New Roman" w:cs="Times New Roman"/>
-        </w:rPr>
-        <w:t>dignissim</w:t>
-      </w:r>
-      <w:proofErr w:type="spellEnd"/>
-      <w:r>
-        <w:rPr>
-          <w:rFonts w:ascii="Times New Roman" w:hAnsi="Times New Roman" w:cs="Times New Roman"/>
-        </w:rPr>
-        <w:t xml:space="preserve"> </w:t>
-      </w:r>
-      <w:proofErr w:type="spellStart"/>
-      <w:r>
-        <w:rPr>
-          <w:rFonts w:ascii="Times New Roman" w:hAnsi="Times New Roman" w:cs="Times New Roman"/>
-        </w:rPr>
-        <w:t>quam</w:t>
-      </w:r>
-      <w:proofErr w:type="spellEnd"/>
-      <w:r>
-        <w:rPr>
-          <w:rFonts w:ascii="Times New Roman" w:hAnsi="Times New Roman" w:cs="Times New Roman"/>
-        </w:rPr>
-        <w:t xml:space="preserve">, at </w:t>
-      </w:r>
-      <w:proofErr w:type="spellStart"/>
-      <w:r>
-        <w:rPr>
-          <w:rFonts w:ascii="Times New Roman" w:hAnsi="Times New Roman" w:cs="Times New Roman"/>
-        </w:rPr>
-        <w:t>euismod</w:t>
-      </w:r>
-      <w:proofErr w:type="spellEnd"/>
-      <w:r>
-        <w:rPr>
-          <w:rFonts w:ascii="Times New Roman" w:hAnsi="Times New Roman" w:cs="Times New Roman"/>
-        </w:rPr>
-        <w:t xml:space="preserve"> </w:t>
-      </w:r>
-      <w:proofErr w:type="spellStart"/>
-      <w:r>
-        <w:rPr>
-          <w:rFonts w:ascii="Times New Roman" w:hAnsi="Times New Roman" w:cs="Times New Roman"/>
-        </w:rPr>
-        <w:t>massa</w:t>
-      </w:r>
-      <w:proofErr w:type="spellEnd"/>
-      <w:r>
-        <w:rPr>
-          <w:rFonts w:ascii="Times New Roman" w:hAnsi="Times New Roman" w:cs="Times New Roman"/>
-        </w:rPr>
-        <w:t xml:space="preserve"> magna at magna. Sed </w:t>
-      </w:r>
-      <w:proofErr w:type="spellStart"/>
-      <w:r>
-        <w:rPr>
-          <w:rFonts w:ascii="Times New Roman" w:hAnsi="Times New Roman" w:cs="Times New Roman"/>
-        </w:rPr>
-        <w:t>facilisis</w:t>
-      </w:r>
-      <w:proofErr w:type="spellEnd"/>
-      <w:r>
-        <w:rPr>
-          <w:rFonts w:ascii="Times New Roman" w:hAnsi="Times New Roman" w:cs="Times New Roman"/>
-        </w:rPr>
-        <w:t xml:space="preserve"> </w:t>
-      </w:r>
-      <w:proofErr w:type="spellStart"/>
-      <w:r>
-        <w:rPr>
-          <w:rFonts w:ascii="Times New Roman" w:hAnsi="Times New Roman" w:cs="Times New Roman"/>
-        </w:rPr>
-        <w:t>dapibus</w:t>
-      </w:r>
-      <w:proofErr w:type="spellEnd"/>
-      <w:r>
-        <w:rPr>
-          <w:rFonts w:ascii="Times New Roman" w:hAnsi="Times New Roman" w:cs="Times New Roman"/>
-        </w:rPr>
-        <w:t xml:space="preserve"> diam </w:t>
-      </w:r>
-      <w:proofErr w:type="spellStart"/>
-      <w:r>
-        <w:rPr>
-          <w:rFonts w:ascii="Times New Roman" w:hAnsi="Times New Roman" w:cs="Times New Roman"/>
-        </w:rPr>
-        <w:t>nec</w:t>
-      </w:r>
-      <w:proofErr w:type="spellEnd"/>
-      <w:r>
-        <w:rPr>
-          <w:rFonts w:ascii="Times New Roman" w:hAnsi="Times New Roman" w:cs="Times New Roman"/>
-        </w:rPr>
-        <w:t xml:space="preserve"> </w:t>
-      </w:r>
-      <w:proofErr w:type="spellStart"/>
-      <w:r>
-        <w:rPr>
-          <w:rFonts w:ascii="Times New Roman" w:hAnsi="Times New Roman" w:cs="Times New Roman"/>
-        </w:rPr>
-        <w:t>volutpat</w:t>
-      </w:r>
-      <w:proofErr w:type="spellEnd"/>
-      <w:r>
-        <w:rPr>
-          <w:rFonts w:ascii="Times New Roman" w:hAnsi="Times New Roman" w:cs="Times New Roman"/>
-        </w:rPr>
-        <w:t xml:space="preserve">. Maecenas </w:t>
-      </w:r>
-      <w:proofErr w:type="spellStart"/>
-      <w:r>
-        <w:rPr>
-          <w:rFonts w:ascii="Times New Roman" w:hAnsi="Times New Roman" w:cs="Times New Roman"/>
-        </w:rPr>
-        <w:t>facilisis</w:t>
-      </w:r>
-      <w:proofErr w:type="spellEnd"/>
-      <w:r>
-        <w:rPr>
-          <w:rFonts w:ascii="Times New Roman" w:hAnsi="Times New Roman" w:cs="Times New Roman"/>
-        </w:rPr>
-        <w:t xml:space="preserve"> </w:t>
-      </w:r>
-      <w:proofErr w:type="spellStart"/>
-      <w:r>
-        <w:rPr>
-          <w:rFonts w:ascii="Times New Roman" w:hAnsi="Times New Roman" w:cs="Times New Roman"/>
-        </w:rPr>
-        <w:t>dapibus</w:t>
-      </w:r>
-      <w:proofErr w:type="spellEnd"/>
-      <w:r>
-        <w:rPr>
-          <w:rFonts w:ascii="Times New Roman" w:hAnsi="Times New Roman" w:cs="Times New Roman"/>
-        </w:rPr>
-        <w:t xml:space="preserve"> </w:t>
-      </w:r>
-      <w:proofErr w:type="spellStart"/>
-      <w:r>
-        <w:rPr>
-          <w:rFonts w:ascii="Times New Roman" w:hAnsi="Times New Roman" w:cs="Times New Roman"/>
-        </w:rPr>
-        <w:t>egestas</w:t>
-      </w:r>
-      <w:proofErr w:type="spellEnd"/>
-      <w:r>
-        <w:rPr>
-          <w:rFonts w:ascii="Times New Roman" w:hAnsi="Times New Roman" w:cs="Times New Roman"/>
-        </w:rPr>
-        <w:t xml:space="preserve">. </w:t>
-      </w:r>
-      <w:proofErr w:type="spellStart"/>
-      <w:r>
-        <w:rPr>
-          <w:rFonts w:ascii="Times New Roman" w:hAnsi="Times New Roman" w:cs="Times New Roman"/>
-        </w:rPr>
-        <w:t>Curabitur</w:t>
-      </w:r>
-      <w:proofErr w:type="spellEnd"/>
-      <w:r>
-        <w:rPr>
-          <w:rFonts w:ascii="Times New Roman" w:hAnsi="Times New Roman" w:cs="Times New Roman"/>
-        </w:rPr>
-        <w:t xml:space="preserve"> </w:t>
-      </w:r>
-      <w:proofErr w:type="spellStart"/>
-      <w:r>
-        <w:rPr>
-          <w:rFonts w:ascii="Times New Roman" w:hAnsi="Times New Roman" w:cs="Times New Roman"/>
-        </w:rPr>
-        <w:t>dignissim</w:t>
-      </w:r>
-      <w:proofErr w:type="spellEnd"/>
-      <w:r>
-        <w:rPr>
-          <w:rFonts w:ascii="Times New Roman" w:hAnsi="Times New Roman" w:cs="Times New Roman"/>
-        </w:rPr>
-        <w:t xml:space="preserve"> pharetra pulvinar. Nunc </w:t>
-      </w:r>
-      <w:proofErr w:type="spellStart"/>
-      <w:r>
-        <w:rPr>
-          <w:rFonts w:ascii="Times New Roman" w:hAnsi="Times New Roman" w:cs="Times New Roman"/>
-        </w:rPr>
-        <w:t>bibendum</w:t>
-      </w:r>
-      <w:proofErr w:type="spellEnd"/>
-      <w:r>
-        <w:rPr>
-          <w:rFonts w:ascii="Times New Roman" w:hAnsi="Times New Roman" w:cs="Times New Roman"/>
-        </w:rPr>
-        <w:t xml:space="preserve"> </w:t>
-      </w:r>
-      <w:proofErr w:type="spellStart"/>
-      <w:r>
-        <w:rPr>
-          <w:rFonts w:ascii="Times New Roman" w:hAnsi="Times New Roman" w:cs="Times New Roman"/>
-        </w:rPr>
-        <w:t>elit</w:t>
-      </w:r>
-      <w:proofErr w:type="spellEnd"/>
-      <w:r>
-        <w:rPr>
-          <w:rFonts w:ascii="Times New Roman" w:hAnsi="Times New Roman" w:cs="Times New Roman"/>
-        </w:rPr>
-        <w:t xml:space="preserve"> sed cursus </w:t>
-      </w:r>
-      <w:proofErr w:type="spellStart"/>
-      <w:r>
-        <w:rPr>
-          <w:rFonts w:ascii="Times New Roman" w:hAnsi="Times New Roman" w:cs="Times New Roman"/>
-        </w:rPr>
-        <w:t>congue</w:t>
-      </w:r>
-      <w:proofErr w:type="spellEnd"/>
-      <w:r>
-        <w:rPr>
-          <w:rFonts w:ascii="Times New Roman" w:hAnsi="Times New Roman" w:cs="Times New Roman"/>
-        </w:rPr>
-        <w:t xml:space="preserve">. </w:t>
-      </w:r>
-      <w:proofErr w:type="spellStart"/>
-      <w:r>
-        <w:rPr>
-          <w:rFonts w:ascii="Times New Roman" w:hAnsi="Times New Roman" w:cs="Times New Roman"/>
-        </w:rPr>
-        <w:t>Curabitur</w:t>
-      </w:r>
-      <w:proofErr w:type="spellEnd"/>
-      <w:r>
-        <w:rPr>
-          <w:rFonts w:ascii="Times New Roman" w:hAnsi="Times New Roman" w:cs="Times New Roman"/>
-        </w:rPr>
-        <w:t xml:space="preserve"> ligula </w:t>
-      </w:r>
-      <w:proofErr w:type="spellStart"/>
-      <w:r>
-        <w:rPr>
-          <w:rFonts w:ascii="Times New Roman" w:hAnsi="Times New Roman" w:cs="Times New Roman"/>
-        </w:rPr>
-        <w:t>quam</w:t>
-      </w:r>
-      <w:proofErr w:type="spellEnd"/>
-      <w:r>
-        <w:rPr>
-          <w:rFonts w:ascii="Times New Roman" w:hAnsi="Times New Roman" w:cs="Times New Roman"/>
-        </w:rPr>
-        <w:t xml:space="preserve">, </w:t>
+        <w:t>turpis</w:t>
+      </w:r>
+      <w:proofErr w:type="spellEnd"/>
+      <w:r>
+        <w:rPr>
+          <w:rFonts w:ascii="Times New Roman" w:hAnsi="Times New Roman" w:cs="Times New Roman"/>
+        </w:rPr>
+        <w:t xml:space="preserve"> </w:t>
       </w:r>
       <w:proofErr w:type="spellStart"/>
       <w:r>
@@ -7271,329 +7257,7 @@
         <w:rPr>
           <w:rFonts w:ascii="Times New Roman" w:hAnsi="Times New Roman" w:cs="Times New Roman"/>
         </w:rPr>
-        <w:t xml:space="preserve"> </w:t>
-      </w:r>
-      <w:proofErr w:type="spellStart"/>
-      <w:r>
-        <w:rPr>
-          <w:rFonts w:ascii="Times New Roman" w:hAnsi="Times New Roman" w:cs="Times New Roman"/>
-        </w:rPr>
-        <w:t>faucibus</w:t>
-      </w:r>
-      <w:proofErr w:type="spellEnd"/>
-      <w:r>
-        <w:rPr>
-          <w:rFonts w:ascii="Times New Roman" w:hAnsi="Times New Roman" w:cs="Times New Roman"/>
-        </w:rPr>
-        <w:t xml:space="preserve"> </w:t>
-      </w:r>
-      <w:proofErr w:type="spellStart"/>
-      <w:r>
-        <w:rPr>
-          <w:rFonts w:ascii="Times New Roman" w:hAnsi="Times New Roman" w:cs="Times New Roman"/>
-        </w:rPr>
-        <w:t>orci</w:t>
-      </w:r>
-      <w:proofErr w:type="spellEnd"/>
-      <w:r>
-        <w:rPr>
-          <w:rFonts w:ascii="Times New Roman" w:hAnsi="Times New Roman" w:cs="Times New Roman"/>
-        </w:rPr>
-        <w:t xml:space="preserve"> </w:t>
-      </w:r>
-      <w:proofErr w:type="spellStart"/>
-      <w:r>
-        <w:rPr>
-          <w:rFonts w:ascii="Times New Roman" w:hAnsi="Times New Roman" w:cs="Times New Roman"/>
-        </w:rPr>
-        <w:t>quis</w:t>
-      </w:r>
-      <w:proofErr w:type="spellEnd"/>
-      <w:r>
-        <w:rPr>
-          <w:rFonts w:ascii="Times New Roman" w:hAnsi="Times New Roman" w:cs="Times New Roman"/>
-        </w:rPr>
-        <w:t xml:space="preserve">, vestibulum </w:t>
-      </w:r>
-      <w:proofErr w:type="spellStart"/>
-      <w:r>
-        <w:rPr>
-          <w:rFonts w:ascii="Times New Roman" w:hAnsi="Times New Roman" w:cs="Times New Roman"/>
-        </w:rPr>
-        <w:t>lobortis</w:t>
-      </w:r>
-      <w:proofErr w:type="spellEnd"/>
-      <w:r>
-        <w:rPr>
-          <w:rFonts w:ascii="Times New Roman" w:hAnsi="Times New Roman" w:cs="Times New Roman"/>
-        </w:rPr>
-        <w:t xml:space="preserve"> </w:t>
-      </w:r>
-      <w:proofErr w:type="spellStart"/>
-      <w:r>
-        <w:rPr>
-          <w:rFonts w:ascii="Times New Roman" w:hAnsi="Times New Roman" w:cs="Times New Roman"/>
-        </w:rPr>
-        <w:t>lectus</w:t>
-      </w:r>
-      <w:proofErr w:type="spellEnd"/>
-      <w:r>
-        <w:rPr>
-          <w:rFonts w:ascii="Times New Roman" w:hAnsi="Times New Roman" w:cs="Times New Roman"/>
-        </w:rPr>
-        <w:t xml:space="preserve">. </w:t>
-      </w:r>
-      <w:proofErr w:type="spellStart"/>
-      <w:r>
-        <w:rPr>
-          <w:rFonts w:ascii="Times New Roman" w:hAnsi="Times New Roman" w:cs="Times New Roman"/>
-        </w:rPr>
-        <w:t>Suspendisse</w:t>
-      </w:r>
-      <w:proofErr w:type="spellEnd"/>
-      <w:r>
-        <w:rPr>
-          <w:rFonts w:ascii="Times New Roman" w:hAnsi="Times New Roman" w:cs="Times New Roman"/>
-        </w:rPr>
-        <w:t xml:space="preserve"> </w:t>
-      </w:r>
-      <w:proofErr w:type="spellStart"/>
-      <w:r>
-        <w:rPr>
-          <w:rFonts w:ascii="Times New Roman" w:hAnsi="Times New Roman" w:cs="Times New Roman"/>
-        </w:rPr>
-        <w:t>fringilla</w:t>
-      </w:r>
-      <w:proofErr w:type="spellEnd"/>
-      <w:r>
-        <w:rPr>
-          <w:rFonts w:ascii="Times New Roman" w:hAnsi="Times New Roman" w:cs="Times New Roman"/>
-        </w:rPr>
-        <w:t xml:space="preserve"> </w:t>
-      </w:r>
-      <w:proofErr w:type="spellStart"/>
-      <w:r>
-        <w:rPr>
-          <w:rFonts w:ascii="Times New Roman" w:hAnsi="Times New Roman" w:cs="Times New Roman"/>
-        </w:rPr>
-        <w:t>nisl</w:t>
-      </w:r>
-      <w:proofErr w:type="spellEnd"/>
-      <w:r>
-        <w:rPr>
-          <w:rFonts w:ascii="Times New Roman" w:hAnsi="Times New Roman" w:cs="Times New Roman"/>
-        </w:rPr>
-        <w:t xml:space="preserve"> pulvinar, </w:t>
-      </w:r>
-      <w:proofErr w:type="spellStart"/>
-      <w:r>
-        <w:rPr>
-          <w:rFonts w:ascii="Times New Roman" w:hAnsi="Times New Roman" w:cs="Times New Roman"/>
-        </w:rPr>
-        <w:t>laoreet</w:t>
-      </w:r>
-      <w:proofErr w:type="spellEnd"/>
-      <w:r>
-        <w:rPr>
-          <w:rFonts w:ascii="Times New Roman" w:hAnsi="Times New Roman" w:cs="Times New Roman"/>
-        </w:rPr>
-        <w:t xml:space="preserve"> </w:t>
-      </w:r>
-      <w:proofErr w:type="spellStart"/>
-      <w:r>
-        <w:rPr>
-          <w:rFonts w:ascii="Times New Roman" w:hAnsi="Times New Roman" w:cs="Times New Roman"/>
-        </w:rPr>
-        <w:t>tellus</w:t>
-      </w:r>
-      <w:proofErr w:type="spellEnd"/>
-      <w:r>
-        <w:rPr>
-          <w:rFonts w:ascii="Times New Roman" w:hAnsi="Times New Roman" w:cs="Times New Roman"/>
-        </w:rPr>
-        <w:t xml:space="preserve"> sed, </w:t>
-      </w:r>
-      <w:proofErr w:type="spellStart"/>
-      <w:r>
-        <w:rPr>
-          <w:rFonts w:ascii="Times New Roman" w:hAnsi="Times New Roman" w:cs="Times New Roman"/>
-        </w:rPr>
-        <w:t>sollicitudin</w:t>
-      </w:r>
-      <w:proofErr w:type="spellEnd"/>
-      <w:r>
-        <w:rPr>
-          <w:rFonts w:ascii="Times New Roman" w:hAnsi="Times New Roman" w:cs="Times New Roman"/>
-        </w:rPr>
-        <w:t xml:space="preserve"> </w:t>
-      </w:r>
-      <w:proofErr w:type="spellStart"/>
-      <w:r>
-        <w:rPr>
-          <w:rFonts w:ascii="Times New Roman" w:hAnsi="Times New Roman" w:cs="Times New Roman"/>
-        </w:rPr>
-        <w:t>tortor</w:t>
-      </w:r>
-      <w:proofErr w:type="spellEnd"/>
-      <w:r>
-        <w:rPr>
-          <w:rFonts w:ascii="Times New Roman" w:hAnsi="Times New Roman" w:cs="Times New Roman"/>
-        </w:rPr>
-        <w:t xml:space="preserve">. Donec </w:t>
-      </w:r>
-      <w:proofErr w:type="spellStart"/>
-      <w:r>
-        <w:rPr>
-          <w:rFonts w:ascii="Times New Roman" w:hAnsi="Times New Roman" w:cs="Times New Roman"/>
-        </w:rPr>
-        <w:t>consequat</w:t>
-      </w:r>
-      <w:proofErr w:type="spellEnd"/>
-      <w:r>
-        <w:rPr>
-          <w:rFonts w:ascii="Times New Roman" w:hAnsi="Times New Roman" w:cs="Times New Roman"/>
-        </w:rPr>
-        <w:t xml:space="preserve"> </w:t>
-      </w:r>
-      <w:proofErr w:type="spellStart"/>
-      <w:r>
-        <w:rPr>
-          <w:rFonts w:ascii="Times New Roman" w:hAnsi="Times New Roman" w:cs="Times New Roman"/>
-        </w:rPr>
-        <w:t>congue</w:t>
-      </w:r>
-      <w:proofErr w:type="spellEnd"/>
-      <w:r>
-        <w:rPr>
-          <w:rFonts w:ascii="Times New Roman" w:hAnsi="Times New Roman" w:cs="Times New Roman"/>
-        </w:rPr>
-        <w:t xml:space="preserve"> </w:t>
-      </w:r>
-      <w:proofErr w:type="spellStart"/>
-      <w:r>
-        <w:rPr>
-          <w:rFonts w:ascii="Times New Roman" w:hAnsi="Times New Roman" w:cs="Times New Roman"/>
-        </w:rPr>
-        <w:t>erat</w:t>
-      </w:r>
-      <w:proofErr w:type="spellEnd"/>
-      <w:r>
-        <w:rPr>
-          <w:rFonts w:ascii="Times New Roman" w:hAnsi="Times New Roman" w:cs="Times New Roman"/>
-        </w:rPr>
-        <w:t xml:space="preserve"> in </w:t>
-      </w:r>
-      <w:proofErr w:type="spellStart"/>
-      <w:r>
-        <w:rPr>
-          <w:rFonts w:ascii="Times New Roman" w:hAnsi="Times New Roman" w:cs="Times New Roman"/>
-        </w:rPr>
-        <w:t>iaculis</w:t>
-      </w:r>
-      <w:proofErr w:type="spellEnd"/>
-      <w:r>
-        <w:rPr>
-          <w:rFonts w:ascii="Times New Roman" w:hAnsi="Times New Roman" w:cs="Times New Roman"/>
-        </w:rPr>
-        <w:t xml:space="preserve">. </w:t>
-      </w:r>
-      <w:proofErr w:type="spellStart"/>
-      <w:r>
-        <w:rPr>
-          <w:rFonts w:ascii="Times New Roman" w:hAnsi="Times New Roman" w:cs="Times New Roman"/>
-        </w:rPr>
-        <w:t>Curabitur</w:t>
-      </w:r>
-      <w:proofErr w:type="spellEnd"/>
-      <w:r>
-        <w:rPr>
-          <w:rFonts w:ascii="Times New Roman" w:hAnsi="Times New Roman" w:cs="Times New Roman"/>
-        </w:rPr>
-        <w:t xml:space="preserve"> </w:t>
-      </w:r>
-      <w:proofErr w:type="spellStart"/>
-      <w:r>
-        <w:rPr>
-          <w:rFonts w:ascii="Times New Roman" w:hAnsi="Times New Roman" w:cs="Times New Roman"/>
-        </w:rPr>
-        <w:t>luctus</w:t>
-      </w:r>
-      <w:proofErr w:type="spellEnd"/>
-      <w:r>
-        <w:rPr>
-          <w:rFonts w:ascii="Times New Roman" w:hAnsi="Times New Roman" w:cs="Times New Roman"/>
-        </w:rPr>
-        <w:t xml:space="preserve"> </w:t>
-      </w:r>
-      <w:proofErr w:type="spellStart"/>
-      <w:r>
-        <w:rPr>
-          <w:rFonts w:ascii="Times New Roman" w:hAnsi="Times New Roman" w:cs="Times New Roman"/>
-        </w:rPr>
-        <w:t>tellus</w:t>
-      </w:r>
-      <w:proofErr w:type="spellEnd"/>
-      <w:r>
-        <w:rPr>
-          <w:rFonts w:ascii="Times New Roman" w:hAnsi="Times New Roman" w:cs="Times New Roman"/>
-        </w:rPr>
-        <w:t xml:space="preserve"> </w:t>
-      </w:r>
-      <w:proofErr w:type="spellStart"/>
-      <w:r>
-        <w:rPr>
-          <w:rFonts w:ascii="Times New Roman" w:hAnsi="Times New Roman" w:cs="Times New Roman"/>
-        </w:rPr>
-        <w:t>ut</w:t>
-      </w:r>
-      <w:proofErr w:type="spellEnd"/>
-      <w:r>
-        <w:rPr>
-          <w:rFonts w:ascii="Times New Roman" w:hAnsi="Times New Roman" w:cs="Times New Roman"/>
-        </w:rPr>
-        <w:t xml:space="preserve"> </w:t>
-      </w:r>
-      <w:proofErr w:type="spellStart"/>
-      <w:r>
-        <w:rPr>
-          <w:rFonts w:ascii="Times New Roman" w:hAnsi="Times New Roman" w:cs="Times New Roman"/>
-        </w:rPr>
-        <w:t>turpis</w:t>
-      </w:r>
-      <w:proofErr w:type="spellEnd"/>
-      <w:r>
-        <w:rPr>
-          <w:rFonts w:ascii="Times New Roman" w:hAnsi="Times New Roman" w:cs="Times New Roman"/>
-        </w:rPr>
-        <w:t xml:space="preserve"> </w:t>
-      </w:r>
-      <w:proofErr w:type="spellStart"/>
-      <w:r>
-        <w:rPr>
-          <w:rFonts w:ascii="Times New Roman" w:hAnsi="Times New Roman" w:cs="Times New Roman"/>
-        </w:rPr>
-        <w:t>iaculis</w:t>
-      </w:r>
-      <w:proofErr w:type="spellEnd"/>
-      <w:r>
-        <w:rPr>
-          <w:rFonts w:ascii="Times New Roman" w:hAnsi="Times New Roman" w:cs="Times New Roman"/>
-        </w:rPr>
-        <w:t xml:space="preserve">, </w:t>
-      </w:r>
-      <w:proofErr w:type="spellStart"/>
-      <w:r>
-        <w:rPr>
-          <w:rFonts w:ascii="Times New Roman" w:hAnsi="Times New Roman" w:cs="Times New Roman"/>
-        </w:rPr>
-        <w:t>nec</w:t>
-      </w:r>
-      <w:proofErr w:type="spellEnd"/>
-      <w:r>
-        <w:rPr>
-          <w:rFonts w:ascii="Times New Roman" w:hAnsi="Times New Roman" w:cs="Times New Roman"/>
-        </w:rPr>
-        <w:t xml:space="preserve"> </w:t>
+        <w:t xml:space="preserve">, nec </w:t>
       </w:r>
       <w:proofErr w:type="spellStart"/>
       <w:r>
@@ -7631,17 +7295,17 @@
           <w:rFonts w:ascii="Times New Roman" w:hAnsi="Times New Roman" w:cs="Times New Roman"/>
         </w:rPr>
       </w:pPr>
-      <w:bookmarkStart w:id="16" w:name="tables"/>
-      <w:bookmarkStart w:id="17" w:name="_Toc155468938"/>
-      <w:bookmarkEnd w:id="6"/>
-      <w:bookmarkEnd w:id="14"/>
+      <w:bookmarkStart w:id="16" w:name="_Toc155468938"/>
+      <w:bookmarkStart w:id="17" w:name="tables"/>
+      <w:bookmarkEnd w:id="7"/>
+      <w:bookmarkEnd w:id="15"/>
       <w:r>
         <w:rPr>
           <w:rFonts w:ascii="Times New Roman" w:hAnsi="Times New Roman" w:cs="Times New Roman"/>
         </w:rPr>
         <w:t>Tables</w:t>
       </w:r>
-      <w:bookmarkEnd w:id="17"/>
+      <w:bookmarkEnd w:id="16"/>
     </w:p>
     <w:p>
       <w:pPr>
@@ -7650,15 +7314,15 @@
           <w:rFonts w:ascii="Times New Roman" w:hAnsi="Times New Roman" w:cs="Times New Roman"/>
         </w:rPr>
       </w:pPr>
-      <w:bookmarkStart w:id="18" w:name="table-1"/>
-      <w:bookmarkStart w:id="19" w:name="_Toc155468939"/>
+      <w:bookmarkStart w:id="18" w:name="_Toc155468939"/>
+      <w:bookmarkStart w:id="19" w:name="table-1"/>
       <w:r>
         <w:rPr>
           <w:rFonts w:ascii="Times New Roman" w:hAnsi="Times New Roman" w:cs="Times New Roman"/>
         </w:rPr>
         <w:t>Table 1</w:t>
       </w:r>
-      <w:bookmarkEnd w:id="19"/>
+      <w:bookmarkEnd w:id="18"/>
     </w:p>
     <w:p>
       <w:pPr>
@@ -7792,10 +7456,12 @@
         </w:trPr>
         <w:tc>
           <w:tcPr>
-            <w:tcW w:w="0" w:type="auto"/>
+            <w:tcW w:w="0" w:type="dxa"/>
+            <w:vAlign w:val="center"/>
           </w:tcPr>
           <w:p>
             <w:pPr>
+              <w:spacing w:after="0"/>
               <w:rPr>
                 <w:rFonts w:ascii="Times New Roman" w:hAnsi="Times New Roman" w:cs="Times New Roman"/>
               </w:rPr>
@@ -7810,10 +7476,12 @@
         </w:tc>
         <w:tc>
           <w:tcPr>
-            <w:tcW w:w="0" w:type="auto"/>
+            <w:tcW w:w="0" w:type="dxa"/>
+            <w:vAlign w:val="center"/>
           </w:tcPr>
           <w:p>
             <w:pPr>
+              <w:spacing w:after="0"/>
               <w:rPr>
                 <w:rFonts w:ascii="Times New Roman" w:hAnsi="Times New Roman" w:cs="Times New Roman"/>
               </w:rPr>
@@ -7830,10 +7498,12 @@
         </w:tc>
         <w:tc>
           <w:tcPr>
-            <w:tcW w:w="0" w:type="auto"/>
+            <w:tcW w:w="0" w:type="dxa"/>
+            <w:vAlign w:val="center"/>
           </w:tcPr>
           <w:p>
             <w:pPr>
+              <w:spacing w:after="0"/>
               <w:rPr>
                 <w:rFonts w:ascii="Times New Roman" w:hAnsi="Times New Roman" w:cs="Times New Roman"/>
               </w:rPr>
@@ -7850,10 +7520,12 @@
         </w:tc>
         <w:tc>
           <w:tcPr>
-            <w:tcW w:w="0" w:type="auto"/>
+            <w:tcW w:w="0" w:type="dxa"/>
+            <w:vAlign w:val="center"/>
           </w:tcPr>
           <w:p>
             <w:pPr>
+              <w:spacing w:after="0"/>
               <w:rPr>
                 <w:rFonts w:ascii="Times New Roman" w:hAnsi="Times New Roman" w:cs="Times New Roman"/>
               </w:rPr>
@@ -7868,10 +7540,12 @@
         </w:tc>
         <w:tc>
           <w:tcPr>
-            <w:tcW w:w="0" w:type="auto"/>
+            <w:tcW w:w="0" w:type="dxa"/>
+            <w:vAlign w:val="center"/>
           </w:tcPr>
           <w:p>
             <w:pPr>
+              <w:spacing w:after="0"/>
               <w:rPr>
                 <w:rFonts w:ascii="Times New Roman" w:hAnsi="Times New Roman" w:cs="Times New Roman"/>
               </w:rPr>
@@ -7886,10 +7560,12 @@
         </w:tc>
         <w:tc>
           <w:tcPr>
-            <w:tcW w:w="0" w:type="auto"/>
+            <w:tcW w:w="0" w:type="dxa"/>
+            <w:vAlign w:val="center"/>
           </w:tcPr>
           <w:p>
             <w:pPr>
+              <w:spacing w:after="0"/>
               <w:rPr>
                 <w:rFonts w:ascii="Times New Roman" w:hAnsi="Times New Roman" w:cs="Times New Roman"/>
               </w:rPr>
@@ -7906,10 +7582,12 @@
         </w:tc>
         <w:tc>
           <w:tcPr>
-            <w:tcW w:w="0" w:type="auto"/>
+            <w:tcW w:w="0" w:type="dxa"/>
+            <w:vAlign w:val="center"/>
           </w:tcPr>
           <w:p>
             <w:pPr>
+              <w:spacing w:after="0"/>
               <w:rPr>
                 <w:rFonts w:ascii="Times New Roman" w:hAnsi="Times New Roman" w:cs="Times New Roman"/>
               </w:rPr>
@@ -7926,10 +7604,12 @@
         </w:tc>
         <w:tc>
           <w:tcPr>
-            <w:tcW w:w="0" w:type="auto"/>
+            <w:tcW w:w="0" w:type="dxa"/>
+            <w:vAlign w:val="center"/>
           </w:tcPr>
           <w:p>
             <w:pPr>
+              <w:spacing w:after="0"/>
               <w:rPr>
                 <w:rFonts w:ascii="Times New Roman" w:hAnsi="Times New Roman" w:cs="Times New Roman"/>
               </w:rPr>
@@ -7944,10 +7624,12 @@
         </w:tc>
         <w:tc>
           <w:tcPr>
-            <w:tcW w:w="0" w:type="auto"/>
+            <w:tcW w:w="0" w:type="dxa"/>
+            <w:vAlign w:val="center"/>
           </w:tcPr>
           <w:p>
             <w:pPr>
+              <w:spacing w:after="0"/>
               <w:rPr>
                 <w:rFonts w:ascii="Times New Roman" w:hAnsi="Times New Roman" w:cs="Times New Roman"/>
               </w:rPr>
@@ -7962,10 +7644,12 @@
         </w:tc>
         <w:tc>
           <w:tcPr>
-            <w:tcW w:w="0" w:type="auto"/>
+            <w:tcW w:w="0" w:type="dxa"/>
+            <w:vAlign w:val="center"/>
           </w:tcPr>
           <w:p>
             <w:pPr>
+              <w:spacing w:after="0"/>
               <w:rPr>
                 <w:rFonts w:ascii="Times New Roman" w:hAnsi="Times New Roman" w:cs="Times New Roman"/>
               </w:rPr>
@@ -7980,10 +7664,12 @@
         </w:tc>
         <w:tc>
           <w:tcPr>
-            <w:tcW w:w="0" w:type="auto"/>
+            <w:tcW w:w="0" w:type="dxa"/>
+            <w:vAlign w:val="center"/>
           </w:tcPr>
           <w:p>
             <w:pPr>
+              <w:spacing w:after="0"/>
               <w:rPr>
                 <w:rFonts w:ascii="Times New Roman" w:hAnsi="Times New Roman" w:cs="Times New Roman"/>
               </w:rPr>
@@ -8004,10 +7690,13 @@
         </w:trPr>
         <w:tc>
           <w:tcPr>
-            <w:tcW w:w="0" w:type="auto"/>
+            <w:tcW w:w="0" w:type="dxa"/>
+            <w:shd w:val="clear" w:color="auto" w:fill="auto"/>
+            <w:vAlign w:val="center"/>
           </w:tcPr>
           <w:p>
             <w:pPr>
+              <w:spacing w:after="0"/>
               <w:rPr>
                 <w:rFonts w:ascii="Times New Roman" w:hAnsi="Times New Roman" w:cs="Times New Roman"/>
               </w:rPr>
@@ -8022,10 +7711,13 @@
         </w:tc>
         <w:tc>
           <w:tcPr>
-            <w:tcW w:w="0" w:type="auto"/>
+            <w:tcW w:w="0" w:type="dxa"/>
+            <w:shd w:val="clear" w:color="auto" w:fill="auto"/>
+            <w:vAlign w:val="center"/>
           </w:tcPr>
           <w:p>
             <w:pPr>
+              <w:spacing w:after="0"/>
               <w:rPr>
                 <w:rFonts w:ascii="Times New Roman" w:hAnsi="Times New Roman" w:cs="Times New Roman"/>
               </w:rPr>
@@ -8040,10 +7732,13 @@
         </w:tc>
         <w:tc>
           <w:tcPr>
-            <w:tcW w:w="0" w:type="auto"/>
+            <w:tcW w:w="0" w:type="dxa"/>
+            <w:shd w:val="clear" w:color="auto" w:fill="auto"/>
+            <w:vAlign w:val="center"/>
           </w:tcPr>
           <w:p>
             <w:pPr>
+              <w:spacing w:after="0"/>
               <w:rPr>
                 <w:rFonts w:ascii="Times New Roman" w:hAnsi="Times New Roman" w:cs="Times New Roman"/>
               </w:rPr>
@@ -8058,10 +7753,13 @@
         </w:tc>
         <w:tc>
           <w:tcPr>
-            <w:tcW w:w="0" w:type="auto"/>
+            <w:tcW w:w="0" w:type="dxa"/>
+            <w:shd w:val="clear" w:color="auto" w:fill="auto"/>
+            <w:vAlign w:val="center"/>
           </w:tcPr>
           <w:p>
             <w:pPr>
+              <w:spacing w:after="0"/>
               <w:rPr>
                 <w:rFonts w:ascii="Times New Roman" w:hAnsi="Times New Roman" w:cs="Times New Roman"/>
               </w:rPr>
@@ -8076,10 +7774,13 @@
         </w:tc>
         <w:tc>
           <w:tcPr>
-            <w:tcW w:w="0" w:type="auto"/>
+            <w:tcW w:w="0" w:type="dxa"/>
+            <w:shd w:val="clear" w:color="auto" w:fill="auto"/>
+            <w:vAlign w:val="center"/>
           </w:tcPr>
           <w:p>
             <w:pPr>
+              <w:spacing w:after="0"/>
               <w:rPr>
                 <w:rFonts w:ascii="Times New Roman" w:hAnsi="Times New Roman" w:cs="Times New Roman"/>
               </w:rPr>
@@ -8094,10 +7795,13 @@
         </w:tc>
         <w:tc>
           <w:tcPr>
-            <w:tcW w:w="0" w:type="auto"/>
+            <w:tcW w:w="0" w:type="dxa"/>
+            <w:shd w:val="clear" w:color="auto" w:fill="auto"/>
+            <w:vAlign w:val="center"/>
           </w:tcPr>
           <w:p>
             <w:pPr>
+              <w:spacing w:after="0"/>
               <w:rPr>
                 <w:rFonts w:ascii="Times New Roman" w:hAnsi="Times New Roman" w:cs="Times New Roman"/>
               </w:rPr>
@@ -8112,10 +7816,13 @@
         </w:tc>
         <w:tc>
           <w:tcPr>
-            <w:tcW w:w="0" w:type="auto"/>
+            <w:tcW w:w="0" w:type="dxa"/>
+            <w:shd w:val="clear" w:color="auto" w:fill="auto"/>
+            <w:vAlign w:val="center"/>
           </w:tcPr>
           <w:p>
             <w:pPr>
+              <w:spacing w:after="0"/>
               <w:rPr>
                 <w:rFonts w:ascii="Times New Roman" w:hAnsi="Times New Roman" w:cs="Times New Roman"/>
               </w:rPr>
@@ -8130,10 +7837,13 @@
         </w:tc>
         <w:tc>
           <w:tcPr>
-            <w:tcW w:w="0" w:type="auto"/>
+            <w:tcW w:w="0" w:type="dxa"/>
+            <w:shd w:val="clear" w:color="auto" w:fill="auto"/>
+            <w:vAlign w:val="center"/>
           </w:tcPr>
           <w:p>
             <w:pPr>
+              <w:spacing w:after="0"/>
               <w:rPr>
                 <w:rFonts w:ascii="Times New Roman" w:hAnsi="Times New Roman" w:cs="Times New Roman"/>
               </w:rPr>
@@ -8148,10 +7858,13 @@
         </w:tc>
         <w:tc>
           <w:tcPr>
-            <w:tcW w:w="0" w:type="auto"/>
+            <w:tcW w:w="0" w:type="dxa"/>
+            <w:shd w:val="clear" w:color="auto" w:fill="auto"/>
+            <w:vAlign w:val="center"/>
           </w:tcPr>
           <w:p>
             <w:pPr>
+              <w:spacing w:after="0"/>
               <w:rPr>
                 <w:rFonts w:ascii="Times New Roman" w:hAnsi="Times New Roman" w:cs="Times New Roman"/>
               </w:rPr>
@@ -8166,10 +7879,13 @@
         </w:tc>
         <w:tc>
           <w:tcPr>
-            <w:tcW w:w="0" w:type="auto"/>
+            <w:tcW w:w="0" w:type="dxa"/>
+            <w:shd w:val="clear" w:color="auto" w:fill="auto"/>
+            <w:vAlign w:val="center"/>
           </w:tcPr>
           <w:p>
             <w:pPr>
+              <w:spacing w:after="0"/>
               <w:rPr>
                 <w:rFonts w:ascii="Times New Roman" w:hAnsi="Times New Roman" w:cs="Times New Roman"/>
               </w:rPr>
@@ -8184,10 +7900,13 @@
         </w:tc>
         <w:tc>
           <w:tcPr>
-            <w:tcW w:w="0" w:type="auto"/>
+            <w:tcW w:w="0" w:type="dxa"/>
+            <w:shd w:val="clear" w:color="auto" w:fill="auto"/>
+            <w:vAlign w:val="center"/>
           </w:tcPr>
           <w:p>
             <w:pPr>
+              <w:spacing w:after="0"/>
               <w:rPr>
                 <w:rFonts w:ascii="Times New Roman" w:hAnsi="Times New Roman" w:cs="Times New Roman"/>
               </w:rPr>
@@ -8207,10 +7926,12 @@
         </w:trPr>
         <w:tc>
           <w:tcPr>
-            <w:tcW w:w="0" w:type="auto"/>
+            <w:tcW w:w="0" w:type="dxa"/>
+            <w:vAlign w:val="center"/>
           </w:tcPr>
           <w:p>
             <w:pPr>
+              <w:spacing w:after="0"/>
               <w:rPr>
                 <w:rFonts w:ascii="Times New Roman" w:hAnsi="Times New Roman" w:cs="Times New Roman"/>
               </w:rPr>
@@ -8225,10 +7946,12 @@
         </w:tc>
         <w:tc>
           <w:tcPr>
-            <w:tcW w:w="0" w:type="auto"/>
+            <w:tcW w:w="0" w:type="dxa"/>
+            <w:vAlign w:val="center"/>
           </w:tcPr>
           <w:p>
             <w:pPr>
+              <w:spacing w:after="0"/>
               <w:rPr>
                 <w:rFonts w:ascii="Times New Roman" w:hAnsi="Times New Roman" w:cs="Times New Roman"/>
               </w:rPr>
@@ -8243,10 +7966,12 @@
         </w:tc>
         <w:tc>
           <w:tcPr>
-            <w:tcW w:w="0" w:type="auto"/>
+            <w:tcW w:w="0" w:type="dxa"/>
+            <w:vAlign w:val="center"/>
           </w:tcPr>
           <w:p>
             <w:pPr>
+              <w:spacing w:after="0"/>
               <w:rPr>
                 <w:rFonts w:ascii="Times New Roman" w:hAnsi="Times New Roman" w:cs="Times New Roman"/>
               </w:rPr>
@@ -8261,10 +7986,12 @@
         </w:tc>
         <w:tc>
           <w:tcPr>
-            <w:tcW w:w="0" w:type="auto"/>
+            <w:tcW w:w="0" w:type="dxa"/>
+            <w:vAlign w:val="center"/>
           </w:tcPr>
           <w:p>
             <w:pPr>
+              <w:spacing w:after="0"/>
               <w:rPr>
                 <w:rFonts w:ascii="Times New Roman" w:hAnsi="Times New Roman" w:cs="Times New Roman"/>
               </w:rPr>
@@ -8279,10 +8006,12 @@
         </w:tc>
         <w:tc>
           <w:tcPr>
-            <w:tcW w:w="0" w:type="auto"/>
+            <w:tcW w:w="0" w:type="dxa"/>
+            <w:vAlign w:val="center"/>
           </w:tcPr>
           <w:p>
             <w:pPr>
+              <w:spacing w:after="0"/>
               <w:rPr>
                 <w:rFonts w:ascii="Times New Roman" w:hAnsi="Times New Roman" w:cs="Times New Roman"/>
               </w:rPr>
@@ -8297,10 +8026,12 @@
         </w:tc>
         <w:tc>
           <w:tcPr>
-            <w:tcW w:w="0" w:type="auto"/>
+            <w:tcW w:w="0" w:type="dxa"/>
+            <w:vAlign w:val="center"/>
           </w:tcPr>
           <w:p>
             <w:pPr>
+              <w:spacing w:after="0"/>
               <w:rPr>
                 <w:rFonts w:ascii="Times New Roman" w:hAnsi="Times New Roman" w:cs="Times New Roman"/>
               </w:rPr>
@@ -8315,10 +8046,12 @@
         </w:tc>
         <w:tc>
           <w:tcPr>
-            <w:tcW w:w="0" w:type="auto"/>
+            <w:tcW w:w="0" w:type="dxa"/>
+            <w:vAlign w:val="center"/>
           </w:tcPr>
           <w:p>
             <w:pPr>
+              <w:spacing w:after="0"/>
               <w:rPr>
                 <w:rFonts w:ascii="Times New Roman" w:hAnsi="Times New Roman" w:cs="Times New Roman"/>
               </w:rPr>
@@ -8333,10 +8066,12 @@
         </w:tc>
         <w:tc>
           <w:tcPr>
-            <w:tcW w:w="0" w:type="auto"/>
+            <w:tcW w:w="0" w:type="dxa"/>
+            <w:vAlign w:val="center"/>
           </w:tcPr>
           <w:p>
             <w:pPr>
+              <w:spacing w:after="0"/>
               <w:rPr>
                 <w:rFonts w:ascii="Times New Roman" w:hAnsi="Times New Roman" w:cs="Times New Roman"/>
               </w:rPr>
@@ -8351,10 +8086,12 @@
         </w:tc>
         <w:tc>
           <w:tcPr>
-            <w:tcW w:w="0" w:type="auto"/>
+            <w:tcW w:w="0" w:type="dxa"/>
+            <w:vAlign w:val="center"/>
           </w:tcPr>
           <w:p>
             <w:pPr>
+              <w:spacing w:after="0"/>
               <w:rPr>
                 <w:rFonts w:ascii="Times New Roman" w:hAnsi="Times New Roman" w:cs="Times New Roman"/>
               </w:rPr>
@@ -8369,10 +8106,12 @@
         </w:tc>
         <w:tc>
           <w:tcPr>
-            <w:tcW w:w="0" w:type="auto"/>
+            <w:tcW w:w="0" w:type="dxa"/>
+            <w:vAlign w:val="center"/>
           </w:tcPr>
           <w:p>
             <w:pPr>
+              <w:spacing w:after="0"/>
               <w:rPr>
                 <w:rFonts w:ascii="Times New Roman" w:hAnsi="Times New Roman" w:cs="Times New Roman"/>
               </w:rPr>
@@ -8387,10 +8126,12 @@
         </w:tc>
         <w:tc>
           <w:tcPr>
-            <w:tcW w:w="0" w:type="auto"/>
+            <w:tcW w:w="0" w:type="dxa"/>
+            <w:vAlign w:val="center"/>
           </w:tcPr>
           <w:p>
             <w:pPr>
+              <w:spacing w:after="0"/>
               <w:rPr>
                 <w:rFonts w:ascii="Times New Roman" w:hAnsi="Times New Roman" w:cs="Times New Roman"/>
               </w:rPr>
@@ -8411,10 +8152,13 @@
         </w:trPr>
         <w:tc>
           <w:tcPr>
-            <w:tcW w:w="0" w:type="auto"/>
+            <w:tcW w:w="0" w:type="dxa"/>
+            <w:shd w:val="clear" w:color="auto" w:fill="auto"/>
+            <w:vAlign w:val="center"/>
           </w:tcPr>
           <w:p>
             <w:pPr>
+              <w:spacing w:after="0"/>
               <w:rPr>
                 <w:rFonts w:ascii="Times New Roman" w:hAnsi="Times New Roman" w:cs="Times New Roman"/>
               </w:rPr>
@@ -8429,10 +8173,13 @@
         </w:tc>
         <w:tc>
           <w:tcPr>
-            <w:tcW w:w="0" w:type="auto"/>
+            <w:tcW w:w="0" w:type="dxa"/>
+            <w:shd w:val="clear" w:color="auto" w:fill="auto"/>
+            <w:vAlign w:val="center"/>
           </w:tcPr>
           <w:p>
             <w:pPr>
+              <w:spacing w:after="0"/>
               <w:rPr>
                 <w:rFonts w:ascii="Times New Roman" w:hAnsi="Times New Roman" w:cs="Times New Roman"/>
               </w:rPr>
@@ -8447,10 +8194,13 @@
         </w:tc>
         <w:tc>
           <w:tcPr>
-            <w:tcW w:w="0" w:type="auto"/>
+            <w:tcW w:w="0" w:type="dxa"/>
+            <w:shd w:val="clear" w:color="auto" w:fill="auto"/>
+            <w:vAlign w:val="center"/>
           </w:tcPr>
           <w:p>
             <w:pPr>
+              <w:spacing w:after="0"/>
               <w:rPr>
                 <w:rFonts w:ascii="Times New Roman" w:hAnsi="Times New Roman" w:cs="Times New Roman"/>
               </w:rPr>
@@ -8465,10 +8215,13 @@
         </w:tc>
         <w:tc>
           <w:tcPr>
-            <w:tcW w:w="0" w:type="auto"/>
+            <w:tcW w:w="0" w:type="dxa"/>
+            <w:shd w:val="clear" w:color="auto" w:fill="auto"/>
+            <w:vAlign w:val="center"/>
           </w:tcPr>
           <w:p>
             <w:pPr>
+              <w:spacing w:after="0"/>
               <w:rPr>
                 <w:rFonts w:ascii="Times New Roman" w:hAnsi="Times New Roman" w:cs="Times New Roman"/>
               </w:rPr>
@@ -8483,10 +8236,13 @@
         </w:tc>
         <w:tc>
           <w:tcPr>
-            <w:tcW w:w="0" w:type="auto"/>
+            <w:tcW w:w="0" w:type="dxa"/>
+            <w:shd w:val="clear" w:color="auto" w:fill="auto"/>
+            <w:vAlign w:val="center"/>
           </w:tcPr>
           <w:p>
             <w:pPr>
+              <w:spacing w:after="0"/>
               <w:rPr>
                 <w:rFonts w:ascii="Times New Roman" w:hAnsi="Times New Roman" w:cs="Times New Roman"/>
               </w:rPr>
@@ -8501,10 +8257,13 @@
         </w:tc>
         <w:tc>
           <w:tcPr>
-            <w:tcW w:w="0" w:type="auto"/>
+            <w:tcW w:w="0" w:type="dxa"/>
+            <w:shd w:val="clear" w:color="auto" w:fill="auto"/>
+            <w:vAlign w:val="center"/>
           </w:tcPr>
           <w:p>
             <w:pPr>
+              <w:spacing w:after="0"/>
               <w:rPr>
                 <w:rFonts w:ascii="Times New Roman" w:hAnsi="Times New Roman" w:cs="Times New Roman"/>
               </w:rPr>
@@ -8519,10 +8278,13 @@
         </w:tc>
         <w:tc>
           <w:tcPr>
-            <w:tcW w:w="0" w:type="auto"/>
+            <w:tcW w:w="0" w:type="dxa"/>
+            <w:shd w:val="clear" w:color="auto" w:fill="auto"/>
+            <w:vAlign w:val="center"/>
           </w:tcPr>
           <w:p>
             <w:pPr>
+              <w:spacing w:after="0"/>
               <w:rPr>
                 <w:rFonts w:ascii="Times New Roman" w:hAnsi="Times New Roman" w:cs="Times New Roman"/>
               </w:rPr>
@@ -8537,10 +8299,13 @@
         </w:tc>
         <w:tc>
           <w:tcPr>
-            <w:tcW w:w="0" w:type="auto"/>
+            <w:tcW w:w="0" w:type="dxa"/>
+            <w:shd w:val="clear" w:color="auto" w:fill="auto"/>
+            <w:vAlign w:val="center"/>
           </w:tcPr>
           <w:p>
             <w:pPr>
+              <w:spacing w:after="0"/>
               <w:rPr>
                 <w:rFonts w:ascii="Times New Roman" w:hAnsi="Times New Roman" w:cs="Times New Roman"/>
               </w:rPr>
@@ -8555,10 +8320,13 @@
         </w:tc>
         <w:tc>
           <w:tcPr>
-            <w:tcW w:w="0" w:type="auto"/>
+            <w:tcW w:w="0" w:type="dxa"/>
+            <w:shd w:val="clear" w:color="auto" w:fill="auto"/>
+            <w:vAlign w:val="center"/>
           </w:tcPr>
           <w:p>
             <w:pPr>
+              <w:spacing w:after="0"/>
               <w:rPr>
                 <w:rFonts w:ascii="Times New Roman" w:hAnsi="Times New Roman" w:cs="Times New Roman"/>
               </w:rPr>
@@ -8573,10 +8341,13 @@
         </w:tc>
         <w:tc>
           <w:tcPr>
-            <w:tcW w:w="0" w:type="auto"/>
+            <w:tcW w:w="0" w:type="dxa"/>
+            <w:shd w:val="clear" w:color="auto" w:fill="auto"/>
+            <w:vAlign w:val="center"/>
           </w:tcPr>
           <w:p>
             <w:pPr>
+              <w:spacing w:after="0"/>
               <w:rPr>
                 <w:rFonts w:ascii="Times New Roman" w:hAnsi="Times New Roman" w:cs="Times New Roman"/>
               </w:rPr>
@@ -8591,10 +8362,13 @@
         </w:tc>
         <w:tc>
           <w:tcPr>
-            <w:tcW w:w="0" w:type="auto"/>
+            <w:tcW w:w="0" w:type="dxa"/>
+            <w:shd w:val="clear" w:color="auto" w:fill="auto"/>
+            <w:vAlign w:val="center"/>
           </w:tcPr>
           <w:p>
             <w:pPr>
+              <w:spacing w:after="0"/>
               <w:rPr>
                 <w:rFonts w:ascii="Times New Roman" w:hAnsi="Times New Roman" w:cs="Times New Roman"/>
               </w:rPr>
@@ -8614,10 +8388,12 @@
         </w:trPr>
         <w:tc>
           <w:tcPr>
-            <w:tcW w:w="0" w:type="auto"/>
+            <w:tcW w:w="0" w:type="dxa"/>
+            <w:vAlign w:val="center"/>
           </w:tcPr>
           <w:p>
             <w:pPr>
+              <w:spacing w:after="0"/>
               <w:rPr>
                 <w:rFonts w:ascii="Times New Roman" w:hAnsi="Times New Roman" w:cs="Times New Roman"/>
               </w:rPr>
@@ -8632,10 +8408,12 @@
         </w:tc>
         <w:tc>
           <w:tcPr>
-            <w:tcW w:w="0" w:type="auto"/>
+            <w:tcW w:w="0" w:type="dxa"/>
+            <w:vAlign w:val="center"/>
           </w:tcPr>
           <w:p>
             <w:pPr>
+              <w:spacing w:after="0"/>
               <w:rPr>
                 <w:rFonts w:ascii="Times New Roman" w:hAnsi="Times New Roman" w:cs="Times New Roman"/>
               </w:rPr>
@@ -8650,10 +8428,12 @@
         </w:tc>
         <w:tc>
           <w:tcPr>
-            <w:tcW w:w="0" w:type="auto"/>
+            <w:tcW w:w="0" w:type="dxa"/>
+            <w:vAlign w:val="center"/>
           </w:tcPr>
           <w:p>
             <w:pPr>
+              <w:spacing w:after="0"/>
               <w:rPr>
                 <w:rFonts w:ascii="Times New Roman" w:hAnsi="Times New Roman" w:cs="Times New Roman"/>
               </w:rPr>
@@ -8668,10 +8448,12 @@
         </w:tc>
         <w:tc>
           <w:tcPr>
-            <w:tcW w:w="0" w:type="auto"/>
+            <w:tcW w:w="0" w:type="dxa"/>
+            <w:vAlign w:val="center"/>
           </w:tcPr>
           <w:p>
             <w:pPr>
+              <w:spacing w:after="0"/>
               <w:rPr>
                 <w:rFonts w:ascii="Times New Roman" w:hAnsi="Times New Roman" w:cs="Times New Roman"/>
               </w:rPr>
@@ -8686,10 +8468,12 @@
         </w:tc>
         <w:tc>
           <w:tcPr>
-            <w:tcW w:w="0" w:type="auto"/>
+            <w:tcW w:w="0" w:type="dxa"/>
+            <w:vAlign w:val="center"/>
           </w:tcPr>
           <w:p>
             <w:pPr>
+              <w:spacing w:after="0"/>
               <w:rPr>
                 <w:rFonts w:ascii="Times New Roman" w:hAnsi="Times New Roman" w:cs="Times New Roman"/>
               </w:rPr>
@@ -8704,10 +8488,12 @@
         </w:tc>
         <w:tc>
           <w:tcPr>
-            <w:tcW w:w="0" w:type="auto"/>
+            <w:tcW w:w="0" w:type="dxa"/>
+            <w:vAlign w:val="center"/>
           </w:tcPr>
           <w:p>
             <w:pPr>
+              <w:spacing w:after="0"/>
               <w:rPr>
                 <w:rFonts w:ascii="Times New Roman" w:hAnsi="Times New Roman" w:cs="Times New Roman"/>
               </w:rPr>
@@ -8722,10 +8508,12 @@
         </w:tc>
         <w:tc>
           <w:tcPr>
-            <w:tcW w:w="0" w:type="auto"/>
+            <w:tcW w:w="0" w:type="dxa"/>
+            <w:vAlign w:val="center"/>
           </w:tcPr>
           <w:p>
             <w:pPr>
+              <w:spacing w:after="0"/>
               <w:rPr>
                 <w:rFonts w:ascii="Times New Roman" w:hAnsi="Times New Roman" w:cs="Times New Roman"/>
               </w:rPr>
@@ -8740,10 +8528,12 @@
         </w:tc>
         <w:tc>
           <w:tcPr>
-            <w:tcW w:w="0" w:type="auto"/>
+            <w:tcW w:w="0" w:type="dxa"/>
+            <w:vAlign w:val="center"/>
           </w:tcPr>
           <w:p>
             <w:pPr>
+              <w:spacing w:after="0"/>
               <w:rPr>
                 <w:rFonts w:ascii="Times New Roman" w:hAnsi="Times New Roman" w:cs="Times New Roman"/>
               </w:rPr>
@@ -8758,10 +8548,12 @@
         </w:tc>
         <w:tc>
           <w:tcPr>
-            <w:tcW w:w="0" w:type="auto"/>
+            <w:tcW w:w="0" w:type="dxa"/>
+            <w:vAlign w:val="center"/>
           </w:tcPr>
           <w:p>
             <w:pPr>
+              <w:spacing w:after="0"/>
               <w:rPr>
                 <w:rFonts w:ascii="Times New Roman" w:hAnsi="Times New Roman" w:cs="Times New Roman"/>
               </w:rPr>
@@ -8776,10 +8568,12 @@
         </w:tc>
         <w:tc>
           <w:tcPr>
-            <w:tcW w:w="0" w:type="auto"/>
+            <w:tcW w:w="0" w:type="dxa"/>
+            <w:vAlign w:val="center"/>
           </w:tcPr>
           <w:p>
             <w:pPr>
+              <w:spacing w:after="0"/>
               <w:rPr>
                 <w:rFonts w:ascii="Times New Roman" w:hAnsi="Times New Roman" w:cs="Times New Roman"/>
               </w:rPr>
@@ -8794,10 +8588,12 @@
         </w:tc>
         <w:tc>
           <w:tcPr>
-            <w:tcW w:w="0" w:type="auto"/>
+            <w:tcW w:w="0" w:type="dxa"/>
+            <w:vAlign w:val="center"/>
           </w:tcPr>
           <w:p>
             <w:pPr>
+              <w:spacing w:after="0"/>
               <w:rPr>
                 <w:rFonts w:ascii="Times New Roman" w:hAnsi="Times New Roman" w:cs="Times New Roman"/>
               </w:rPr>
@@ -8818,10 +8614,13 @@
         </w:trPr>
         <w:tc>
           <w:tcPr>
-            <w:tcW w:w="0" w:type="auto"/>
+            <w:tcW w:w="0" w:type="dxa"/>
+            <w:shd w:val="clear" w:color="auto" w:fill="auto"/>
+            <w:vAlign w:val="center"/>
           </w:tcPr>
           <w:p>
             <w:pPr>
+              <w:spacing w:after="0"/>
               <w:rPr>
                 <w:rFonts w:ascii="Times New Roman" w:hAnsi="Times New Roman" w:cs="Times New Roman"/>
               </w:rPr>
@@ -8836,10 +8635,13 @@
         </w:tc>
         <w:tc>
           <w:tcPr>
-            <w:tcW w:w="0" w:type="auto"/>
+            <w:tcW w:w="0" w:type="dxa"/>
+            <w:shd w:val="clear" w:color="auto" w:fill="auto"/>
+            <w:vAlign w:val="center"/>
           </w:tcPr>
           <w:p>
             <w:pPr>
+              <w:spacing w:after="0"/>
               <w:rPr>
                 <w:rFonts w:ascii="Times New Roman" w:hAnsi="Times New Roman" w:cs="Times New Roman"/>
               </w:rPr>
@@ -8854,10 +8656,13 @@
         </w:tc>
         <w:tc>
           <w:tcPr>
-            <w:tcW w:w="0" w:type="auto"/>
+            <w:tcW w:w="0" w:type="dxa"/>
+            <w:shd w:val="clear" w:color="auto" w:fill="auto"/>
+            <w:vAlign w:val="center"/>
           </w:tcPr>
           <w:p>
             <w:pPr>
+              <w:spacing w:after="0"/>
               <w:rPr>
                 <w:rFonts w:ascii="Times New Roman" w:hAnsi="Times New Roman" w:cs="Times New Roman"/>
               </w:rPr>
@@ -8872,10 +8677,13 @@
         </w:tc>
         <w:tc>
           <w:tcPr>
-            <w:tcW w:w="0" w:type="auto"/>
+            <w:tcW w:w="0" w:type="dxa"/>
+            <w:shd w:val="clear" w:color="auto" w:fill="auto"/>
+            <w:vAlign w:val="center"/>
           </w:tcPr>
           <w:p>
             <w:pPr>
+              <w:spacing w:after="0"/>
               <w:rPr>
                 <w:rFonts w:ascii="Times New Roman" w:hAnsi="Times New Roman" w:cs="Times New Roman"/>
               </w:rPr>
@@ -8890,10 +8698,13 @@
         </w:tc>
         <w:tc>
           <w:tcPr>
-            <w:tcW w:w="0" w:type="auto"/>
+            <w:tcW w:w="0" w:type="dxa"/>
+            <w:shd w:val="clear" w:color="auto" w:fill="auto"/>
+            <w:vAlign w:val="center"/>
           </w:tcPr>
           <w:p>
             <w:pPr>
+              <w:spacing w:after="0"/>
               <w:rPr>
                 <w:rFonts w:ascii="Times New Roman" w:hAnsi="Times New Roman" w:cs="Times New Roman"/>
               </w:rPr>
@@ -8908,10 +8719,13 @@
         </w:tc>
         <w:tc>
           <w:tcPr>
-            <w:tcW w:w="0" w:type="auto"/>
+            <w:tcW w:w="0" w:type="dxa"/>
+            <w:shd w:val="clear" w:color="auto" w:fill="auto"/>
+            <w:vAlign w:val="center"/>
           </w:tcPr>
           <w:p>
             <w:pPr>
+              <w:spacing w:after="0"/>
               <w:rPr>
                 <w:rFonts w:ascii="Times New Roman" w:hAnsi="Times New Roman" w:cs="Times New Roman"/>
               </w:rPr>
@@ -8926,10 +8740,13 @@
         </w:tc>
         <w:tc>
           <w:tcPr>
-            <w:tcW w:w="0" w:type="auto"/>
+            <w:tcW w:w="0" w:type="dxa"/>
+            <w:shd w:val="clear" w:color="auto" w:fill="auto"/>
+            <w:vAlign w:val="center"/>
           </w:tcPr>
           <w:p>
             <w:pPr>
+              <w:spacing w:after="0"/>
               <w:rPr>
                 <w:rFonts w:ascii="Times New Roman" w:hAnsi="Times New Roman" w:cs="Times New Roman"/>
               </w:rPr>
@@ -8944,10 +8761,13 @@
         </w:tc>
         <w:tc>
           <w:tcPr>
-            <w:tcW w:w="0" w:type="auto"/>
+            <w:tcW w:w="0" w:type="dxa"/>
+            <w:shd w:val="clear" w:color="auto" w:fill="auto"/>
+            <w:vAlign w:val="center"/>
           </w:tcPr>
           <w:p>
             <w:pPr>
+              <w:spacing w:after="0"/>
               <w:rPr>
                 <w:rFonts w:ascii="Times New Roman" w:hAnsi="Times New Roman" w:cs="Times New Roman"/>
               </w:rPr>
@@ -8962,10 +8782,13 @@
         </w:tc>
         <w:tc>
           <w:tcPr>
-            <w:tcW w:w="0" w:type="auto"/>
+            <w:tcW w:w="0" w:type="dxa"/>
+            <w:shd w:val="clear" w:color="auto" w:fill="auto"/>
+            <w:vAlign w:val="center"/>
           </w:tcPr>
           <w:p>
             <w:pPr>
+              <w:spacing w:after="0"/>
               <w:rPr>
                 <w:rFonts w:ascii="Times New Roman" w:hAnsi="Times New Roman" w:cs="Times New Roman"/>
               </w:rPr>
@@ -8980,10 +8803,13 @@
         </w:tc>
         <w:tc>
           <w:tcPr>
-            <w:tcW w:w="0" w:type="auto"/>
+            <w:tcW w:w="0" w:type="dxa"/>
+            <w:shd w:val="clear" w:color="auto" w:fill="auto"/>
+            <w:vAlign w:val="center"/>
           </w:tcPr>
           <w:p>
             <w:pPr>
+              <w:spacing w:after="0"/>
               <w:rPr>
                 <w:rFonts w:ascii="Times New Roman" w:hAnsi="Times New Roman" w:cs="Times New Roman"/>
               </w:rPr>
@@ -8998,10 +8824,13 @@
         </w:tc>
         <w:tc>
           <w:tcPr>
-            <w:tcW w:w="0" w:type="auto"/>
+            <w:tcW w:w="0" w:type="dxa"/>
+            <w:shd w:val="clear" w:color="auto" w:fill="auto"/>
+            <w:vAlign w:val="center"/>
           </w:tcPr>
           <w:p>
             <w:pPr>
+              <w:spacing w:after="0"/>
               <w:rPr>
                 <w:rFonts w:ascii="Times New Roman" w:hAnsi="Times New Roman" w:cs="Times New Roman"/>
               </w:rPr>
@@ -9021,10 +8850,12 @@
         </w:trPr>
         <w:tc>
           <w:tcPr>
-            <w:tcW w:w="0" w:type="auto"/>
+            <w:tcW w:w="0" w:type="dxa"/>
+            <w:vAlign w:val="center"/>
           </w:tcPr>
           <w:p>
             <w:pPr>
+              <w:spacing w:after="0"/>
               <w:rPr>
                 <w:rFonts w:ascii="Times New Roman" w:hAnsi="Times New Roman" w:cs="Times New Roman"/>
               </w:rPr>
@@ -9039,10 +8870,12 @@
         </w:tc>
         <w:tc>
           <w:tcPr>
-            <w:tcW w:w="0" w:type="auto"/>
+            <w:tcW w:w="0" w:type="dxa"/>
+            <w:vAlign w:val="center"/>
           </w:tcPr>
           <w:p>
             <w:pPr>
+              <w:spacing w:after="0"/>
               <w:rPr>
                 <w:rFonts w:ascii="Times New Roman" w:hAnsi="Times New Roman" w:cs="Times New Roman"/>
               </w:rPr>
@@ -9057,10 +8890,12 @@
         </w:tc>
         <w:tc>
           <w:tcPr>
-            <w:tcW w:w="0" w:type="auto"/>
+            <w:tcW w:w="0" w:type="dxa"/>
+            <w:vAlign w:val="center"/>
           </w:tcPr>
           <w:p>
             <w:pPr>
+              <w:spacing w:after="0"/>
               <w:rPr>
                 <w:rFonts w:ascii="Times New Roman" w:hAnsi="Times New Roman" w:cs="Times New Roman"/>
               </w:rPr>
@@ -9075,10 +8910,12 @@
         </w:tc>
         <w:tc>
           <w:tcPr>
-            <w:tcW w:w="0" w:type="auto"/>
+            <w:tcW w:w="0" w:type="dxa"/>
+            <w:vAlign w:val="center"/>
           </w:tcPr>
           <w:p>
             <w:pPr>
+              <w:spacing w:after="0"/>
               <w:rPr>
                 <w:rFonts w:ascii="Times New Roman" w:hAnsi="Times New Roman" w:cs="Times New Roman"/>
               </w:rPr>
@@ -9093,10 +8930,12 @@
         </w:tc>
         <w:tc>
           <w:tcPr>
-            <w:tcW w:w="0" w:type="auto"/>
+            <w:tcW w:w="0" w:type="dxa"/>
+            <w:vAlign w:val="center"/>
           </w:tcPr>
           <w:p>
             <w:pPr>
+              <w:spacing w:after="0"/>
               <w:rPr>
                 <w:rFonts w:ascii="Times New Roman" w:hAnsi="Times New Roman" w:cs="Times New Roman"/>
               </w:rPr>
@@ -9111,10 +8950,12 @@
         </w:tc>
         <w:tc>
           <w:tcPr>
-            <w:tcW w:w="0" w:type="auto"/>
+            <w:tcW w:w="0" w:type="dxa"/>
+            <w:vAlign w:val="center"/>
           </w:tcPr>
           <w:p>
             <w:pPr>
+              <w:spacing w:after="0"/>
               <w:rPr>
                 <w:rFonts w:ascii="Times New Roman" w:hAnsi="Times New Roman" w:cs="Times New Roman"/>
               </w:rPr>
@@ -9129,10 +8970,12 @@
         </w:tc>
         <w:tc>
           <w:tcPr>
-            <w:tcW w:w="0" w:type="auto"/>
+            <w:tcW w:w="0" w:type="dxa"/>
+            <w:vAlign w:val="center"/>
           </w:tcPr>
           <w:p>
             <w:pPr>
+              <w:spacing w:after="0"/>
               <w:rPr>
                 <w:rFonts w:ascii="Times New Roman" w:hAnsi="Times New Roman" w:cs="Times New Roman"/>
               </w:rPr>
@@ -9147,10 +8990,12 @@
         </w:tc>
         <w:tc>
           <w:tcPr>
-            <w:tcW w:w="0" w:type="auto"/>
+            <w:tcW w:w="0" w:type="dxa"/>
+            <w:vAlign w:val="center"/>
           </w:tcPr>
           <w:p>
             <w:pPr>
+              <w:spacing w:after="0"/>
               <w:rPr>
                 <w:rFonts w:ascii="Times New Roman" w:hAnsi="Times New Roman" w:cs="Times New Roman"/>
               </w:rPr>
@@ -9165,10 +9010,12 @@
         </w:tc>
         <w:tc>
           <w:tcPr>
-            <w:tcW w:w="0" w:type="auto"/>
+            <w:tcW w:w="0" w:type="dxa"/>
+            <w:vAlign w:val="center"/>
           </w:tcPr>
           <w:p>
             <w:pPr>
+              <w:spacing w:after="0"/>
               <w:rPr>
                 <w:rFonts w:ascii="Times New Roman" w:hAnsi="Times New Roman" w:cs="Times New Roman"/>
               </w:rPr>
@@ -9183,10 +9030,12 @@
         </w:tc>
         <w:tc>
           <w:tcPr>
-            <w:tcW w:w="0" w:type="auto"/>
+            <w:tcW w:w="0" w:type="dxa"/>
+            <w:vAlign w:val="center"/>
           </w:tcPr>
           <w:p>
             <w:pPr>
+              <w:spacing w:after="0"/>
               <w:rPr>
                 <w:rFonts w:ascii="Times New Roman" w:hAnsi="Times New Roman" w:cs="Times New Roman"/>
               </w:rPr>
@@ -9201,10 +9050,12 @@
         </w:tc>
         <w:tc>
           <w:tcPr>
-            <w:tcW w:w="0" w:type="auto"/>
+            <w:tcW w:w="0" w:type="dxa"/>
+            <w:vAlign w:val="center"/>
           </w:tcPr>
           <w:p>
             <w:pPr>
+              <w:spacing w:after="0"/>
               <w:rPr>
                 <w:rFonts w:ascii="Times New Roman" w:hAnsi="Times New Roman" w:cs="Times New Roman"/>
               </w:rPr>
@@ -9226,16 +9077,16 @@
           <w:rFonts w:ascii="Times New Roman" w:hAnsi="Times New Roman" w:cs="Times New Roman"/>
         </w:rPr>
       </w:pPr>
-      <w:bookmarkStart w:id="22" w:name="table-2"/>
-      <w:bookmarkStart w:id="23" w:name="_Toc155468940"/>
-      <w:bookmarkEnd w:id="18"/>
+      <w:bookmarkStart w:id="22" w:name="_Toc155468940"/>
+      <w:bookmarkStart w:id="23" w:name="table-2"/>
+      <w:bookmarkEnd w:id="19"/>
       <w:r>
         <w:rPr>
           <w:rFonts w:ascii="Times New Roman" w:hAnsi="Times New Roman" w:cs="Times New Roman"/>
         </w:rPr>
         <w:t>Table 2</w:t>
       </w:r>
-      <w:bookmarkEnd w:id="23"/>
+      <w:bookmarkEnd w:id="22"/>
     </w:p>
     <w:p>
       <w:pPr>
@@ -9345,10 +9196,12 @@
         </w:trPr>
         <w:tc>
           <w:tcPr>
-            <w:tcW w:w="0" w:type="auto"/>
+            <w:tcW w:w="0" w:type="dxa"/>
+            <w:vAlign w:val="center"/>
           </w:tcPr>
           <w:p>
             <w:pPr>
+              <w:spacing w:after="0"/>
               <w:rPr>
                 <w:rFonts w:ascii="Times New Roman" w:hAnsi="Times New Roman" w:cs="Times New Roman"/>
               </w:rPr>
@@ -9365,10 +9218,12 @@
         </w:tc>
         <w:tc>
           <w:tcPr>
-            <w:tcW w:w="0" w:type="auto"/>
+            <w:tcW w:w="0" w:type="dxa"/>
+            <w:vAlign w:val="center"/>
           </w:tcPr>
           <w:p>
             <w:pPr>
+              <w:spacing w:after="0"/>
               <w:rPr>
                 <w:rFonts w:ascii="Times New Roman" w:hAnsi="Times New Roman" w:cs="Times New Roman"/>
               </w:rPr>
@@ -9385,10 +9240,12 @@
         </w:tc>
         <w:tc>
           <w:tcPr>
-            <w:tcW w:w="0" w:type="auto"/>
+            <w:tcW w:w="0" w:type="dxa"/>
+            <w:vAlign w:val="center"/>
           </w:tcPr>
           <w:p>
             <w:pPr>
+              <w:spacing w:after="0"/>
               <w:rPr>
                 <w:rFonts w:ascii="Times New Roman" w:hAnsi="Times New Roman" w:cs="Times New Roman"/>
               </w:rPr>
@@ -9405,10 +9262,12 @@
         </w:tc>
         <w:tc>
           <w:tcPr>
-            <w:tcW w:w="0" w:type="auto"/>
+            <w:tcW w:w="0" w:type="dxa"/>
+            <w:vAlign w:val="center"/>
           </w:tcPr>
           <w:p>
             <w:pPr>
+              <w:spacing w:after="0"/>
               <w:rPr>
                 <w:rFonts w:ascii="Times New Roman" w:hAnsi="Times New Roman" w:cs="Times New Roman"/>
               </w:rPr>
@@ -9425,10 +9284,12 @@
         </w:tc>
         <w:tc>
           <w:tcPr>
-            <w:tcW w:w="0" w:type="auto"/>
+            <w:tcW w:w="0" w:type="dxa"/>
+            <w:vAlign w:val="center"/>
           </w:tcPr>
           <w:p>
             <w:pPr>
+              <w:spacing w:after="0"/>
               <w:rPr>
                 <w:rFonts w:ascii="Times New Roman" w:hAnsi="Times New Roman" w:cs="Times New Roman"/>
               </w:rPr>
@@ -9449,10 +9310,13 @@
         </w:trPr>
         <w:tc>
           <w:tcPr>
-            <w:tcW w:w="0" w:type="auto"/>
+            <w:tcW w:w="0" w:type="dxa"/>
+            <w:shd w:val="clear" w:color="auto" w:fill="auto"/>
+            <w:vAlign w:val="center"/>
           </w:tcPr>
           <w:p>
             <w:pPr>
+              <w:spacing w:after="0"/>
               <w:rPr>
                 <w:rFonts w:ascii="Times New Roman" w:hAnsi="Times New Roman" w:cs="Times New Roman"/>
               </w:rPr>
@@ -9467,10 +9331,13 @@
         </w:tc>
         <w:tc>
           <w:tcPr>
-            <w:tcW w:w="0" w:type="auto"/>
+            <w:tcW w:w="0" w:type="dxa"/>
+            <w:shd w:val="clear" w:color="auto" w:fill="auto"/>
+            <w:vAlign w:val="center"/>
           </w:tcPr>
           <w:p>
             <w:pPr>
+              <w:spacing w:after="0"/>
               <w:rPr>
                 <w:rFonts w:ascii="Times New Roman" w:hAnsi="Times New Roman" w:cs="Times New Roman"/>
               </w:rPr>
@@ -9485,10 +9352,13 @@
         </w:tc>
         <w:tc>
           <w:tcPr>
-            <w:tcW w:w="0" w:type="auto"/>
+            <w:tcW w:w="0" w:type="dxa"/>
+            <w:shd w:val="clear" w:color="auto" w:fill="auto"/>
+            <w:vAlign w:val="center"/>
           </w:tcPr>
           <w:p>
             <w:pPr>
+              <w:spacing w:after="0"/>
               <w:rPr>
                 <w:rFonts w:ascii="Times New Roman" w:hAnsi="Times New Roman" w:cs="Times New Roman"/>
               </w:rPr>
@@ -9503,10 +9373,13 @@
         </w:tc>
         <w:tc>
           <w:tcPr>
-            <w:tcW w:w="0" w:type="auto"/>
+            <w:tcW w:w="0" w:type="dxa"/>
+            <w:shd w:val="clear" w:color="auto" w:fill="auto"/>
+            <w:vAlign w:val="center"/>
           </w:tcPr>
           <w:p>
             <w:pPr>
+              <w:spacing w:after="0"/>
               <w:rPr>
                 <w:rFonts w:ascii="Times New Roman" w:hAnsi="Times New Roman" w:cs="Times New Roman"/>
               </w:rPr>
@@ -9521,10 +9394,13 @@
         </w:tc>
         <w:tc>
           <w:tcPr>
-            <w:tcW w:w="0" w:type="auto"/>
+            <w:tcW w:w="0" w:type="dxa"/>
+            <w:shd w:val="clear" w:color="auto" w:fill="auto"/>
+            <w:vAlign w:val="center"/>
           </w:tcPr>
           <w:p>
             <w:pPr>
+              <w:spacing w:after="0"/>
               <w:rPr>
                 <w:rFonts w:ascii="Times New Roman" w:hAnsi="Times New Roman" w:cs="Times New Roman"/>
               </w:rPr>
@@ -9546,10 +9422,12 @@
         </w:trPr>
         <w:tc>
           <w:tcPr>
-            <w:tcW w:w="0" w:type="auto"/>
+            <w:tcW w:w="0" w:type="dxa"/>
+            <w:vAlign w:val="center"/>
           </w:tcPr>
           <w:p>
             <w:pPr>
+              <w:spacing w:after="0"/>
               <w:rPr>
                 <w:rFonts w:ascii="Times New Roman" w:hAnsi="Times New Roman" w:cs="Times New Roman"/>
               </w:rPr>
@@ -9558,17 +9436,18 @@
               <w:rPr>
                 <w:rFonts w:ascii="Times New Roman" w:hAnsi="Times New Roman" w:cs="Times New Roman"/>
               </w:rPr>
-              <w:lastRenderedPageBreak/>
               <w:t>4.9</w:t>
             </w:r>
           </w:p>
         </w:tc>
         <w:tc>
           <w:tcPr>
-            <w:tcW w:w="0" w:type="auto"/>
+            <w:tcW w:w="0" w:type="dxa"/>
+            <w:vAlign w:val="center"/>
           </w:tcPr>
           <w:p>
             <w:pPr>
+              <w:spacing w:after="0"/>
               <w:rPr>
                 <w:rFonts w:ascii="Times New Roman" w:hAnsi="Times New Roman" w:cs="Times New Roman"/>
               </w:rPr>
@@ -9583,10 +9462,12 @@
         </w:tc>
         <w:tc>
           <w:tcPr>
-            <w:tcW w:w="0" w:type="auto"/>
+            <w:tcW w:w="0" w:type="dxa"/>
+            <w:vAlign w:val="center"/>
           </w:tcPr>
           <w:p>
             <w:pPr>
+              <w:spacing w:after="0"/>
               <w:rPr>
                 <w:rFonts w:ascii="Times New Roman" w:hAnsi="Times New Roman" w:cs="Times New Roman"/>
               </w:rPr>
@@ -9601,10 +9482,12 @@
         </w:tc>
         <w:tc>
           <w:tcPr>
-            <w:tcW w:w="0" w:type="auto"/>
+            <w:tcW w:w="0" w:type="dxa"/>
+            <w:vAlign w:val="center"/>
           </w:tcPr>
           <w:p>
             <w:pPr>
+              <w:spacing w:after="0"/>
               <w:rPr>
                 <w:rFonts w:ascii="Times New Roman" w:hAnsi="Times New Roman" w:cs="Times New Roman"/>
               </w:rPr>
@@ -9619,10 +9502,12 @@
         </w:tc>
         <w:tc>
           <w:tcPr>
-            <w:tcW w:w="0" w:type="auto"/>
+            <w:tcW w:w="0" w:type="dxa"/>
+            <w:vAlign w:val="center"/>
           </w:tcPr>
           <w:p>
             <w:pPr>
+              <w:spacing w:after="0"/>
               <w:rPr>
                 <w:rFonts w:ascii="Times New Roman" w:hAnsi="Times New Roman" w:cs="Times New Roman"/>
               </w:rPr>
@@ -9645,10 +9530,13 @@
         </w:trPr>
         <w:tc>
           <w:tcPr>
-            <w:tcW w:w="0" w:type="auto"/>
+            <w:tcW w:w="0" w:type="dxa"/>
+            <w:shd w:val="clear" w:color="auto" w:fill="auto"/>
+            <w:vAlign w:val="center"/>
           </w:tcPr>
           <w:p>
             <w:pPr>
+              <w:spacing w:after="0"/>
               <w:rPr>
                 <w:rFonts w:ascii="Times New Roman" w:hAnsi="Times New Roman" w:cs="Times New Roman"/>
               </w:rPr>
@@ -9663,10 +9551,13 @@
         </w:tc>
         <w:tc>
           <w:tcPr>
-            <w:tcW w:w="0" w:type="auto"/>
+            <w:tcW w:w="0" w:type="dxa"/>
+            <w:shd w:val="clear" w:color="auto" w:fill="auto"/>
+            <w:vAlign w:val="center"/>
           </w:tcPr>
           <w:p>
             <w:pPr>
+              <w:spacing w:after="0"/>
               <w:rPr>
                 <w:rFonts w:ascii="Times New Roman" w:hAnsi="Times New Roman" w:cs="Times New Roman"/>
               </w:rPr>
@@ -9681,10 +9572,13 @@
         </w:tc>
         <w:tc>
           <w:tcPr>
-            <w:tcW w:w="0" w:type="auto"/>
+            <w:tcW w:w="0" w:type="dxa"/>
+            <w:shd w:val="clear" w:color="auto" w:fill="auto"/>
+            <w:vAlign w:val="center"/>
           </w:tcPr>
           <w:p>
             <w:pPr>
+              <w:spacing w:after="0"/>
               <w:rPr>
                 <w:rFonts w:ascii="Times New Roman" w:hAnsi="Times New Roman" w:cs="Times New Roman"/>
               </w:rPr>
@@ -9699,10 +9593,13 @@
         </w:tc>
         <w:tc>
           <w:tcPr>
-            <w:tcW w:w="0" w:type="auto"/>
+            <w:tcW w:w="0" w:type="dxa"/>
+            <w:shd w:val="clear" w:color="auto" w:fill="auto"/>
+            <w:vAlign w:val="center"/>
           </w:tcPr>
           <w:p>
             <w:pPr>
+              <w:spacing w:after="0"/>
               <w:rPr>
                 <w:rFonts w:ascii="Times New Roman" w:hAnsi="Times New Roman" w:cs="Times New Roman"/>
               </w:rPr>
@@ -9717,10 +9614,13 @@
         </w:tc>
         <w:tc>
           <w:tcPr>
-            <w:tcW w:w="0" w:type="auto"/>
+            <w:tcW w:w="0" w:type="dxa"/>
+            <w:shd w:val="clear" w:color="auto" w:fill="auto"/>
+            <w:vAlign w:val="center"/>
           </w:tcPr>
           <w:p>
             <w:pPr>
+              <w:spacing w:after="0"/>
               <w:rPr>
                 <w:rFonts w:ascii="Times New Roman" w:hAnsi="Times New Roman" w:cs="Times New Roman"/>
               </w:rPr>
@@ -9742,10 +9642,12 @@
         </w:trPr>
         <w:tc>
           <w:tcPr>
-            <w:tcW w:w="0" w:type="auto"/>
+            <w:tcW w:w="0" w:type="dxa"/>
+            <w:vAlign w:val="center"/>
           </w:tcPr>
           <w:p>
             <w:pPr>
+              <w:spacing w:after="0"/>
               <w:rPr>
                 <w:rFonts w:ascii="Times New Roman" w:hAnsi="Times New Roman" w:cs="Times New Roman"/>
               </w:rPr>
@@ -9760,10 +9662,12 @@
         </w:tc>
         <w:tc>
           <w:tcPr>
-            <w:tcW w:w="0" w:type="auto"/>
+            <w:tcW w:w="0" w:type="dxa"/>
+            <w:vAlign w:val="center"/>
           </w:tcPr>
           <w:p>
             <w:pPr>
+              <w:spacing w:after="0"/>
               <w:rPr>
                 <w:rFonts w:ascii="Times New Roman" w:hAnsi="Times New Roman" w:cs="Times New Roman"/>
               </w:rPr>
@@ -9778,10 +9682,12 @@
         </w:tc>
         <w:tc>
           <w:tcPr>
-            <w:tcW w:w="0" w:type="auto"/>
+            <w:tcW w:w="0" w:type="dxa"/>
+            <w:vAlign w:val="center"/>
           </w:tcPr>
           <w:p>
             <w:pPr>
+              <w:spacing w:after="0"/>
               <w:rPr>
                 <w:rFonts w:ascii="Times New Roman" w:hAnsi="Times New Roman" w:cs="Times New Roman"/>
               </w:rPr>
@@ -9796,10 +9702,12 @@
         </w:tc>
         <w:tc>
           <w:tcPr>
-            <w:tcW w:w="0" w:type="auto"/>
+            <w:tcW w:w="0" w:type="dxa"/>
+            <w:vAlign w:val="center"/>
           </w:tcPr>
           <w:p>
             <w:pPr>
+              <w:spacing w:after="0"/>
               <w:rPr>
                 <w:rFonts w:ascii="Times New Roman" w:hAnsi="Times New Roman" w:cs="Times New Roman"/>
               </w:rPr>
@@ -9814,10 +9722,12 @@
         </w:tc>
         <w:tc>
           <w:tcPr>
-            <w:tcW w:w="0" w:type="auto"/>
+            <w:tcW w:w="0" w:type="dxa"/>
+            <w:vAlign w:val="center"/>
           </w:tcPr>
           <w:p>
             <w:pPr>
+              <w:spacing w:after="0"/>
               <w:rPr>
                 <w:rFonts w:ascii="Times New Roman" w:hAnsi="Times New Roman" w:cs="Times New Roman"/>
               </w:rPr>
@@ -9840,10 +9750,13 @@
         </w:trPr>
         <w:tc>
           <w:tcPr>
-            <w:tcW w:w="0" w:type="auto"/>
+            <w:tcW w:w="0" w:type="dxa"/>
+            <w:shd w:val="clear" w:color="auto" w:fill="auto"/>
+            <w:vAlign w:val="center"/>
           </w:tcPr>
           <w:p>
             <w:pPr>
+              <w:spacing w:after="0"/>
               <w:rPr>
                 <w:rFonts w:ascii="Times New Roman" w:hAnsi="Times New Roman" w:cs="Times New Roman"/>
               </w:rPr>
@@ -9858,10 +9771,13 @@
         </w:tc>
         <w:tc>
           <w:tcPr>
-            <w:tcW w:w="0" w:type="auto"/>
+            <w:tcW w:w="0" w:type="dxa"/>
+            <w:shd w:val="clear" w:color="auto" w:fill="auto"/>
+            <w:vAlign w:val="center"/>
           </w:tcPr>
           <w:p>
             <w:pPr>
+              <w:spacing w:after="0"/>
               <w:rPr>
                 <w:rFonts w:ascii="Times New Roman" w:hAnsi="Times New Roman" w:cs="Times New Roman"/>
               </w:rPr>
@@ -9876,10 +9792,13 @@
         </w:tc>
         <w:tc>
           <w:tcPr>
-            <w:tcW w:w="0" w:type="auto"/>
+            <w:tcW w:w="0" w:type="dxa"/>
+            <w:shd w:val="clear" w:color="auto" w:fill="auto"/>
+            <w:vAlign w:val="center"/>
           </w:tcPr>
           <w:p>
             <w:pPr>
+              <w:spacing w:after="0"/>
               <w:rPr>
                 <w:rFonts w:ascii="Times New Roman" w:hAnsi="Times New Roman" w:cs="Times New Roman"/>
               </w:rPr>
@@ -9894,10 +9813,13 @@
         </w:tc>
         <w:tc>
           <w:tcPr>
-            <w:tcW w:w="0" w:type="auto"/>
+            <w:tcW w:w="0" w:type="dxa"/>
+            <w:shd w:val="clear" w:color="auto" w:fill="auto"/>
+            <w:vAlign w:val="center"/>
           </w:tcPr>
           <w:p>
             <w:pPr>
+              <w:spacing w:after="0"/>
               <w:rPr>
                 <w:rFonts w:ascii="Times New Roman" w:hAnsi="Times New Roman" w:cs="Times New Roman"/>
               </w:rPr>
@@ -9912,10 +9834,13 @@
         </w:tc>
         <w:tc>
           <w:tcPr>
-            <w:tcW w:w="0" w:type="auto"/>
+            <w:tcW w:w="0" w:type="dxa"/>
+            <w:shd w:val="clear" w:color="auto" w:fill="auto"/>
+            <w:vAlign w:val="center"/>
           </w:tcPr>
           <w:p>
             <w:pPr>
+              <w:spacing w:after="0"/>
               <w:rPr>
                 <w:rFonts w:ascii="Times New Roman" w:hAnsi="Times New Roman" w:cs="Times New Roman"/>
               </w:rPr>
@@ -9937,10 +9862,12 @@
         </w:trPr>
         <w:tc>
           <w:tcPr>
-            <w:tcW w:w="0" w:type="auto"/>
+            <w:tcW w:w="0" w:type="dxa"/>
+            <w:vAlign w:val="center"/>
           </w:tcPr>
           <w:p>
             <w:pPr>
+              <w:spacing w:after="0"/>
               <w:rPr>
                 <w:rFonts w:ascii="Times New Roman" w:hAnsi="Times New Roman" w:cs="Times New Roman"/>
               </w:rPr>
@@ -9955,10 +9882,12 @@
         </w:tc>
         <w:tc>
           <w:tcPr>
-            <w:tcW w:w="0" w:type="auto"/>
+            <w:tcW w:w="0" w:type="dxa"/>
+            <w:vAlign w:val="center"/>
           </w:tcPr>
           <w:p>
             <w:pPr>
+              <w:spacing w:after="0"/>
               <w:rPr>
                 <w:rFonts w:ascii="Times New Roman" w:hAnsi="Times New Roman" w:cs="Times New Roman"/>
               </w:rPr>
@@ -9973,10 +9902,12 @@
         </w:tc>
         <w:tc>
           <w:tcPr>
-            <w:tcW w:w="0" w:type="auto"/>
+            <w:tcW w:w="0" w:type="dxa"/>
+            <w:vAlign w:val="center"/>
           </w:tcPr>
           <w:p>
             <w:pPr>
+              <w:spacing w:after="0"/>
               <w:rPr>
                 <w:rFonts w:ascii="Times New Roman" w:hAnsi="Times New Roman" w:cs="Times New Roman"/>
               </w:rPr>
@@ -9991,10 +9922,12 @@
         </w:tc>
         <w:tc>
           <w:tcPr>
-            <w:tcW w:w="0" w:type="auto"/>
+            <w:tcW w:w="0" w:type="dxa"/>
+            <w:vAlign w:val="center"/>
           </w:tcPr>
           <w:p>
             <w:pPr>
+              <w:spacing w:after="0"/>
               <w:rPr>
                 <w:rFonts w:ascii="Times New Roman" w:hAnsi="Times New Roman" w:cs="Times New Roman"/>
               </w:rPr>
@@ -10009,10 +9942,12 @@
         </w:tc>
         <w:tc>
           <w:tcPr>
-            <w:tcW w:w="0" w:type="auto"/>
+            <w:tcW w:w="0" w:type="dxa"/>
+            <w:vAlign w:val="center"/>
           </w:tcPr>
           <w:p>
             <w:pPr>
+              <w:spacing w:after="0"/>
               <w:rPr>
                 <w:rFonts w:ascii="Times New Roman" w:hAnsi="Times New Roman" w:cs="Times New Roman"/>
               </w:rPr>
@@ -10036,16 +9971,16 @@
           <w:rFonts w:ascii="Times New Roman" w:hAnsi="Times New Roman" w:cs="Times New Roman"/>
         </w:rPr>
       </w:pPr>
-      <w:bookmarkStart w:id="25" w:name="table-3"/>
-      <w:bookmarkStart w:id="26" w:name="_Toc155468941"/>
-      <w:bookmarkEnd w:id="22"/>
+      <w:bookmarkStart w:id="25" w:name="_Toc155468941"/>
+      <w:bookmarkStart w:id="26" w:name="table-3"/>
+      <w:bookmarkEnd w:id="23"/>
       <w:r>
         <w:rPr>
           <w:rFonts w:ascii="Times New Roman" w:hAnsi="Times New Roman" w:cs="Times New Roman"/>
         </w:rPr>
         <w:t>Table 3</w:t>
       </w:r>
-      <w:bookmarkEnd w:id="26"/>
+      <w:bookmarkEnd w:id="25"/>
     </w:p>
     <w:p>
       <w:pPr>
@@ -10082,6 +10017,7 @@
           <w:rFonts w:ascii="Times New Roman" w:hAnsi="Times New Roman" w:cs="Times New Roman"/>
           <w:b/>
         </w:rPr>
+        <w:lastRenderedPageBreak/>
         <w:t xml:space="preserve">Table </w:t>
       </w:r>
       <w:bookmarkStart w:id="28" w:name="cars"/>
@@ -10154,10 +10090,12 @@
         </w:trPr>
         <w:tc>
           <w:tcPr>
-            <w:tcW w:w="0" w:type="auto"/>
+            <w:tcW w:w="0" w:type="dxa"/>
+            <w:vAlign w:val="center"/>
           </w:tcPr>
           <w:p>
             <w:pPr>
+              <w:spacing w:after="0"/>
               <w:rPr>
                 <w:rFonts w:ascii="Times New Roman" w:hAnsi="Times New Roman" w:cs="Times New Roman"/>
               </w:rPr>
@@ -10172,10 +10110,12 @@
         </w:tc>
         <w:tc>
           <w:tcPr>
-            <w:tcW w:w="0" w:type="auto"/>
+            <w:tcW w:w="0" w:type="dxa"/>
+            <w:vAlign w:val="center"/>
           </w:tcPr>
           <w:p>
             <w:pPr>
+              <w:spacing w:after="0"/>
               <w:rPr>
                 <w:rFonts w:ascii="Times New Roman" w:hAnsi="Times New Roman" w:cs="Times New Roman"/>
               </w:rPr>
@@ -10198,10 +10138,13 @@
         </w:trPr>
         <w:tc>
           <w:tcPr>
-            <w:tcW w:w="0" w:type="auto"/>
+            <w:tcW w:w="0" w:type="dxa"/>
+            <w:shd w:val="clear" w:color="auto" w:fill="auto"/>
+            <w:vAlign w:val="center"/>
           </w:tcPr>
           <w:p>
             <w:pPr>
+              <w:spacing w:after="0"/>
               <w:rPr>
                 <w:rFonts w:ascii="Times New Roman" w:hAnsi="Times New Roman" w:cs="Times New Roman"/>
               </w:rPr>
@@ -10216,10 +10159,13 @@
         </w:tc>
         <w:tc>
           <w:tcPr>
-            <w:tcW w:w="0" w:type="auto"/>
+            <w:tcW w:w="0" w:type="dxa"/>
+            <w:shd w:val="clear" w:color="auto" w:fill="auto"/>
+            <w:vAlign w:val="center"/>
           </w:tcPr>
           <w:p>
             <w:pPr>
+              <w:spacing w:after="0"/>
               <w:rPr>
                 <w:rFonts w:ascii="Times New Roman" w:hAnsi="Times New Roman" w:cs="Times New Roman"/>
               </w:rPr>
@@ -10239,10 +10185,12 @@
         </w:trPr>
         <w:tc>
           <w:tcPr>
-            <w:tcW w:w="0" w:type="auto"/>
+            <w:tcW w:w="0" w:type="dxa"/>
+            <w:vAlign w:val="center"/>
           </w:tcPr>
           <w:p>
             <w:pPr>
+              <w:spacing w:after="0"/>
               <w:rPr>
                 <w:rFonts w:ascii="Times New Roman" w:hAnsi="Times New Roman" w:cs="Times New Roman"/>
               </w:rPr>
@@ -10257,10 +10205,12 @@
         </w:tc>
         <w:tc>
           <w:tcPr>
-            <w:tcW w:w="0" w:type="auto"/>
+            <w:tcW w:w="0" w:type="dxa"/>
+            <w:vAlign w:val="center"/>
           </w:tcPr>
           <w:p>
             <w:pPr>
+              <w:spacing w:after="0"/>
               <w:rPr>
                 <w:rFonts w:ascii="Times New Roman" w:hAnsi="Times New Roman" w:cs="Times New Roman"/>
               </w:rPr>
@@ -10281,10 +10231,13 @@
         </w:trPr>
         <w:tc>
           <w:tcPr>
-            <w:tcW w:w="0" w:type="auto"/>
+            <w:tcW w:w="0" w:type="dxa"/>
+            <w:shd w:val="clear" w:color="auto" w:fill="auto"/>
+            <w:vAlign w:val="center"/>
           </w:tcPr>
           <w:p>
             <w:pPr>
+              <w:spacing w:after="0"/>
               <w:rPr>
                 <w:rFonts w:ascii="Times New Roman" w:hAnsi="Times New Roman" w:cs="Times New Roman"/>
               </w:rPr>
@@ -10299,10 +10252,13 @@
         </w:tc>
         <w:tc>
           <w:tcPr>
-            <w:tcW w:w="0" w:type="auto"/>
+            <w:tcW w:w="0" w:type="dxa"/>
+            <w:shd w:val="clear" w:color="auto" w:fill="auto"/>
+            <w:vAlign w:val="center"/>
           </w:tcPr>
           <w:p>
             <w:pPr>
+              <w:spacing w:after="0"/>
               <w:rPr>
                 <w:rFonts w:ascii="Times New Roman" w:hAnsi="Times New Roman" w:cs="Times New Roman"/>
               </w:rPr>
@@ -10322,10 +10278,12 @@
         </w:trPr>
         <w:tc>
           <w:tcPr>
-            <w:tcW w:w="0" w:type="auto"/>
+            <w:tcW w:w="0" w:type="dxa"/>
+            <w:vAlign w:val="center"/>
           </w:tcPr>
           <w:p>
             <w:pPr>
+              <w:spacing w:after="0"/>
               <w:rPr>
                 <w:rFonts w:ascii="Times New Roman" w:hAnsi="Times New Roman" w:cs="Times New Roman"/>
               </w:rPr>
@@ -10340,10 +10298,12 @@
         </w:tc>
         <w:tc>
           <w:tcPr>
-            <w:tcW w:w="0" w:type="auto"/>
+            <w:tcW w:w="0" w:type="dxa"/>
+            <w:vAlign w:val="center"/>
           </w:tcPr>
           <w:p>
             <w:pPr>
+              <w:spacing w:after="0"/>
               <w:rPr>
                 <w:rFonts w:ascii="Times New Roman" w:hAnsi="Times New Roman" w:cs="Times New Roman"/>
               </w:rPr>
@@ -10364,10 +10324,13 @@
         </w:trPr>
         <w:tc>
           <w:tcPr>
-            <w:tcW w:w="0" w:type="auto"/>
+            <w:tcW w:w="0" w:type="dxa"/>
+            <w:shd w:val="clear" w:color="auto" w:fill="auto"/>
+            <w:vAlign w:val="center"/>
           </w:tcPr>
           <w:p>
             <w:pPr>
+              <w:spacing w:after="0"/>
               <w:rPr>
                 <w:rFonts w:ascii="Times New Roman" w:hAnsi="Times New Roman" w:cs="Times New Roman"/>
               </w:rPr>
@@ -10382,10 +10345,13 @@
         </w:tc>
         <w:tc>
           <w:tcPr>
-            <w:tcW w:w="0" w:type="auto"/>
+            <w:tcW w:w="0" w:type="dxa"/>
+            <w:shd w:val="clear" w:color="auto" w:fill="auto"/>
+            <w:vAlign w:val="center"/>
           </w:tcPr>
           <w:p>
             <w:pPr>
+              <w:spacing w:after="0"/>
               <w:rPr>
                 <w:rFonts w:ascii="Times New Roman" w:hAnsi="Times New Roman" w:cs="Times New Roman"/>
               </w:rPr>
@@ -10405,10 +10371,12 @@
         </w:trPr>
         <w:tc>
           <w:tcPr>
-            <w:tcW w:w="0" w:type="auto"/>
+            <w:tcW w:w="0" w:type="dxa"/>
+            <w:vAlign w:val="center"/>
           </w:tcPr>
           <w:p>
             <w:pPr>
+              <w:spacing w:after="0"/>
               <w:rPr>
                 <w:rFonts w:ascii="Times New Roman" w:hAnsi="Times New Roman" w:cs="Times New Roman"/>
               </w:rPr>
@@ -10423,10 +10391,12 @@
         </w:tc>
         <w:tc>
           <w:tcPr>
-            <w:tcW w:w="0" w:type="auto"/>
+            <w:tcW w:w="0" w:type="dxa"/>
+            <w:vAlign w:val="center"/>
           </w:tcPr>
           <w:p>
             <w:pPr>
+              <w:spacing w:after="0"/>
               <w:rPr>
                 <w:rFonts w:ascii="Times New Roman" w:hAnsi="Times New Roman" w:cs="Times New Roman"/>
               </w:rPr>
@@ -10448,17 +10418,17 @@
           <w:rFonts w:ascii="Times New Roman" w:hAnsi="Times New Roman" w:cs="Times New Roman"/>
         </w:rPr>
       </w:pPr>
-      <w:bookmarkStart w:id="29" w:name="figures"/>
-      <w:bookmarkStart w:id="30" w:name="_Toc155468942"/>
-      <w:bookmarkEnd w:id="16"/>
-      <w:bookmarkEnd w:id="25"/>
+      <w:bookmarkStart w:id="29" w:name="_Toc155468942"/>
+      <w:bookmarkStart w:id="30" w:name="figures"/>
+      <w:bookmarkEnd w:id="17"/>
+      <w:bookmarkEnd w:id="26"/>
       <w:r>
         <w:rPr>
           <w:rFonts w:ascii="Times New Roman" w:hAnsi="Times New Roman" w:cs="Times New Roman"/>
         </w:rPr>
         <w:t>figures</w:t>
       </w:r>
-      <w:bookmarkEnd w:id="30"/>
+      <w:bookmarkEnd w:id="29"/>
     </w:p>
     <w:p>
       <w:pPr>
@@ -10467,15 +10437,15 @@
           <w:rFonts w:ascii="Times New Roman" w:hAnsi="Times New Roman" w:cs="Times New Roman"/>
         </w:rPr>
       </w:pPr>
-      <w:bookmarkStart w:id="31" w:name="a-boxplot"/>
-      <w:bookmarkStart w:id="32" w:name="_Toc155468943"/>
+      <w:bookmarkStart w:id="31" w:name="_Toc155468943"/>
+      <w:bookmarkStart w:id="32" w:name="a-boxplot"/>
       <w:r>
         <w:rPr>
           <w:rFonts w:ascii="Times New Roman" w:hAnsi="Times New Roman" w:cs="Times New Roman"/>
         </w:rPr>
         <w:t>A boxplot</w:t>
       </w:r>
-      <w:bookmarkEnd w:id="32"/>
+      <w:bookmarkEnd w:id="31"/>
     </w:p>
     <w:p>
       <w:pPr>
@@ -10541,7 +10511,6 @@
           <w:rFonts w:ascii="Times New Roman" w:hAnsi="Times New Roman" w:cs="Times New Roman"/>
           <w:noProof/>
         </w:rPr>
-        <w:lastRenderedPageBreak/>
         <w:drawing>
           <wp:inline distT="0" distB="0" distL="0" distR="0" wp14:anchorId="437F9439" wp14:editId="10662DB8">
             <wp:extent cx="4572000" cy="3657600"/>
@@ -10657,9 +10626,9 @@
           <w:rFonts w:ascii="Times New Roman" w:hAnsi="Times New Roman" w:cs="Times New Roman"/>
         </w:rPr>
       </w:pPr>
-      <w:bookmarkStart w:id="35" w:name="a-barplot"/>
-      <w:bookmarkStart w:id="36" w:name="_Toc155468944"/>
-      <w:bookmarkEnd w:id="31"/>
+      <w:bookmarkStart w:id="35" w:name="_Toc155468944"/>
+      <w:bookmarkStart w:id="36" w:name="a-barplot"/>
+      <w:bookmarkEnd w:id="32"/>
       <w:r>
         <w:rPr>
           <w:rFonts w:ascii="Times New Roman" w:hAnsi="Times New Roman" w:cs="Times New Roman"/>
@@ -10673,7 +10642,7 @@
         </w:rPr>
         <w:t>barplot</w:t>
       </w:r>
-      <w:bookmarkEnd w:id="36"/>
+      <w:bookmarkEnd w:id="35"/>
       <w:proofErr w:type="spellEnd"/>
     </w:p>
     <w:p>
@@ -10866,17 +10835,17 @@
           <w:rFonts w:ascii="Times New Roman" w:hAnsi="Times New Roman" w:cs="Times New Roman"/>
         </w:rPr>
       </w:pPr>
-      <w:bookmarkStart w:id="39" w:name="lists"/>
-      <w:bookmarkStart w:id="40" w:name="_Toc155468945"/>
-      <w:bookmarkEnd w:id="29"/>
-      <w:bookmarkEnd w:id="35"/>
+      <w:bookmarkStart w:id="39" w:name="_Toc155468945"/>
+      <w:bookmarkStart w:id="40" w:name="lists"/>
+      <w:bookmarkEnd w:id="30"/>
+      <w:bookmarkEnd w:id="36"/>
       <w:r>
         <w:rPr>
           <w:rFonts w:ascii="Times New Roman" w:hAnsi="Times New Roman" w:cs="Times New Roman"/>
         </w:rPr>
         <w:t>Lists</w:t>
       </w:r>
-      <w:bookmarkEnd w:id="40"/>
+      <w:bookmarkEnd w:id="39"/>
     </w:p>
     <w:p>
       <w:pPr>
@@ -10888,21 +10857,7 @@
         <w:rPr>
           <w:rFonts w:ascii="Times New Roman" w:hAnsi="Times New Roman" w:cs="Times New Roman"/>
         </w:rPr>
-        <w:t xml:space="preserve">Amet </w:t>
-      </w:r>
-      <w:proofErr w:type="spellStart"/>
-      <w:r>
-        <w:rPr>
-          <w:rFonts w:ascii="Times New Roman" w:hAnsi="Times New Roman" w:cs="Times New Roman"/>
-        </w:rPr>
-        <w:t>nunc</w:t>
-      </w:r>
-      <w:proofErr w:type="spellEnd"/>
-      <w:r>
-        <w:rPr>
-          <w:rFonts w:ascii="Times New Roman" w:hAnsi="Times New Roman" w:cs="Times New Roman"/>
-        </w:rPr>
-        <w:t xml:space="preserve"> eros </w:t>
+        <w:t xml:space="preserve">Amet nunc eros </w:t>
       </w:r>
       <w:proofErr w:type="spellStart"/>
       <w:r>
@@ -11594,21 +11549,7 @@
         <w:rPr>
           <w:rFonts w:ascii="Times New Roman" w:hAnsi="Times New Roman" w:cs="Times New Roman"/>
         </w:rPr>
-        <w:t xml:space="preserve"> </w:t>
-      </w:r>
-      <w:proofErr w:type="spellStart"/>
-      <w:r>
-        <w:rPr>
-          <w:rFonts w:ascii="Times New Roman" w:hAnsi="Times New Roman" w:cs="Times New Roman"/>
-        </w:rPr>
-        <w:t>nunc</w:t>
-      </w:r>
-      <w:proofErr w:type="spellEnd"/>
-      <w:r>
-        <w:rPr>
-          <w:rFonts w:ascii="Times New Roman" w:hAnsi="Times New Roman" w:cs="Times New Roman"/>
-        </w:rPr>
-        <w:t xml:space="preserve"> </w:t>
+        <w:t xml:space="preserve"> nunc </w:t>
       </w:r>
       <w:proofErr w:type="spellStart"/>
       <w:r>
@@ -12286,21 +12227,7 @@
         <w:rPr>
           <w:rFonts w:ascii="Times New Roman" w:hAnsi="Times New Roman" w:cs="Times New Roman"/>
         </w:rPr>
-        <w:t xml:space="preserve"> </w:t>
-      </w:r>
-      <w:proofErr w:type="spellStart"/>
-      <w:r>
-        <w:rPr>
-          <w:rFonts w:ascii="Times New Roman" w:hAnsi="Times New Roman" w:cs="Times New Roman"/>
-        </w:rPr>
-        <w:t>nunc</w:t>
-      </w:r>
-      <w:proofErr w:type="spellEnd"/>
-      <w:r>
-        <w:rPr>
-          <w:rFonts w:ascii="Times New Roman" w:hAnsi="Times New Roman" w:cs="Times New Roman"/>
-        </w:rPr>
-        <w:t xml:space="preserve"> </w:t>
+        <w:t xml:space="preserve"> nunc </w:t>
       </w:r>
       <w:proofErr w:type="spellStart"/>
       <w:r>
@@ -13018,21 +12945,7 @@
         <w:rPr>
           <w:rFonts w:ascii="Times New Roman" w:hAnsi="Times New Roman" w:cs="Times New Roman"/>
         </w:rPr>
-        <w:t xml:space="preserve"> </w:t>
-      </w:r>
-      <w:proofErr w:type="spellStart"/>
-      <w:r>
-        <w:rPr>
-          <w:rFonts w:ascii="Times New Roman" w:hAnsi="Times New Roman" w:cs="Times New Roman"/>
-        </w:rPr>
-        <w:t>nec</w:t>
-      </w:r>
-      <w:proofErr w:type="spellEnd"/>
-      <w:r>
-        <w:rPr>
-          <w:rFonts w:ascii="Times New Roman" w:hAnsi="Times New Roman" w:cs="Times New Roman"/>
-        </w:rPr>
-        <w:t xml:space="preserve"> </w:t>
+        <w:t xml:space="preserve"> nec </w:t>
       </w:r>
       <w:proofErr w:type="spellStart"/>
       <w:r>
@@ -13342,16 +13255,16 @@
           <w:rFonts w:ascii="Times New Roman" w:hAnsi="Times New Roman" w:cs="Times New Roman"/>
         </w:rPr>
       </w:pPr>
-      <w:bookmarkStart w:id="41" w:name="reference"/>
-      <w:bookmarkStart w:id="42" w:name="_Toc155468946"/>
-      <w:bookmarkEnd w:id="39"/>
+      <w:bookmarkStart w:id="41" w:name="_Toc155468946"/>
+      <w:bookmarkStart w:id="42" w:name="reference"/>
+      <w:bookmarkEnd w:id="40"/>
       <w:r>
         <w:rPr>
           <w:rFonts w:ascii="Times New Roman" w:hAnsi="Times New Roman" w:cs="Times New Roman"/>
         </w:rPr>
         <w:t>Reference</w:t>
       </w:r>
-      <w:bookmarkEnd w:id="42"/>
+      <w:bookmarkEnd w:id="41"/>
     </w:p>
     <w:p>
       <w:pPr>
@@ -13382,17 +13295,17 @@
           <w:rPr>
             <w:rFonts w:ascii="Times New Roman" w:hAnsi="Times New Roman" w:cs="Times New Roman"/>
           </w:rPr>
-        </w:r>
-        <w:r>
-          <w:rPr>
-            <w:rFonts w:ascii="Times New Roman" w:hAnsi="Times New Roman" w:cs="Times New Roman"/>
-          </w:rPr>
           <w:instrText xml:space="preserve"> \* MERGEFORMAT </w:instrText>
         </w:r>
         <w:r>
           <w:rPr>
             <w:rFonts w:ascii="Times New Roman" w:hAnsi="Times New Roman" w:cs="Times New Roman"/>
           </w:rPr>
+        </w:r>
+        <w:r>
+          <w:rPr>
+            <w:rFonts w:ascii="Times New Roman" w:hAnsi="Times New Roman" w:cs="Times New Roman"/>
+          </w:rPr>
           <w:fldChar w:fldCharType="separate"/>
         </w:r>
         <w:r>
@@ -13433,17 +13346,17 @@
           <w:rPr>
             <w:rFonts w:ascii="Times New Roman" w:hAnsi="Times New Roman" w:cs="Times New Roman"/>
           </w:rPr>
-        </w:r>
-        <w:r>
-          <w:rPr>
-            <w:rFonts w:ascii="Times New Roman" w:hAnsi="Times New Roman" w:cs="Times New Roman"/>
-          </w:rPr>
           <w:instrText xml:space="preserve"> \* MERGEFORMAT </w:instrText>
         </w:r>
         <w:r>
           <w:rPr>
             <w:rFonts w:ascii="Times New Roman" w:hAnsi="Times New Roman" w:cs="Times New Roman"/>
           </w:rPr>
+        </w:r>
+        <w:r>
+          <w:rPr>
+            <w:rFonts w:ascii="Times New Roman" w:hAnsi="Times New Roman" w:cs="Times New Roman"/>
+          </w:rPr>
           <w:fldChar w:fldCharType="separate"/>
         </w:r>
         <w:r>
@@ -13467,7 +13380,7 @@
         </w:rPr>
         <w:t>!</w:t>
       </w:r>
-      <w:bookmarkEnd w:id="41"/>
+      <w:bookmarkEnd w:id="42"/>
     </w:p>
     <w:sectPr>
       <w:footerReference w:type="even" r:id="rId10"/>
@@ -13482,7 +13395,7 @@
 </file>
 
 <file path=word/endnotes.xml><?xml version="1.0" encoding="utf-8"?>
-<w:endnotes xmlns:wpc="http://schemas.microsoft.com/office/word/2010/wordprocessingCanvas" xmlns:cx="http://schemas.microsoft.com/office/drawing/2014/chartex" xmlns:cx1="http://schemas.microsoft.com/office/drawing/2015/9/8/chartex" xmlns:cx2="http://schemas.microsoft.com/office/drawing/2015/10/21/chartex" xmlns:cx3="http://schemas.microsoft.com/office/drawing/2016/5/9/chartex" xmlns:cx4="http://schemas.microsoft.com/office/drawing/2016/5/10/chartex" xmlns:cx5="http://schemas.microsoft.com/office/drawing/2016/5/11/chartex" xmlns:cx6="http://schemas.microsoft.com/office/drawing/2016/5/12/chartex" xmlns:cx7="http://schemas.microsoft.com/office/drawing/2016/5/13/chartex" xmlns:cx8="http://schemas.microsoft.com/office/drawing/2016/5/14/chartex" xmlns:mc="http://schemas.openxmlformats.org/markup-compatibility/2006" xmlns:aink="http://schemas.microsoft.com/office/drawing/2016/ink" xmlns:am3d="http://schemas.microsoft.com/office/drawing/2017/model3d" xmlns:o="urn:schemas-microsoft-com:office:office" xmlns:oel="http://schemas.microsoft.com/office/2019/extlst" xmlns:r="http://schemas.openxmlformats.org/officeDocument/2006/relationships" xmlns:m="http://schemas.openxmlformats.org/officeDocument/2006/math" xmlns:v="urn:schemas-microsoft-com:vml" xmlns:wp14="http://schemas.microsoft.com/office/word/2010/wordprocessingDrawing" xmlns:wp="http://schemas.openxmlformats.org/drawingml/2006/wordprocessingDrawing" xmlns:w10="urn:schemas-microsoft-com:office:word" xmlns:w="http://schemas.openxmlformats.org/wordprocessingml/2006/main" xmlns:w14="http://schemas.microsoft.com/office/word/2010/wordml" xmlns:w15="http://schemas.microsoft.com/office/word/2012/wordml" xmlns:w16cex="http://schemas.microsoft.com/office/word/2018/wordml/cex" xmlns:w16cid="http://schemas.microsoft.com/office/word/2016/wordml/cid" xmlns:w16="http://schemas.microsoft.com/office/word/2018/wordml" xmlns:w16sdtdh="http://schemas.microsoft.com/office/word/2020/wordml/sdtdatahash" xmlns:w16se="http://schemas.microsoft.com/office/word/2015/wordml/symex" xmlns:wpg="http://schemas.microsoft.com/office/word/2010/wordprocessingGroup" xmlns:wpi="http://schemas.microsoft.com/office/word/2010/wordprocessingInk" xmlns:wne="http://schemas.microsoft.com/office/word/2006/wordml" xmlns:wps="http://schemas.microsoft.com/office/word/2010/wordprocessingShape" mc:Ignorable="w14 w15 w16se w16cid w16 w16cex w16sdtdh wp14">
+<w:endnotes xmlns:wpc="http://schemas.microsoft.com/office/word/2010/wordprocessingCanvas" xmlns:cx="http://schemas.microsoft.com/office/drawing/2014/chartex" xmlns:cx1="http://schemas.microsoft.com/office/drawing/2015/9/8/chartex" xmlns:cx2="http://schemas.microsoft.com/office/drawing/2015/10/21/chartex" xmlns:cx3="http://schemas.microsoft.com/office/drawing/2016/5/9/chartex" xmlns:cx4="http://schemas.microsoft.com/office/drawing/2016/5/10/chartex" xmlns:cx5="http://schemas.microsoft.com/office/drawing/2016/5/11/chartex" xmlns:cx6="http://schemas.microsoft.com/office/drawing/2016/5/12/chartex" xmlns:cx7="http://schemas.microsoft.com/office/drawing/2016/5/13/chartex" xmlns:cx8="http://schemas.microsoft.com/office/drawing/2016/5/14/chartex" xmlns:mc="http://schemas.openxmlformats.org/markup-compatibility/2006" xmlns:aink="http://schemas.microsoft.com/office/drawing/2016/ink" xmlns:am3d="http://schemas.microsoft.com/office/drawing/2017/model3d" xmlns:o="urn:schemas-microsoft-com:office:office" xmlns:oel="http://schemas.microsoft.com/office/2019/extlst" xmlns:r="http://schemas.openxmlformats.org/officeDocument/2006/relationships" xmlns:m="http://schemas.openxmlformats.org/officeDocument/2006/math" xmlns:v="urn:schemas-microsoft-com:vml" xmlns:wp14="http://schemas.microsoft.com/office/word/2010/wordprocessingDrawing" xmlns:wp="http://schemas.openxmlformats.org/drawingml/2006/wordprocessingDrawing" xmlns:w10="urn:schemas-microsoft-com:office:word" xmlns:w="http://schemas.openxmlformats.org/wordprocessingml/2006/main" xmlns:w14="http://schemas.microsoft.com/office/word/2010/wordml" xmlns:w15="http://schemas.microsoft.com/office/word/2012/wordml" xmlns:w16cex="http://schemas.microsoft.com/office/word/2018/wordml/cex" xmlns:w16cid="http://schemas.microsoft.com/office/word/2016/wordml/cid" xmlns:w16="http://schemas.microsoft.com/office/word/2018/wordml" xmlns:w16du="http://schemas.microsoft.com/office/word/2023/wordml/word16du" xmlns:w16sdtdh="http://schemas.microsoft.com/office/word/2020/wordml/sdtdatahash" xmlns:w16sdtfl="http://schemas.microsoft.com/office/word/2024/wordml/sdtformatlock" xmlns:w16se="http://schemas.microsoft.com/office/word/2015/wordml/symex" xmlns:wpg="http://schemas.microsoft.com/office/word/2010/wordprocessingGroup" xmlns:wpi="http://schemas.microsoft.com/office/word/2010/wordprocessingInk" xmlns:wne="http://schemas.microsoft.com/office/word/2006/wordml" xmlns:wps="http://schemas.microsoft.com/office/word/2010/wordprocessingShape" mc:Ignorable="w14 w15 w16se w16cid w16 w16cex w16sdtdh w16sdtfl w16du wp14">
   <w:endnote w:type="separator" w:id="-1">
     <w:p>
       <w:pPr>
@@ -13507,7 +13420,7 @@
 </file>
 
 <file path=word/footer1.xml><?xml version="1.0" encoding="utf-8"?>
-<w:ftr xmlns:wpc="http://schemas.microsoft.com/office/word/2010/wordprocessingCanvas" xmlns:cx="http://schemas.microsoft.com/office/drawing/2014/chartex" xmlns:cx1="http://schemas.microsoft.com/office/drawing/2015/9/8/chartex" xmlns:cx2="http://schemas.microsoft.com/office/drawing/2015/10/21/chartex" xmlns:cx3="http://schemas.microsoft.com/office/drawing/2016/5/9/chartex" xmlns:cx4="http://schemas.microsoft.com/office/drawing/2016/5/10/chartex" xmlns:cx5="http://schemas.microsoft.com/office/drawing/2016/5/11/chartex" xmlns:cx6="http://schemas.microsoft.com/office/drawing/2016/5/12/chartex" xmlns:cx7="http://schemas.microsoft.com/office/drawing/2016/5/13/chartex" xmlns:cx8="http://schemas.microsoft.com/office/drawing/2016/5/14/chartex" xmlns:mc="http://schemas.openxmlformats.org/markup-compatibility/2006" xmlns:aink="http://schemas.microsoft.com/office/drawing/2016/ink" xmlns:am3d="http://schemas.microsoft.com/office/drawing/2017/model3d" xmlns:o="urn:schemas-microsoft-com:office:office" xmlns:oel="http://schemas.microsoft.com/office/2019/extlst" xmlns:r="http://schemas.openxmlformats.org/officeDocument/2006/relationships" xmlns:m="http://schemas.openxmlformats.org/officeDocument/2006/math" xmlns:v="urn:schemas-microsoft-com:vml" xmlns:wp14="http://schemas.microsoft.com/office/word/2010/wordprocessingDrawing" xmlns:wp="http://schemas.openxmlformats.org/drawingml/2006/wordprocessingDrawing" xmlns:w10="urn:schemas-microsoft-com:office:word" xmlns:w="http://schemas.openxmlformats.org/wordprocessingml/2006/main" xmlns:w14="http://schemas.microsoft.com/office/word/2010/wordml" xmlns:w15="http://schemas.microsoft.com/office/word/2012/wordml" xmlns:w16cex="http://schemas.microsoft.com/office/word/2018/wordml/cex" xmlns:w16cid="http://schemas.microsoft.com/office/word/2016/wordml/cid" xmlns:w16="http://schemas.microsoft.com/office/word/2018/wordml" xmlns:w16sdtdh="http://schemas.microsoft.com/office/word/2020/wordml/sdtdatahash" xmlns:w16se="http://schemas.microsoft.com/office/word/2015/wordml/symex" xmlns:wpg="http://schemas.microsoft.com/office/word/2010/wordprocessingGroup" xmlns:wpi="http://schemas.microsoft.com/office/word/2010/wordprocessingInk" xmlns:wne="http://schemas.microsoft.com/office/word/2006/wordml" xmlns:wps="http://schemas.microsoft.com/office/word/2010/wordprocessingShape" mc:Ignorable="w14 w15 w16se w16cid w16 w16cex w16sdtdh wp14">
+<w:ftr xmlns:wpc="http://schemas.microsoft.com/office/word/2010/wordprocessingCanvas" xmlns:cx="http://schemas.microsoft.com/office/drawing/2014/chartex" xmlns:cx1="http://schemas.microsoft.com/office/drawing/2015/9/8/chartex" xmlns:cx2="http://schemas.microsoft.com/office/drawing/2015/10/21/chartex" xmlns:cx3="http://schemas.microsoft.com/office/drawing/2016/5/9/chartex" xmlns:cx4="http://schemas.microsoft.com/office/drawing/2016/5/10/chartex" xmlns:cx5="http://schemas.microsoft.com/office/drawing/2016/5/11/chartex" xmlns:cx6="http://schemas.microsoft.com/office/drawing/2016/5/12/chartex" xmlns:cx7="http://schemas.microsoft.com/office/drawing/2016/5/13/chartex" xmlns:cx8="http://schemas.microsoft.com/office/drawing/2016/5/14/chartex" xmlns:mc="http://schemas.openxmlformats.org/markup-compatibility/2006" xmlns:aink="http://schemas.microsoft.com/office/drawing/2016/ink" xmlns:am3d="http://schemas.microsoft.com/office/drawing/2017/model3d" xmlns:o="urn:schemas-microsoft-com:office:office" xmlns:oel="http://schemas.microsoft.com/office/2019/extlst" xmlns:r="http://schemas.openxmlformats.org/officeDocument/2006/relationships" xmlns:m="http://schemas.openxmlformats.org/officeDocument/2006/math" xmlns:v="urn:schemas-microsoft-com:vml" xmlns:wp14="http://schemas.microsoft.com/office/word/2010/wordprocessingDrawing" xmlns:wp="http://schemas.openxmlformats.org/drawingml/2006/wordprocessingDrawing" xmlns:w10="urn:schemas-microsoft-com:office:word" xmlns:w="http://schemas.openxmlformats.org/wordprocessingml/2006/main" xmlns:w14="http://schemas.microsoft.com/office/word/2010/wordml" xmlns:w15="http://schemas.microsoft.com/office/word/2012/wordml" xmlns:w16cex="http://schemas.microsoft.com/office/word/2018/wordml/cex" xmlns:w16cid="http://schemas.microsoft.com/office/word/2016/wordml/cid" xmlns:w16="http://schemas.microsoft.com/office/word/2018/wordml" xmlns:w16du="http://schemas.microsoft.com/office/word/2023/wordml/word16du" xmlns:w16sdtdh="http://schemas.microsoft.com/office/word/2020/wordml/sdtdatahash" xmlns:w16sdtfl="http://schemas.microsoft.com/office/word/2024/wordml/sdtformatlock" xmlns:w16se="http://schemas.microsoft.com/office/word/2015/wordml/symex" xmlns:wpg="http://schemas.microsoft.com/office/word/2010/wordprocessingGroup" xmlns:wpi="http://schemas.microsoft.com/office/word/2010/wordprocessingInk" xmlns:wne="http://schemas.microsoft.com/office/word/2006/wordml" xmlns:wps="http://schemas.microsoft.com/office/word/2010/wordprocessingShape" mc:Ignorable="w14 w15 w16se w16cid w16 w16cex w16sdtdh w16sdtfl w16du wp14">
   <w:sdt>
     <w:sdtPr>
       <w:rPr>
@@ -13572,7 +13485,7 @@
 </file>
 
 <file path=word/footer2.xml><?xml version="1.0" encoding="utf-8"?>
-<w:ftr xmlns:wpc="http://schemas.microsoft.com/office/word/2010/wordprocessingCanvas" xmlns:cx="http://schemas.microsoft.com/office/drawing/2014/chartex" xmlns:cx1="http://schemas.microsoft.com/office/drawing/2015/9/8/chartex" xmlns:cx2="http://schemas.microsoft.com/office/drawing/2015/10/21/chartex" xmlns:cx3="http://schemas.microsoft.com/office/drawing/2016/5/9/chartex" xmlns:cx4="http://schemas.microsoft.com/office/drawing/2016/5/10/chartex" xmlns:cx5="http://schemas.microsoft.com/office/drawing/2016/5/11/chartex" xmlns:cx6="http://schemas.microsoft.com/office/drawing/2016/5/12/chartex" xmlns:cx7="http://schemas.microsoft.com/office/drawing/2016/5/13/chartex" xmlns:cx8="http://schemas.microsoft.com/office/drawing/2016/5/14/chartex" xmlns:mc="http://schemas.openxmlformats.org/markup-compatibility/2006" xmlns:aink="http://schemas.microsoft.com/office/drawing/2016/ink" xmlns:am3d="http://schemas.microsoft.com/office/drawing/2017/model3d" xmlns:o="urn:schemas-microsoft-com:office:office" xmlns:oel="http://schemas.microsoft.com/office/2019/extlst" xmlns:r="http://schemas.openxmlformats.org/officeDocument/2006/relationships" xmlns:m="http://schemas.openxmlformats.org/officeDocument/2006/math" xmlns:v="urn:schemas-microsoft-com:vml" xmlns:wp14="http://schemas.microsoft.com/office/word/2010/wordprocessingDrawing" xmlns:wp="http://schemas.openxmlformats.org/drawingml/2006/wordprocessingDrawing" xmlns:w10="urn:schemas-microsoft-com:office:word" xmlns:w="http://schemas.openxmlformats.org/wordprocessingml/2006/main" xmlns:w14="http://schemas.microsoft.com/office/word/2010/wordml" xmlns:w15="http://schemas.microsoft.com/office/word/2012/wordml" xmlns:w16cex="http://schemas.microsoft.com/office/word/2018/wordml/cex" xmlns:w16cid="http://schemas.microsoft.com/office/word/2016/wordml/cid" xmlns:w16="http://schemas.microsoft.com/office/word/2018/wordml" xmlns:w16sdtdh="http://schemas.microsoft.com/office/word/2020/wordml/sdtdatahash" xmlns:w16se="http://schemas.microsoft.com/office/word/2015/wordml/symex" xmlns:wpg="http://schemas.microsoft.com/office/word/2010/wordprocessingGroup" xmlns:wpi="http://schemas.microsoft.com/office/word/2010/wordprocessingInk" xmlns:wne="http://schemas.microsoft.com/office/word/2006/wordml" xmlns:wps="http://schemas.microsoft.com/office/word/2010/wordprocessingShape" mc:Ignorable="w14 w15 w16se w16cid w16 w16cex w16sdtdh wp14">
+<w:ftr xmlns:wpc="http://schemas.microsoft.com/office/word/2010/wordprocessingCanvas" xmlns:cx="http://schemas.microsoft.com/office/drawing/2014/chartex" xmlns:cx1="http://schemas.microsoft.com/office/drawing/2015/9/8/chartex" xmlns:cx2="http://schemas.microsoft.com/office/drawing/2015/10/21/chartex" xmlns:cx3="http://schemas.microsoft.com/office/drawing/2016/5/9/chartex" xmlns:cx4="http://schemas.microsoft.com/office/drawing/2016/5/10/chartex" xmlns:cx5="http://schemas.microsoft.com/office/drawing/2016/5/11/chartex" xmlns:cx6="http://schemas.microsoft.com/office/drawing/2016/5/12/chartex" xmlns:cx7="http://schemas.microsoft.com/office/drawing/2016/5/13/chartex" xmlns:cx8="http://schemas.microsoft.com/office/drawing/2016/5/14/chartex" xmlns:mc="http://schemas.openxmlformats.org/markup-compatibility/2006" xmlns:aink="http://schemas.microsoft.com/office/drawing/2016/ink" xmlns:am3d="http://schemas.microsoft.com/office/drawing/2017/model3d" xmlns:o="urn:schemas-microsoft-com:office:office" xmlns:oel="http://schemas.microsoft.com/office/2019/extlst" xmlns:r="http://schemas.openxmlformats.org/officeDocument/2006/relationships" xmlns:m="http://schemas.openxmlformats.org/officeDocument/2006/math" xmlns:v="urn:schemas-microsoft-com:vml" xmlns:wp14="http://schemas.microsoft.com/office/word/2010/wordprocessingDrawing" xmlns:wp="http://schemas.openxmlformats.org/drawingml/2006/wordprocessingDrawing" xmlns:w10="urn:schemas-microsoft-com:office:word" xmlns:w="http://schemas.openxmlformats.org/wordprocessingml/2006/main" xmlns:w14="http://schemas.microsoft.com/office/word/2010/wordml" xmlns:w15="http://schemas.microsoft.com/office/word/2012/wordml" xmlns:w16cex="http://schemas.microsoft.com/office/word/2018/wordml/cex" xmlns:w16cid="http://schemas.microsoft.com/office/word/2016/wordml/cid" xmlns:w16="http://schemas.microsoft.com/office/word/2018/wordml" xmlns:w16du="http://schemas.microsoft.com/office/word/2023/wordml/word16du" xmlns:w16sdtdh="http://schemas.microsoft.com/office/word/2020/wordml/sdtdatahash" xmlns:w16sdtfl="http://schemas.microsoft.com/office/word/2024/wordml/sdtformatlock" xmlns:w16se="http://schemas.microsoft.com/office/word/2015/wordml/symex" xmlns:wpg="http://schemas.microsoft.com/office/word/2010/wordprocessingGroup" xmlns:wpi="http://schemas.microsoft.com/office/word/2010/wordprocessingInk" xmlns:wne="http://schemas.microsoft.com/office/word/2006/wordml" xmlns:wps="http://schemas.microsoft.com/office/word/2010/wordprocessingShape" mc:Ignorable="w14 w15 w16se w16cid w16 w16cex w16sdtdh w16sdtfl w16du wp14">
   <w:sdt>
     <w:sdtPr>
       <w:rPr>
@@ -13637,7 +13550,7 @@
 </file>
 
 <file path=word/footnotes.xml><?xml version="1.0" encoding="utf-8"?>
-<w:footnotes xmlns:wpc="http://schemas.microsoft.com/office/word/2010/wordprocessingCanvas" xmlns:cx="http://schemas.microsoft.com/office/drawing/2014/chartex" xmlns:cx1="http://schemas.microsoft.com/office/drawing/2015/9/8/chartex" xmlns:cx2="http://schemas.microsoft.com/office/drawing/2015/10/21/chartex" xmlns:cx3="http://schemas.microsoft.com/office/drawing/2016/5/9/chartex" xmlns:cx4="http://schemas.microsoft.com/office/drawing/2016/5/10/chartex" xmlns:cx5="http://schemas.microsoft.com/office/drawing/2016/5/11/chartex" xmlns:cx6="http://schemas.microsoft.com/office/drawing/2016/5/12/chartex" xmlns:cx7="http://schemas.microsoft.com/office/drawing/2016/5/13/chartex" xmlns:cx8="http://schemas.microsoft.com/office/drawing/2016/5/14/chartex" xmlns:mc="http://schemas.openxmlformats.org/markup-compatibility/2006" xmlns:aink="http://schemas.microsoft.com/office/drawing/2016/ink" xmlns:am3d="http://schemas.microsoft.com/office/drawing/2017/model3d" xmlns:o="urn:schemas-microsoft-com:office:office" xmlns:oel="http://schemas.microsoft.com/office/2019/extlst" xmlns:r="http://schemas.openxmlformats.org/officeDocument/2006/relationships" xmlns:m="http://schemas.openxmlformats.org/officeDocument/2006/math" xmlns:v="urn:schemas-microsoft-com:vml" xmlns:wp14="http://schemas.microsoft.com/office/word/2010/wordprocessingDrawing" xmlns:wp="http://schemas.openxmlformats.org/drawingml/2006/wordprocessingDrawing" xmlns:w10="urn:schemas-microsoft-com:office:word" xmlns:w="http://schemas.openxmlformats.org/wordprocessingml/2006/main" xmlns:w14="http://schemas.microsoft.com/office/word/2010/wordml" xmlns:w15="http://schemas.microsoft.com/office/word/2012/wordml" xmlns:w16cex="http://schemas.microsoft.com/office/word/2018/wordml/cex" xmlns:w16cid="http://schemas.microsoft.com/office/word/2016/wordml/cid" xmlns:w16="http://schemas.microsoft.com/office/word/2018/wordml" xmlns:w16sdtdh="http://schemas.microsoft.com/office/word/2020/wordml/sdtdatahash" xmlns:w16se="http://schemas.microsoft.com/office/word/2015/wordml/symex" xmlns:wpg="http://schemas.microsoft.com/office/word/2010/wordprocessingGroup" xmlns:wpi="http://schemas.microsoft.com/office/word/2010/wordprocessingInk" xmlns:wne="http://schemas.microsoft.com/office/word/2006/wordml" xmlns:wps="http://schemas.microsoft.com/office/word/2010/wordprocessingShape" mc:Ignorable="w14 w15 w16se w16cid w16 w16cex w16sdtdh wp14">
+<w:footnotes xmlns:wpc="http://schemas.microsoft.com/office/word/2010/wordprocessingCanvas" xmlns:cx="http://schemas.microsoft.com/office/drawing/2014/chartex" xmlns:cx1="http://schemas.microsoft.com/office/drawing/2015/9/8/chartex" xmlns:cx2="http://schemas.microsoft.com/office/drawing/2015/10/21/chartex" xmlns:cx3="http://schemas.microsoft.com/office/drawing/2016/5/9/chartex" xmlns:cx4="http://schemas.microsoft.com/office/drawing/2016/5/10/chartex" xmlns:cx5="http://schemas.microsoft.com/office/drawing/2016/5/11/chartex" xmlns:cx6="http://schemas.microsoft.com/office/drawing/2016/5/12/chartex" xmlns:cx7="http://schemas.microsoft.com/office/drawing/2016/5/13/chartex" xmlns:cx8="http://schemas.microsoft.com/office/drawing/2016/5/14/chartex" xmlns:mc="http://schemas.openxmlformats.org/markup-compatibility/2006" xmlns:aink="http://schemas.microsoft.com/office/drawing/2016/ink" xmlns:am3d="http://schemas.microsoft.com/office/drawing/2017/model3d" xmlns:o="urn:schemas-microsoft-com:office:office" xmlns:oel="http://schemas.microsoft.com/office/2019/extlst" xmlns:r="http://schemas.openxmlformats.org/officeDocument/2006/relationships" xmlns:m="http://schemas.openxmlformats.org/officeDocument/2006/math" xmlns:v="urn:schemas-microsoft-com:vml" xmlns:wp14="http://schemas.microsoft.com/office/word/2010/wordprocessingDrawing" xmlns:wp="http://schemas.openxmlformats.org/drawingml/2006/wordprocessingDrawing" xmlns:w10="urn:schemas-microsoft-com:office:word" xmlns:w="http://schemas.openxmlformats.org/wordprocessingml/2006/main" xmlns:w14="http://schemas.microsoft.com/office/word/2010/wordml" xmlns:w15="http://schemas.microsoft.com/office/word/2012/wordml" xmlns:w16cex="http://schemas.microsoft.com/office/word/2018/wordml/cex" xmlns:w16cid="http://schemas.microsoft.com/office/word/2016/wordml/cid" xmlns:w16="http://schemas.microsoft.com/office/word/2018/wordml" xmlns:w16du="http://schemas.microsoft.com/office/word/2023/wordml/word16du" xmlns:w16sdtdh="http://schemas.microsoft.com/office/word/2020/wordml/sdtdatahash" xmlns:w16sdtfl="http://schemas.microsoft.com/office/word/2024/wordml/sdtformatlock" xmlns:w16se="http://schemas.microsoft.com/office/word/2015/wordml/symex" xmlns:wpg="http://schemas.microsoft.com/office/word/2010/wordprocessingGroup" xmlns:wpi="http://schemas.microsoft.com/office/word/2010/wordprocessingInk" xmlns:wne="http://schemas.microsoft.com/office/word/2006/wordml" xmlns:wps="http://schemas.microsoft.com/office/word/2010/wordprocessingShape" mc:Ignorable="w14 w15 w16se w16cid w16 w16cex w16sdtdh w16sdtfl w16du wp14">
   <w:footnote w:type="separator" w:id="-1">
     <w:p>
       <w:pPr>
@@ -13662,7 +13575,7 @@
 </file>
 
 <file path=word/numbering.xml><?xml version="1.0" encoding="utf-8"?>
-<w:numbering xmlns:wpc="http://schemas.microsoft.com/office/word/2010/wordprocessingCanvas" xmlns:cx="http://schemas.microsoft.com/office/drawing/2014/chartex" xmlns:cx1="http://schemas.microsoft.com/office/drawing/2015/9/8/chartex" xmlns:cx2="http://schemas.microsoft.com/office/drawing/2015/10/21/chartex" xmlns:cx3="http://schemas.microsoft.com/office/drawing/2016/5/9/chartex" xmlns:cx4="http://schemas.microsoft.com/office/drawing/2016/5/10/chartex" xmlns:cx5="http://schemas.microsoft.com/office/drawing/2016/5/11/chartex" xmlns:cx6="http://schemas.microsoft.com/office/drawing/2016/5/12/chartex" xmlns:cx7="http://schemas.microsoft.com/office/drawing/2016/5/13/chartex" xmlns:cx8="http://schemas.microsoft.com/office/drawing/2016/5/14/chartex" xmlns:mc="http://schemas.openxmlformats.org/markup-compatibility/2006" xmlns:aink="http://schemas.microsoft.com/office/drawing/2016/ink" xmlns:am3d="http://schemas.microsoft.com/office/drawing/2017/model3d" xmlns:o="urn:schemas-microsoft-com:office:office" xmlns:oel="http://schemas.microsoft.com/office/2019/extlst" xmlns:r="http://schemas.openxmlformats.org/officeDocument/2006/relationships" xmlns:m="http://schemas.openxmlformats.org/officeDocument/2006/math" xmlns:v="urn:schemas-microsoft-com:vml" xmlns:wp14="http://schemas.microsoft.com/office/word/2010/wordprocessingDrawing" xmlns:wp="http://schemas.openxmlformats.org/drawingml/2006/wordprocessingDrawing" xmlns:w10="urn:schemas-microsoft-com:office:word" xmlns:w="http://schemas.openxmlformats.org/wordprocessingml/2006/main" xmlns:w14="http://schemas.microsoft.com/office/word/2010/wordml" xmlns:w15="http://schemas.microsoft.com/office/word/2012/wordml" xmlns:w16cex="http://schemas.microsoft.com/office/word/2018/wordml/cex" xmlns:w16cid="http://schemas.microsoft.com/office/word/2016/wordml/cid" xmlns:w16="http://schemas.microsoft.com/office/word/2018/wordml" xmlns:w16sdtdh="http://schemas.microsoft.com/office/word/2020/wordml/sdtdatahash" xmlns:w16se="http://schemas.microsoft.com/office/word/2015/wordml/symex" xmlns:wpg="http://schemas.microsoft.com/office/word/2010/wordprocessingGroup" xmlns:wpi="http://schemas.microsoft.com/office/word/2010/wordprocessingInk" xmlns:wne="http://schemas.microsoft.com/office/word/2006/wordml" xmlns:wps="http://schemas.microsoft.com/office/word/2010/wordprocessingShape" mc:Ignorable="w14 w15 w16se w16cid w16 w16cex w16sdtdh wp14">
+<w:numbering xmlns:wpc="http://schemas.microsoft.com/office/word/2010/wordprocessingCanvas" xmlns:cx="http://schemas.microsoft.com/office/drawing/2014/chartex" xmlns:cx1="http://schemas.microsoft.com/office/drawing/2015/9/8/chartex" xmlns:cx2="http://schemas.microsoft.com/office/drawing/2015/10/21/chartex" xmlns:cx3="http://schemas.microsoft.com/office/drawing/2016/5/9/chartex" xmlns:cx4="http://schemas.microsoft.com/office/drawing/2016/5/10/chartex" xmlns:cx5="http://schemas.microsoft.com/office/drawing/2016/5/11/chartex" xmlns:cx6="http://schemas.microsoft.com/office/drawing/2016/5/12/chartex" xmlns:cx7="http://schemas.microsoft.com/office/drawing/2016/5/13/chartex" xmlns:cx8="http://schemas.microsoft.com/office/drawing/2016/5/14/chartex" xmlns:mc="http://schemas.openxmlformats.org/markup-compatibility/2006" xmlns:aink="http://schemas.microsoft.com/office/drawing/2016/ink" xmlns:am3d="http://schemas.microsoft.com/office/drawing/2017/model3d" xmlns:o="urn:schemas-microsoft-com:office:office" xmlns:oel="http://schemas.microsoft.com/office/2019/extlst" xmlns:r="http://schemas.openxmlformats.org/officeDocument/2006/relationships" xmlns:m="http://schemas.openxmlformats.org/officeDocument/2006/math" xmlns:v="urn:schemas-microsoft-com:vml" xmlns:wp14="http://schemas.microsoft.com/office/word/2010/wordprocessingDrawing" xmlns:wp="http://schemas.openxmlformats.org/drawingml/2006/wordprocessingDrawing" xmlns:w10="urn:schemas-microsoft-com:office:word" xmlns:w="http://schemas.openxmlformats.org/wordprocessingml/2006/main" xmlns:w14="http://schemas.microsoft.com/office/word/2010/wordml" xmlns:w15="http://schemas.microsoft.com/office/word/2012/wordml" xmlns:w16cex="http://schemas.microsoft.com/office/word/2018/wordml/cex" xmlns:w16cid="http://schemas.microsoft.com/office/word/2016/wordml/cid" xmlns:w16="http://schemas.microsoft.com/office/word/2018/wordml" xmlns:w16du="http://schemas.microsoft.com/office/word/2023/wordml/word16du" xmlns:w16sdtdh="http://schemas.microsoft.com/office/word/2020/wordml/sdtdatahash" xmlns:w16sdtfl="http://schemas.microsoft.com/office/word/2024/wordml/sdtformatlock" xmlns:w16se="http://schemas.microsoft.com/office/word/2015/wordml/symex" xmlns:wpg="http://schemas.microsoft.com/office/word/2010/wordprocessingGroup" xmlns:wpi="http://schemas.microsoft.com/office/word/2010/wordprocessingInk" xmlns:wne="http://schemas.microsoft.com/office/word/2006/wordml" xmlns:wps="http://schemas.microsoft.com/office/word/2010/wordprocessingShape" mc:Ignorable="w14 w15 w16se w16cid w16 w16cex w16sdtdh w16sdtfl w16du wp14">
   <w:abstractNum w:abstractNumId="0" w15:restartNumberingAfterBreak="0">
     <w:nsid w:val="FFFFFF7C"/>
     <w:multiLevelType w:val="singleLevel"/>
@@ -15456,7 +15369,7 @@
 </file>
 
 <file path=word/styles.xml><?xml version="1.0" encoding="utf-8"?>
-<w:styles xmlns:mc="http://schemas.openxmlformats.org/markup-compatibility/2006" xmlns:r="http://schemas.openxmlformats.org/officeDocument/2006/relationships" xmlns:w="http://schemas.openxmlformats.org/wordprocessingml/2006/main" xmlns:w14="http://schemas.microsoft.com/office/word/2010/wordml" xmlns:w15="http://schemas.microsoft.com/office/word/2012/wordml" xmlns:w16cex="http://schemas.microsoft.com/office/word/2018/wordml/cex" xmlns:w16cid="http://schemas.microsoft.com/office/word/2016/wordml/cid" xmlns:w16="http://schemas.microsoft.com/office/word/2018/wordml" xmlns:w16sdtdh="http://schemas.microsoft.com/office/word/2020/wordml/sdtdatahash" xmlns:w16se="http://schemas.microsoft.com/office/word/2015/wordml/symex" mc:Ignorable="w14 w15 w16se w16cid w16 w16cex w16sdtdh">
+<w:styles xmlns:mc="http://schemas.openxmlformats.org/markup-compatibility/2006" xmlns:r="http://schemas.openxmlformats.org/officeDocument/2006/relationships" xmlns:w="http://schemas.openxmlformats.org/wordprocessingml/2006/main" xmlns:w14="http://schemas.microsoft.com/office/word/2010/wordml" xmlns:w15="http://schemas.microsoft.com/office/word/2012/wordml" xmlns:w16cex="http://schemas.microsoft.com/office/word/2018/wordml/cex" xmlns:w16cid="http://schemas.microsoft.com/office/word/2016/wordml/cid" xmlns:w16="http://schemas.microsoft.com/office/word/2018/wordml" xmlns:w16du="http://schemas.microsoft.com/office/word/2023/wordml/word16du" xmlns:w16sdtdh="http://schemas.microsoft.com/office/word/2020/wordml/sdtdatahash" xmlns:w16sdtfl="http://schemas.microsoft.com/office/word/2024/wordml/sdtformatlock" xmlns:w16se="http://schemas.microsoft.com/office/word/2015/wordml/symex" mc:Ignorable="w14 w15 w16se w16cid w16 w16cex w16sdtdh w16sdtfl w16du">
   <w:docDefaults>
     <w:rPrDefault>
       <w:rPr>
